--- a/print/letter/four-color-pen--all.docx
+++ b/print/letter/four-color-pen--all.docx
@@ -125,10 +125,8 @@
         </w:tblBorders>
       </w:tblPr>
       <w:tblGrid>
-        <w:gridCol w:w="1980"/>
-        <w:gridCol w:w="1980"/>
-        <w:gridCol w:w="1980"/>
-        <w:gridCol w:w="1980"/>
+        <w:gridCol w:w="3960"/>
+        <w:gridCol w:w="3960"/>
       </w:tblGrid>
       <w:tr>
         <w:trPr>
@@ -158,35 +156,7 @@
               <w:jc w:val="left"/>
             </w:pPr>
             <w:r>
-              <w:t xml:space="preserve">Time</w:t>
-            </w:r>
-          </w:p>
-        </w:tc>
-        <w:tc>
-          <w:tcPr>
-            <w:shd w:val="clear" w:color="auto" w:fill="F3EEFF"/>
-          </w:tcPr>
-          <w:p>
-            <w:pPr>
-              <w:pStyle w:val="Compact"/>
-              <w:jc w:val="left"/>
-            </w:pPr>
-            <w:r>
-              <w:t xml:space="preserve">🧽 Cleanup</w:t>
-            </w:r>
-          </w:p>
-        </w:tc>
-        <w:tc>
-          <w:tcPr>
-            <w:shd w:val="clear" w:color="auto" w:fill="F3EEFF"/>
-          </w:tcPr>
-          <w:p>
-            <w:pPr>
-              <w:pStyle w:val="Compact"/>
-              <w:jc w:val="left"/>
-            </w:pPr>
-            <w:r>
-              <w:t xml:space="preserve">Ages</w:t>
+              <w:t xml:space="preserve">Badges</w:t>
             </w:r>
           </w:p>
         </w:tc>
@@ -212,31 +182,7 @@
               <w:jc w:val="left"/>
             </w:pPr>
             <w:r>
-              <w:t xml:space="preserve">⏱️ 25 min</w:t>
-            </w:r>
-          </w:p>
-        </w:tc>
-        <w:tc>
-          <w:tcPr/>
-          <w:p>
-            <w:pPr>
-              <w:pStyle w:val="Compact"/>
-              <w:jc w:val="left"/>
-            </w:pPr>
-            <w:r>
-              <w:t xml:space="preserve">$</w:t>
-            </w:r>
-          </w:p>
-        </w:tc>
-        <w:tc>
-          <w:tcPr/>
-          <w:p>
-            <w:pPr>
-              <w:pStyle w:val="Compact"/>
-              <w:jc w:val="left"/>
-            </w:pPr>
-            <w:r>
-              <w:t xml:space="preserve">5+</w:t>
+              <w:t xml:space="preserve">🕰️ Long · 40 min · ✨ No cleanup · 🤫 Silent · 🏠 Indoor · 👤👥 Solo or group · 🎂 Ages 6–11+</w:t>
             </w:r>
           </w:p>
         </w:tc>
@@ -262,31 +208,7 @@
               <w:jc w:val="left"/>
             </w:pPr>
             <w:r>
-              <w:t xml:space="preserve">⏱️ 20 min</w:t>
-            </w:r>
-          </w:p>
-        </w:tc>
-        <w:tc>
-          <w:tcPr/>
-          <w:p>
-            <w:pPr>
-              <w:pStyle w:val="Compact"/>
-              <w:jc w:val="left"/>
-            </w:pPr>
-            <w:r>
-              <w:t xml:space="preserve">$</w:t>
-            </w:r>
-          </w:p>
-        </w:tc>
-        <w:tc>
-          <w:tcPr/>
-          <w:p>
-            <w:pPr>
-              <w:pStyle w:val="Compact"/>
-              <w:jc w:val="left"/>
-            </w:pPr>
-            <w:r>
-              <w:t xml:space="preserve">5+</w:t>
+              <w:t xml:space="preserve">⏳ Medium · 20 min · ✨ No cleanup · 🔊 Not as quiet · 🏠🌳 In or out · 👤👥 Solo or group · 🎂 Ages 6–11+</w:t>
             </w:r>
           </w:p>
         </w:tc>
@@ -312,31 +234,7 @@
               <w:jc w:val="left"/>
             </w:pPr>
             <w:r>
-              <w:t xml:space="preserve">⏱️ 15 min</w:t>
-            </w:r>
-          </w:p>
-        </w:tc>
-        <w:tc>
-          <w:tcPr/>
-          <w:p>
-            <w:pPr>
-              <w:pStyle w:val="Compact"/>
-              <w:jc w:val="left"/>
-            </w:pPr>
-            <w:r>
-              <w:t xml:space="preserve">$</w:t>
-            </w:r>
-          </w:p>
-        </w:tc>
-        <w:tc>
-          <w:tcPr/>
-          <w:p>
-            <w:pPr>
-              <w:pStyle w:val="Compact"/>
-              <w:jc w:val="left"/>
-            </w:pPr>
-            <w:r>
-              <w:t xml:space="preserve">5+</w:t>
+              <w:t xml:space="preserve">⚡ Short · 15 min · ✨ No cleanup · 🔉 Quiet · 🏠🌳 In or out · 👥 Group · 🎂 Ages 6–11+</w:t>
             </w:r>
           </w:p>
         </w:tc>
@@ -362,31 +260,7 @@
               <w:jc w:val="left"/>
             </w:pPr>
             <w:r>
-              <w:t xml:space="preserve">⏱️ 15 min</w:t>
-            </w:r>
-          </w:p>
-        </w:tc>
-        <w:tc>
-          <w:tcPr/>
-          <w:p>
-            <w:pPr>
-              <w:pStyle w:val="Compact"/>
-              <w:jc w:val="left"/>
-            </w:pPr>
-            <w:r>
-              <w:t xml:space="preserve">$</w:t>
-            </w:r>
-          </w:p>
-        </w:tc>
-        <w:tc>
-          <w:tcPr/>
-          <w:p>
-            <w:pPr>
-              <w:pStyle w:val="Compact"/>
-              <w:jc w:val="left"/>
-            </w:pPr>
-            <w:r>
-              <w:t xml:space="preserve">4+</w:t>
+              <w:t xml:space="preserve">⚡ Short · 15 min · ✨ No cleanup · 🤫 Silent · 🏠🌳 In or out · 👤 Solo · 🎂 Ages 6–11+</w:t>
             </w:r>
           </w:p>
         </w:tc>
@@ -412,31 +286,7 @@
               <w:jc w:val="left"/>
             </w:pPr>
             <w:r>
-              <w:t xml:space="preserve">⏱️ 20 min</w:t>
-            </w:r>
-          </w:p>
-        </w:tc>
-        <w:tc>
-          <w:tcPr/>
-          <w:p>
-            <w:pPr>
-              <w:pStyle w:val="Compact"/>
-              <w:jc w:val="left"/>
-            </w:pPr>
-            <w:r>
-              <w:t xml:space="preserve">$</w:t>
-            </w:r>
-          </w:p>
-        </w:tc>
-        <w:tc>
-          <w:tcPr/>
-          <w:p>
-            <w:pPr>
-              <w:pStyle w:val="Compact"/>
-              <w:jc w:val="left"/>
-            </w:pPr>
-            <w:r>
-              <w:t xml:space="preserve">4+</w:t>
+              <w:t xml:space="preserve">⏳ Medium · 25 min · ✨ No cleanup · 🤫 Silent · 🏠 Indoor · 👤 Solo · 🎂 Ages 6–11+</w:t>
             </w:r>
           </w:p>
         </w:tc>
@@ -462,31 +312,7 @@
               <w:jc w:val="left"/>
             </w:pPr>
             <w:r>
-              <w:t xml:space="preserve">⏱️ 30 min</w:t>
-            </w:r>
-          </w:p>
-        </w:tc>
-        <w:tc>
-          <w:tcPr/>
-          <w:p>
-            <w:pPr>
-              <w:pStyle w:val="Compact"/>
-              <w:jc w:val="left"/>
-            </w:pPr>
-            <w:r>
-              <w:t xml:space="preserve">$</w:t>
-            </w:r>
-          </w:p>
-        </w:tc>
-        <w:tc>
-          <w:tcPr/>
-          <w:p>
-            <w:pPr>
-              <w:pStyle w:val="Compact"/>
-              <w:jc w:val="left"/>
-            </w:pPr>
-            <w:r>
-              <w:t xml:space="preserve">6+</w:t>
+              <w:t xml:space="preserve">🕰️ Long · 40 min · ✨ No cleanup · 🤫 Silent · 🏠 Indoor · 👤 Solo · 🎂 Ages 6–11+</w:t>
             </w:r>
           </w:p>
         </w:tc>
@@ -494,7 +320,7 @@
     </w:tbl>
     <w:bookmarkEnd w:id="20"/>
     <w:bookmarkEnd w:id="21"/>
-    <w:bookmarkStart w:id="41" w:name="X25ba82c50e7f21de354ed1144d32ee4c04cb4a1"/>
+    <w:bookmarkStart w:id="44" w:name="X25ba82c50e7f21de354ed1144d32ee4c04cb4a1"/>
     <w:p>
       <w:pPr>
         <w:pStyle w:val="Heading1"/>
@@ -509,55 +335,17 @@
         <w:pStyle w:val="FirstParagraph"/>
       </w:pPr>
       <w:r>
-        <w:t xml:space="preserve">⏱️</w:t>
-      </w:r>
-      <w:r>
-        <w:t xml:space="preserve"> </w:t>
-      </w:r>
-      <w:r>
-        <w:rPr>
-          <w:bCs/>
-          <w:b/>
-        </w:rPr>
-        <w:t xml:space="preserve">25 min</w:t>
-      </w:r>
-      <w:r>
-        <w:t xml:space="preserve"> </w:t>
-      </w:r>
-      <w:r>
-        <w:t xml:space="preserve">· 🧽 Cleanup</w:t>
-      </w:r>
-      <w:r>
-        <w:t xml:space="preserve"> </w:t>
-      </w:r>
-      <w:r>
-        <w:rPr>
-          <w:bCs/>
-          <w:b/>
-        </w:rPr>
-        <w:t xml:space="preserve">$</w:t>
-      </w:r>
-      <w:r>
-        <w:t xml:space="preserve"> </w:t>
-      </w:r>
-      <w:r>
-        <w:t xml:space="preserve">(Quick wipe (2 min) 🧻) · 👧 Ages</w:t>
-      </w:r>
-      <w:r>
-        <w:t xml:space="preserve"> </w:t>
-      </w:r>
-      <w:r>
-        <w:rPr>
-          <w:bCs/>
-          <w:b/>
-        </w:rPr>
-        <w:t xml:space="preserve">5+</w:t>
-      </w:r>
-      <w:r>
-        <w:t xml:space="preserve"> </w:t>
-      </w:r>
-      <w:r>
-        <w:t xml:space="preserve">· ✏️ Table</w:t>
+        <w:rPr>
+          <w:bCs/>
+          <w:b/>
+        </w:rPr>
+        <w:t xml:space="preserve">🕰️ Long · 40 min</w:t>
+      </w:r>
+      <w:r>
+        <w:t xml:space="preserve"> </w:t>
+      </w:r>
+      <w:r>
+        <w:t xml:space="preserve">· ✨ No cleanup · 🤫 Silent · 🏠 Indoor · 👤👥 Solo or group · 🎂 Ages 6–11+</w:t>
       </w:r>
     </w:p>
     <w:p>
@@ -977,141 +765,258 @@
     </w:p>
     <w:bookmarkEnd w:id="29"/>
     <w:bookmarkEnd w:id="30"/>
-    <w:bookmarkStart w:id="34" w:name="X90575d67fe14a03ef1898ae2a832688b148a116"/>
+    <w:bookmarkStart w:id="37" w:name="X67012d8413f3110ab14b8e2014e44e49739ed72"/>
     <w:p>
       <w:pPr>
         <w:pStyle w:val="Heading2"/>
       </w:pPr>
       <w:r>
-        <w:t xml:space="preserve">🌟 Level Up</w:t>
-      </w:r>
-    </w:p>
-    <w:bookmarkStart w:id="31" w:name="X7ac29abf67c27e4f28e3ba90c5f047b9d2e7a21"/>
+        <w:t xml:space="preserve">🎚️ By Age</w:t>
+      </w:r>
+    </w:p>
+    <w:p>
+      <w:pPr>
+        <w:pStyle w:val="FirstParagraph"/>
+      </w:pPr>
+      <w:r>
+        <w:t xml:space="preserve">🎂 Pick the age. Every age can do the main steps — this is the</w:t>
+      </w:r>
+      <w:r>
+        <w:t xml:space="preserve"> </w:t>
+      </w:r>
+      <w:r>
+        <w:rPr>
+          <w:bCs/>
+          <w:b/>
+        </w:rPr>
+        <w:t xml:space="preserve">extra challenge</w:t>
+      </w:r>
+      <w:r>
+        <w:t xml:space="preserve">.</w:t>
+      </w:r>
+    </w:p>
+    <w:bookmarkStart w:id="31" w:name="Xd9a988c13166dcb49a5852075871601ad97e5df"/>
     <w:p>
       <w:pPr>
         <w:pStyle w:val="Heading3"/>
       </w:pPr>
       <w:r>
-        <w:t xml:space="preserve">🥉 Easy</w:t>
-      </w:r>
-    </w:p>
-    <w:p>
-      <w:pPr>
-        <w:pStyle w:val="FirstParagraph"/>
-      </w:pPr>
-      <w:r>
-        <w:t xml:space="preserve">Draw your</w:t>
-      </w:r>
-      <w:r>
-        <w:t xml:space="preserve"> </w:t>
-      </w:r>
-      <w:r>
-        <w:rPr>
-          <w:bCs/>
-          <w:b/>
-        </w:rPr>
-        <w:t xml:space="preserve">room from above</w:t>
-      </w:r>
-      <w:r>
-        <w:t xml:space="preserve"> </w:t>
-      </w:r>
-      <w:r>
-        <w:t xml:space="preserve">— like a bird sees it 🐦</w:t>
+        <w:t xml:space="preserve">6️⃣ Age 6</w:t>
+      </w:r>
+    </w:p>
+    <w:p>
+      <w:pPr>
+        <w:pStyle w:val="FirstParagraph"/>
+      </w:pPr>
+      <w:r>
+        <w:t xml:space="preserve">Map</w:t>
+      </w:r>
+      <w:r>
+        <w:t xml:space="preserve"> </w:t>
+      </w:r>
+      <w:r>
+        <w:rPr>
+          <w:bCs/>
+          <w:b/>
+        </w:rPr>
+        <w:t xml:space="preserve">your room from above</w:t>
+      </w:r>
+      <w:r>
+        <w:t xml:space="preserve"> </w:t>
+      </w:r>
+      <w:r>
+        <w:t xml:space="preserve">— like a bird sees it 🐦 Use all 4 colors.</w:t>
       </w:r>
     </w:p>
     <w:bookmarkEnd w:id="31"/>
-    <w:bookmarkStart w:id="32" w:name="Xf43672ad423d0282496fbf467992b0f330b443a"/>
+    <w:bookmarkStart w:id="32" w:name="X1dad34a091d90dc09f1f3b2f85b389fb95004f6"/>
     <w:p>
       <w:pPr>
         <w:pStyle w:val="Heading3"/>
       </w:pPr>
       <w:r>
-        <w:t xml:space="preserve">🥈 Medium</w:t>
-      </w:r>
-    </w:p>
-    <w:p>
-      <w:pPr>
-        <w:pStyle w:val="FirstParagraph"/>
-      </w:pPr>
-      <w:r>
-        <w:rPr>
-          <w:bCs/>
-          <w:b/>
-        </w:rPr>
-        <w:t xml:space="preserve">Treasure Island</w:t>
-      </w:r>
-      <w:r>
-        <w:t xml:space="preserve"> </w:t>
-      </w:r>
-      <w:r>
-        <w:t xml:space="preserve">🏝️</w:t>
+        <w:t xml:space="preserve">7️⃣ Age 7</w:t>
+      </w:r>
+    </w:p>
+    <w:p>
+      <w:pPr>
+        <w:pStyle w:val="FirstParagraph"/>
+      </w:pPr>
+      <w:r>
+        <w:rPr>
+          <w:bCs/>
+          <w:b/>
+        </w:rPr>
+        <w:t xml:space="preserve">Treasure island</w:t>
+      </w:r>
+      <w:r>
+        <w:t xml:space="preserve"> </w:t>
+      </w:r>
+      <w:r>
+        <w:t xml:space="preserve">🏝️ 5 named places + an X ❌</w:t>
+      </w:r>
+    </w:p>
+    <w:bookmarkEnd w:id="32"/>
+    <w:bookmarkStart w:id="33" w:name="X97592b81667438caff4f0ed360af5aa72e3327e"/>
+    <w:p>
+      <w:pPr>
+        <w:pStyle w:val="Heading3"/>
+      </w:pPr>
+      <w:r>
+        <w:t xml:space="preserve">8️⃣ Age 8</w:t>
+      </w:r>
+    </w:p>
+    <w:p>
+      <w:pPr>
+        <w:pStyle w:val="FirstParagraph"/>
+      </w:pPr>
+      <w:r>
+        <w:t xml:space="preserve">Add a</w:t>
+      </w:r>
+      <w:r>
+        <w:t xml:space="preserve"> </w:t>
+      </w:r>
+      <w:r>
+        <w:rPr>
+          <w:bCs/>
+          <w:b/>
+        </w:rPr>
+        <w:t xml:space="preserve">compass rose</w:t>
+      </w:r>
+      <w:r>
+        <w:t xml:space="preserve"> </w:t>
+      </w:r>
+      <w:r>
+        <w:t xml:space="preserve">🧭 and a</w:t>
+      </w:r>
+      <w:r>
+        <w:t xml:space="preserve"> </w:t>
+      </w:r>
+      <w:r>
+        <w:rPr>
+          <w:bCs/>
+          <w:b/>
+        </w:rPr>
+        <w:t xml:space="preserve">map key</w:t>
+      </w:r>
+      <w:r>
+        <w:t xml:space="preserve"> </w:t>
+      </w:r>
+      <w:r>
+        <w:t xml:space="preserve">🔑</w:t>
+      </w:r>
+    </w:p>
+    <w:bookmarkEnd w:id="33"/>
+    <w:bookmarkStart w:id="34" w:name="X708f460606dd1a76d0749f0618bc9d68251a2b7"/>
+    <w:p>
+      <w:pPr>
+        <w:pStyle w:val="Heading3"/>
+      </w:pPr>
+      <w:r>
+        <w:t xml:space="preserve">9️⃣ Age 9</w:t>
+      </w:r>
+    </w:p>
+    <w:p>
+      <w:pPr>
+        <w:pStyle w:val="FirstParagraph"/>
+      </w:pPr>
+      <w:r>
+        <w:rPr>
+          <w:bCs/>
+          <w:b/>
+        </w:rPr>
+        <w:t xml:space="preserve">Real treasure map</w:t>
+      </w:r>
+      <w:r>
+        <w:t xml:space="preserve"> </w:t>
+      </w:r>
+      <w:r>
+        <w:t xml:space="preserve">🏴‍☠️</w:t>
       </w:r>
       <w:r>
         <w:br/>
       </w:r>
       <w:r>
-        <w:t xml:space="preserve">5 places with names + an X. Give it to someone. Can they find the X?</w:t>
-      </w:r>
-    </w:p>
-    <w:bookmarkEnd w:id="32"/>
-    <w:bookmarkStart w:id="33" w:name="X62a67ac50e3cebf2d23861cbcb09541e5aea6e9"/>
+        <w:t xml:space="preserve">Map one room. Hide a toy. Mark it with ❌. Can someone follow your map to it?</w:t>
+      </w:r>
+    </w:p>
+    <w:bookmarkEnd w:id="34"/>
+    <w:bookmarkStart w:id="35" w:name="X8171c026b6d3b019e037d636deb1627bab2ad11"/>
     <w:p>
       <w:pPr>
         <w:pStyle w:val="Heading3"/>
       </w:pPr>
       <w:r>
-        <w:t xml:space="preserve">🥇 Hard</w:t>
-      </w:r>
-    </w:p>
-    <w:p>
-      <w:pPr>
-        <w:pStyle w:val="FirstParagraph"/>
-      </w:pPr>
-      <w:r>
-        <w:rPr>
-          <w:bCs/>
-          <w:b/>
-        </w:rPr>
-        <w:t xml:space="preserve">Real treasure map</w:t>
-      </w:r>
-      <w:r>
-        <w:t xml:space="preserve"> </w:t>
-      </w:r>
-      <w:r>
-        <w:t xml:space="preserve">🏴‍☠️</w:t>
+        <w:t xml:space="preserve">🔟 Age 10</w:t>
+      </w:r>
+    </w:p>
+    <w:p>
+      <w:pPr>
+        <w:pStyle w:val="FirstParagraph"/>
+      </w:pPr>
+      <w:r>
+        <w:rPr>
+          <w:bCs/>
+          <w:b/>
+        </w:rPr>
+        <w:t xml:space="preserve">Map to scale</w:t>
+      </w:r>
+      <w:r>
+        <w:t xml:space="preserve"> </w:t>
+      </w:r>
+      <w:r>
+        <w:t xml:space="preserve">📏</w:t>
       </w:r>
       <w:r>
         <w:br/>
       </w:r>
       <w:r>
-        <w:t xml:space="preserve">Map one room. Hide a small toy. Mark it with ❌.</w:t>
+        <w:t xml:space="preserve">Measure the room in feet (or big steps). On the grid, 1 square = 1 foot.</w:t>
+      </w:r>
+    </w:p>
+    <w:bookmarkEnd w:id="35"/>
+    <w:bookmarkStart w:id="36" w:name="X02bfb3385b20ae9fc9ed6803eef42fea02d2b46"/>
+    <w:p>
+      <w:pPr>
+        <w:pStyle w:val="Heading3"/>
+      </w:pPr>
+      <w:r>
+        <w:t xml:space="preserve">🚀 Age 11+</w:t>
+      </w:r>
+    </w:p>
+    <w:p>
+      <w:pPr>
+        <w:pStyle w:val="FirstParagraph"/>
+      </w:pPr>
+      <w:r>
+        <w:rPr>
+          <w:bCs/>
+          <w:b/>
+        </w:rPr>
+        <w:t xml:space="preserve">Memory vs. reality</w:t>
+      </w:r>
+      <w:r>
+        <w:t xml:space="preserve"> </w:t>
+      </w:r>
+      <w:r>
+        <w:t xml:space="preserve">🌍</w:t>
       </w:r>
       <w:r>
         <w:br/>
       </w:r>
       <w:r>
-        <w:t xml:space="preserve">Can someone</w:t>
-      </w:r>
-      <w:r>
-        <w:t xml:space="preserve"> </w:t>
-      </w:r>
-      <w:r>
-        <w:rPr>
-          <w:bCs/>
-          <w:b/>
-        </w:rPr>
-        <w:t xml:space="preserve">follow your map</w:t>
-      </w:r>
-      <w:r>
-        <w:t xml:space="preserve"> </w:t>
-      </w:r>
-      <w:r>
-        <w:t xml:space="preserve">to find it?</w:t>
-      </w:r>
-    </w:p>
-    <w:bookmarkEnd w:id="33"/>
-    <w:bookmarkEnd w:id="34"/>
-    <w:bookmarkStart w:id="35" w:name="X9cc3fda027b658f876f44d44ddc22905faccd4e"/>
+        <w:t xml:space="preserve">Draw your neighborhood from memory. Then compare with a real online map.</w:t>
+      </w:r>
+      <w:r>
+        <w:br/>
+      </w:r>
+      <w:r>
+        <w:t xml:space="preserve">What did you get wrong? Add grid coordinates (A–J, 1–10) and write directions using them.</w:t>
+      </w:r>
+    </w:p>
+    <w:bookmarkEnd w:id="36"/>
+    <w:bookmarkEnd w:id="37"/>
+    <w:bookmarkStart w:id="38" w:name="X9cc3fda027b658f876f44d44ddc22905faccd4e"/>
     <w:p>
       <w:pPr>
         <w:pStyle w:val="Heading2"/>
@@ -1234,8 +1139,8 @@
         <w:t xml:space="preserve">affles 🧇</w:t>
       </w:r>
     </w:p>
-    <w:bookmarkEnd w:id="35"/>
-    <w:bookmarkStart w:id="36" w:name="X6763fabfd04f5c4a4d62b566a897dedd22150e7"/>
+    <w:bookmarkEnd w:id="38"/>
+    <w:bookmarkStart w:id="39" w:name="X6763fabfd04f5c4a4d62b566a897dedd22150e7"/>
     <w:p>
       <w:pPr>
         <w:pStyle w:val="Heading2"/>
@@ -1277,11 +1182,11 @@
         <w:pStyle w:val="Compact"/>
       </w:pPr>
       <w:r>
-        <w:t xml:space="preserve">🧩 Graph-paper grid makes "Hard" much easier.</w:t>
-      </w:r>
-    </w:p>
-    <w:bookmarkEnd w:id="36"/>
-    <w:bookmarkStart w:id="37" w:name="X1e8c337912f0193a41fd873cd12ea5fd283b9ee"/>
+        <w:t xml:space="preserve">🧩 Graph paper makes the Age 10 scale map much easier.</w:t>
+      </w:r>
+    </w:p>
+    <w:bookmarkEnd w:id="39"/>
+    <w:bookmarkStart w:id="40" w:name="X1e8c337912f0193a41fd873cd12ea5fd283b9ee"/>
     <w:p>
       <w:pPr>
         <w:pStyle w:val="Heading2"/>
@@ -1295,21 +1200,11 @@
         <w:pStyle w:val="FirstParagraph"/>
       </w:pPr>
       <w:r>
-        <w:rPr>
-          <w:bCs/>
-          <w:b/>
-        </w:rPr>
-        <w:t xml:space="preserve">$</w:t>
-      </w:r>
-      <w:r>
-        <w:t xml:space="preserve"> </w:t>
-      </w:r>
-      <w:r>
-        <w:t xml:space="preserve">— click the pen closed! 🖊️</w:t>
-      </w:r>
-    </w:p>
-    <w:bookmarkEnd w:id="37"/>
-    <w:bookmarkStart w:id="40" w:name="X50cf555741e6e45190901c440e88d3230da7c1a"/>
+        <w:t xml:space="preserve">click the pen closed! 🖊️</w:t>
+      </w:r>
+    </w:p>
+    <w:bookmarkEnd w:id="40"/>
+    <w:bookmarkStart w:id="43" w:name="X50cf555741e6e45190901c440e88d3230da7c1a"/>
     <w:p>
       <w:pPr>
         <w:pStyle w:val="Heading2"/>
@@ -1319,7 +1214,7 @@
         <w:t xml:space="preserve">🖨️ Printable</w:t>
       </w:r>
     </w:p>
-    <w:bookmarkStart w:id="38" w:name="X1205840435ee6f6ba49c21d0661838a6e9e96cf"/>
+    <w:bookmarkStart w:id="41" w:name="X1205840435ee6f6ba49c21d0661838a6e9e96cf"/>
     <w:p>
       <w:pPr>
         <w:pStyle w:val="Heading3"/>
@@ -1365,8 +1260,8 @@
         </w:tc>
       </w:tr>
     </w:tbl>
-    <w:bookmarkEnd w:id="38"/>
-    <w:bookmarkStart w:id="39" w:name="X3a96959d0ec19e942106e2037c2faf4180d2e06"/>
+    <w:bookmarkEnd w:id="41"/>
+    <w:bookmarkStart w:id="42" w:name="X3a96959d0ec19e942106e2037c2faf4180d2e06"/>
     <w:p>
       <w:pPr>
         <w:pStyle w:val="Heading3"/>
@@ -1576,10 +1471,10 @@
         <w:t xml:space="preserve">affles: N ⬆️ E ➡️ S ⬇️ W ⬅️</w:t>
       </w:r>
     </w:p>
-    <w:bookmarkEnd w:id="39"/>
-    <w:bookmarkEnd w:id="40"/>
-    <w:bookmarkEnd w:id="41"/>
-    <w:bookmarkStart w:id="61" w:name="Xfe86d920ab67eaaa28b53f9ed0afa79f6201337"/>
+    <w:bookmarkEnd w:id="42"/>
+    <w:bookmarkEnd w:id="43"/>
+    <w:bookmarkEnd w:id="44"/>
+    <w:bookmarkStart w:id="67" w:name="Xfe86d920ab67eaaa28b53f9ed0afa79f6201337"/>
     <w:p>
       <w:pPr>
         <w:pStyle w:val="Heading1"/>
@@ -1594,55 +1489,17 @@
         <w:pStyle w:val="FirstParagraph"/>
       </w:pPr>
       <w:r>
-        <w:t xml:space="preserve">⏱️</w:t>
-      </w:r>
-      <w:r>
-        <w:t xml:space="preserve"> </w:t>
-      </w:r>
-      <w:r>
-        <w:rPr>
-          <w:bCs/>
-          <w:b/>
-        </w:rPr>
-        <w:t xml:space="preserve">20 min</w:t>
-      </w:r>
-      <w:r>
-        <w:t xml:space="preserve"> </w:t>
-      </w:r>
-      <w:r>
-        <w:t xml:space="preserve">· 🧽 Cleanup</w:t>
-      </w:r>
-      <w:r>
-        <w:t xml:space="preserve"> </w:t>
-      </w:r>
-      <w:r>
-        <w:rPr>
-          <w:bCs/>
-          <w:b/>
-        </w:rPr>
-        <w:t xml:space="preserve">$</w:t>
-      </w:r>
-      <w:r>
-        <w:t xml:space="preserve"> </w:t>
-      </w:r>
-      <w:r>
-        <w:t xml:space="preserve">(Quick wipe (2 min) 🧻) · 👧 Ages</w:t>
-      </w:r>
-      <w:r>
-        <w:t xml:space="preserve"> </w:t>
-      </w:r>
-      <w:r>
-        <w:rPr>
-          <w:bCs/>
-          <w:b/>
-        </w:rPr>
-        <w:t xml:space="preserve">5+</w:t>
-      </w:r>
-      <w:r>
-        <w:t xml:space="preserve"> </w:t>
-      </w:r>
-      <w:r>
-        <w:t xml:space="preserve">· 🛋️ Anywhere</w:t>
+        <w:rPr>
+          <w:bCs/>
+          <w:b/>
+        </w:rPr>
+        <w:t xml:space="preserve">⏳ Medium · 20 min</w:t>
+      </w:r>
+      <w:r>
+        <w:t xml:space="preserve"> </w:t>
+      </w:r>
+      <w:r>
+        <w:t xml:space="preserve">· ✨ No cleanup · 🔊 Not as quiet · 🏠🌳 In or out · 👤👥 Solo or group · 🎂 Ages 6–11+</w:t>
       </w:r>
     </w:p>
     <w:p>
@@ -1672,7 +1529,7 @@
         <w:t xml:space="preserve">Take turns. Click your color. Add one sentence. Build a crazy story together! 🤪</w:t>
       </w:r>
     </w:p>
-    <w:bookmarkStart w:id="42" w:name="Xe54922acfb0a0b677f893444b1a3da88106146f"/>
+    <w:bookmarkStart w:id="45" w:name="Xe54922acfb0a0b677f893444b1a3da88106146f"/>
     <w:p>
       <w:pPr>
         <w:pStyle w:val="Heading2"/>
@@ -1717,8 +1574,8 @@
         <w:t xml:space="preserve">☐ 👫 1–3 friends or family (or play solo!)</w:t>
       </w:r>
     </w:p>
-    <w:bookmarkEnd w:id="42"/>
-    <w:bookmarkStart w:id="50" w:name="X496a9110543ec3e07b805279ad3bf66a699243e"/>
+    <w:bookmarkEnd w:id="45"/>
+    <w:bookmarkStart w:id="53" w:name="X496a9110543ec3e07b805279ad3bf66a699243e"/>
     <w:p>
       <w:pPr>
         <w:pStyle w:val="Heading2"/>
@@ -1727,7 +1584,7 @@
         <w:t xml:space="preserve">👣 Steps</w:t>
       </w:r>
     </w:p>
-    <w:bookmarkStart w:id="43" w:name="X3328385cd728f11ff6588c0038d13b601bc4547"/>
+    <w:bookmarkStart w:id="46" w:name="X3328385cd728f11ff6588c0038d13b601bc4547"/>
     <w:p>
       <w:pPr>
         <w:pStyle w:val="Heading3"/>
@@ -1848,8 +1705,8 @@
         <w:t xml:space="preserve">= the Helper 🐸</w:t>
       </w:r>
     </w:p>
-    <w:bookmarkEnd w:id="43"/>
-    <w:bookmarkStart w:id="44" w:name="X9cad904f72f92f9ff3eda84b8c14c43f984d169"/>
+    <w:bookmarkEnd w:id="46"/>
+    <w:bookmarkStart w:id="47" w:name="X9cad904f72f92f9ff3eda84b8c14c43f984d169"/>
     <w:p>
       <w:pPr>
         <w:pStyle w:val="Heading3"/>
@@ -1866,8 +1723,8 @@
         <w:t xml:space="preserve">Narrator writes: "Once upon a time…"</w:t>
       </w:r>
     </w:p>
-    <w:bookmarkEnd w:id="44"/>
-    <w:bookmarkStart w:id="45" w:name="X0e34d1b6abefee1cf2c18053b44302362448aa6"/>
+    <w:bookmarkEnd w:id="47"/>
+    <w:bookmarkStart w:id="48" w:name="X0e34d1b6abefee1cf2c18053b44302362448aa6"/>
     <w:p>
       <w:pPr>
         <w:pStyle w:val="Heading3"/>
@@ -1910,8 +1767,8 @@
         <w:t xml:space="preserve">sentence. Pass the pen!</w:t>
       </w:r>
     </w:p>
-    <w:bookmarkEnd w:id="45"/>
-    <w:bookmarkStart w:id="46" w:name="X364f811513e1eb040bd673e7ebff3fbc690b682"/>
+    <w:bookmarkEnd w:id="48"/>
+    <w:bookmarkStart w:id="49" w:name="X364f811513e1eb040bd673e7ebff3fbc690b682"/>
     <w:p>
       <w:pPr>
         <w:pStyle w:val="Heading3"/>
@@ -1944,8 +1801,8 @@
         <w:t xml:space="preserve">🌪️</w:t>
       </w:r>
     </w:p>
-    <w:bookmarkEnd w:id="46"/>
-    <w:bookmarkStart w:id="47" w:name="Xe22e8a0022a3d99f374fd2ab39a4b3815405425"/>
+    <w:bookmarkEnd w:id="49"/>
+    <w:bookmarkStart w:id="50" w:name="Xe22e8a0022a3d99f374fd2ab39a4b3815405425"/>
     <w:p>
       <w:pPr>
         <w:pStyle w:val="Heading3"/>
@@ -1962,8 +1819,8 @@
         <w:t xml:space="preserve">How does the Hero fix the Trouble?</w:t>
       </w:r>
     </w:p>
-    <w:bookmarkEnd w:id="47"/>
-    <w:bookmarkStart w:id="48" w:name="X6b0e20ef5c22711431d55c7b42ba0b585ae8d34"/>
+    <w:bookmarkEnd w:id="50"/>
+    <w:bookmarkStart w:id="51" w:name="X6b0e20ef5c22711431d55c7b42ba0b585ae8d34"/>
     <w:p>
       <w:pPr>
         <w:pStyle w:val="Heading3"/>
@@ -1996,8 +1853,8 @@
         <w:t xml:space="preserve">for each color!</w:t>
       </w:r>
     </w:p>
-    <w:bookmarkEnd w:id="48"/>
-    <w:bookmarkStart w:id="49" w:name="Xe8cc5142a9339f8b5f6e12a959e881346f814d0"/>
+    <w:bookmarkEnd w:id="51"/>
+    <w:bookmarkStart w:id="52" w:name="Xe8cc5142a9339f8b5f6e12a959e881346f814d0"/>
     <w:p>
       <w:pPr>
         <w:pStyle w:val="Heading3"/>
@@ -2054,110 +1911,276 @@
         <w:t xml:space="preserve">🐶 "The dog found a secret door in the backyard…"</w:t>
       </w:r>
     </w:p>
-    <w:bookmarkEnd w:id="49"/>
-    <w:bookmarkEnd w:id="50"/>
-    <w:bookmarkStart w:id="54" w:name="X74e758dec418c9fc07e279787aae6d2de7ed6c1"/>
+    <w:bookmarkEnd w:id="52"/>
+    <w:bookmarkEnd w:id="53"/>
+    <w:bookmarkStart w:id="60" w:name="Xa723e0f08a8bafe4c63a5f81070a5809e5bc5c6"/>
     <w:p>
       <w:pPr>
         <w:pStyle w:val="Heading2"/>
       </w:pPr>
       <w:r>
-        <w:t xml:space="preserve">🌟 Level Up</w:t>
-      </w:r>
-    </w:p>
-    <w:bookmarkStart w:id="51" w:name="X8d3c2a66ac0807510dbba79b6802772275ac9a2"/>
+        <w:t xml:space="preserve">🎚️ By Age</w:t>
+      </w:r>
+    </w:p>
+    <w:p>
+      <w:pPr>
+        <w:pStyle w:val="FirstParagraph"/>
+      </w:pPr>
+      <w:r>
+        <w:t xml:space="preserve">🎂 Pick the age. Every age can do the main steps — this is the</w:t>
+      </w:r>
+      <w:r>
+        <w:t xml:space="preserve"> </w:t>
+      </w:r>
+      <w:r>
+        <w:rPr>
+          <w:bCs/>
+          <w:b/>
+        </w:rPr>
+        <w:t xml:space="preserve">extra challenge</w:t>
+      </w:r>
+      <w:r>
+        <w:t xml:space="preserve">.</w:t>
+      </w:r>
+    </w:p>
+    <w:bookmarkStart w:id="54" w:name="X361662f589f95f338bc2f3969bdb480b7cb1dde"/>
     <w:p>
       <w:pPr>
         <w:pStyle w:val="Heading3"/>
       </w:pPr>
       <w:r>
-        <w:t xml:space="preserve">🥉 Easy</w:t>
-      </w:r>
-    </w:p>
-    <w:p>
-      <w:pPr>
-        <w:pStyle w:val="FirstParagraph"/>
-      </w:pPr>
-      <w:r>
-        <w:t xml:space="preserve">Grown-up writes. Kid</w:t>
-      </w:r>
-      <w:r>
-        <w:t xml:space="preserve"> </w:t>
-      </w:r>
-      <w:r>
-        <w:rPr>
-          <w:bCs/>
-          <w:b/>
-        </w:rPr>
-        <w:t xml:space="preserve">tells</w:t>
-      </w:r>
-      <w:r>
-        <w:t xml:space="preserve"> </w:t>
-      </w:r>
-      <w:r>
-        <w:t xml:space="preserve">the sentences. Or</w:t>
-      </w:r>
-      <w:r>
-        <w:t xml:space="preserve"> </w:t>
-      </w:r>
-      <w:r>
-        <w:rPr>
-          <w:bCs/>
-          <w:b/>
-        </w:rPr>
-        <w:t xml:space="preserve">draw</w:t>
-      </w:r>
-      <w:r>
-        <w:t xml:space="preserve"> </w:t>
-      </w:r>
-      <w:r>
-        <w:t xml:space="preserve">each turn! 🖍️</w:t>
-      </w:r>
-    </w:p>
-    <w:bookmarkEnd w:id="51"/>
-    <w:bookmarkStart w:id="52" w:name="X83b7087863ae431797fcbbf2d7bae17e0b57da0"/>
+        <w:t xml:space="preserve">6️⃣ Age 6</w:t>
+      </w:r>
+    </w:p>
+    <w:p>
+      <w:pPr>
+        <w:pStyle w:val="FirstParagraph"/>
+      </w:pPr>
+      <w:r>
+        <w:rPr>
+          <w:bCs/>
+          <w:b/>
+        </w:rPr>
+        <w:t xml:space="preserve">Tell</w:t>
+      </w:r>
+      <w:r>
+        <w:t xml:space="preserve"> </w:t>
+      </w:r>
+      <w:r>
+        <w:t xml:space="preserve">the story out loud. A grown-up writes it in the colors. 6 sentences.</w:t>
+      </w:r>
+    </w:p>
+    <w:bookmarkEnd w:id="54"/>
+    <w:bookmarkStart w:id="55" w:name="Xdd4dc747be208f28e175f456b39201a96f94497"/>
     <w:p>
       <w:pPr>
         <w:pStyle w:val="Heading3"/>
       </w:pPr>
       <w:r>
-        <w:t xml:space="preserve">🥈 Medium</w:t>
-      </w:r>
-    </w:p>
-    <w:p>
-      <w:pPr>
-        <w:pStyle w:val="FirstParagraph"/>
-      </w:pPr>
-      <w:r>
-        <w:t xml:space="preserve">Everyone writes their own sentences.</w:t>
-      </w:r>
-    </w:p>
-    <w:bookmarkEnd w:id="52"/>
-    <w:bookmarkStart w:id="53" w:name="X95fa28661bb3af1a0dff245a4866b34e9dda3ab"/>
+        <w:t xml:space="preserve">7️⃣ Age 7</w:t>
+      </w:r>
+    </w:p>
+    <w:p>
+      <w:pPr>
+        <w:pStyle w:val="FirstParagraph"/>
+      </w:pPr>
+      <w:r>
+        <w:t xml:space="preserve">Write your</w:t>
+      </w:r>
+      <w:r>
+        <w:t xml:space="preserve"> </w:t>
+      </w:r>
+      <w:r>
+        <w:rPr>
+          <w:bCs/>
+          <w:b/>
+        </w:rPr>
+        <w:t xml:space="preserve">own</w:t>
+      </w:r>
+      <w:r>
+        <w:t xml:space="preserve"> </w:t>
+      </w:r>
+      <w:r>
+        <w:t xml:space="preserve">sentences. 8 total.</w:t>
+      </w:r>
+    </w:p>
+    <w:bookmarkEnd w:id="55"/>
+    <w:bookmarkStart w:id="56" w:name="X74ef9c03f10ddd339b5770b79157569e0c28d73"/>
     <w:p>
       <w:pPr>
         <w:pStyle w:val="Heading3"/>
       </w:pPr>
       <w:r>
-        <w:t xml:space="preserve">🥇 Hard</w:t>
-      </w:r>
-    </w:p>
-    <w:p>
-      <w:pPr>
-        <w:pStyle w:val="FirstParagraph"/>
-      </w:pPr>
-      <w:r>
-        <w:rPr>
-          <w:bCs/>
-          <w:b/>
-        </w:rPr>
-        <w:t xml:space="preserve">Story Rules</w:t>
-      </w:r>
-      <w:r>
-        <w:t xml:space="preserve"> </w:t>
-      </w:r>
-      <w:r>
-        <w:t xml:space="preserve">🎲 Your story must include:</w:t>
+        <w:t xml:space="preserve">8️⃣ Age 8</w:t>
+      </w:r>
+    </w:p>
+    <w:p>
+      <w:pPr>
+        <w:pStyle w:val="FirstParagraph"/>
+      </w:pPr>
+      <w:r>
+        <w:t xml:space="preserve">12 sentences. Read it aloud with a</w:t>
+      </w:r>
+      <w:r>
+        <w:t xml:space="preserve"> </w:t>
+      </w:r>
+      <w:r>
+        <w:rPr>
+          <w:bCs/>
+          <w:b/>
+        </w:rPr>
+        <w:t xml:space="preserve">different voice</w:t>
+      </w:r>
+      <w:r>
+        <w:t xml:space="preserve"> </w:t>
+      </w:r>
+      <w:r>
+        <w:t xml:space="preserve">for each color 🎭</w:t>
+      </w:r>
+    </w:p>
+    <w:bookmarkEnd w:id="56"/>
+    <w:bookmarkStart w:id="57" w:name="X3d569035e00e28fbe9159496d4dfcc8b2636e01"/>
+    <w:p>
+      <w:pPr>
+        <w:pStyle w:val="Heading3"/>
+      </w:pPr>
+      <w:r>
+        <w:t xml:space="preserve">9️⃣ Age 9</w:t>
+      </w:r>
+    </w:p>
+    <w:p>
+      <w:pPr>
+        <w:pStyle w:val="FirstParagraph"/>
+      </w:pPr>
+      <w:r>
+        <w:rPr>
+          <w:bCs/>
+          <w:b/>
+        </w:rPr>
+        <w:t xml:space="preserve">Story rules</w:t>
+      </w:r>
+      <w:r>
+        <w:t xml:space="preserve"> </w:t>
+      </w:r>
+      <w:r>
+        <w:t xml:space="preserve">🎲 Must include: 💥 a sound word, 😢 a feeling, 🔄 a twist.</w:t>
+      </w:r>
+    </w:p>
+    <w:bookmarkEnd w:id="57"/>
+    <w:bookmarkStart w:id="58" w:name="Xa56ce8e9f1edfa79960e34ba9e43353c3f0742e"/>
+    <w:p>
+      <w:pPr>
+        <w:pStyle w:val="Heading3"/>
+      </w:pPr>
+      <w:r>
+        <w:t xml:space="preserve">🔟 Age 10</w:t>
+      </w:r>
+    </w:p>
+    <w:p>
+      <w:pPr>
+        <w:pStyle w:val="FirstParagraph"/>
+      </w:pPr>
+      <w:r>
+        <w:rPr>
+          <w:bCs/>
+          <w:b/>
+        </w:rPr>
+        <w:t xml:space="preserve">Talking only</w:t>
+      </w:r>
+      <w:r>
+        <w:t xml:space="preserve"> </w:t>
+      </w:r>
+      <w:r>
+        <w:t xml:space="preserve">💬</w:t>
+      </w:r>
+      <w:r>
+        <w:br/>
+      </w:r>
+      <w:r>
+        <w:t xml:space="preserve">Characters can</w:t>
+      </w:r>
+      <w:r>
+        <w:t xml:space="preserve"> </w:t>
+      </w:r>
+      <w:r>
+        <w:rPr>
+          <w:bCs/>
+          <w:b/>
+        </w:rPr>
+        <w:t xml:space="preserve">only speak</w:t>
+      </w:r>
+      <w:r>
+        <w:t xml:space="preserve"> </w:t>
+      </w:r>
+      <w:r>
+        <w:t xml:space="preserve">— no narrator. Use real quotation marks: "Like this!"</w:t>
+      </w:r>
+    </w:p>
+    <w:bookmarkEnd w:id="58"/>
+    <w:bookmarkStart w:id="59" w:name="X5099920462c78c09c6d02b98ee0760e02ce7741"/>
+    <w:p>
+      <w:pPr>
+        <w:pStyle w:val="Heading3"/>
+      </w:pPr>
+      <w:r>
+        <w:t xml:space="preserve">🚀 Age 11+</w:t>
+      </w:r>
+    </w:p>
+    <w:p>
+      <w:pPr>
+        <w:pStyle w:val="FirstParagraph"/>
+      </w:pPr>
+      <w:r>
+        <w:rPr>
+          <w:bCs/>
+          <w:b/>
+        </w:rPr>
+        <w:t xml:space="preserve">Plan + edit</w:t>
+      </w:r>
+      <w:r>
+        <w:t xml:space="preserve"> </w:t>
+      </w:r>
+      <w:r>
+        <w:t xml:space="preserve">✂️</w:t>
+      </w:r>
+      <w:r>
+        <w:br/>
+      </w:r>
+      <w:r>
+        <w:t xml:space="preserve">Plan the shape first: beginning → rising problem → big moment → ending.</w:t>
+      </w:r>
+      <w:r>
+        <w:br/>
+      </w:r>
+      <w:r>
+        <w:t xml:space="preserve">After writing, become the editor: click</w:t>
+      </w:r>
+      <w:r>
+        <w:t xml:space="preserve"> </w:t>
+      </w:r>
+      <w:r>
+        <w:rPr>
+          <w:bCs/>
+          <w:b/>
+        </w:rPr>
+        <w:t xml:space="preserve">red</w:t>
+      </w:r>
+      <w:r>
+        <w:t xml:space="preserve"> </w:t>
+      </w:r>
+      <w:r>
+        <w:t xml:space="preserve">and fix 3 things.</w:t>
+      </w:r>
+    </w:p>
+    <w:bookmarkEnd w:id="59"/>
+    <w:bookmarkEnd w:id="60"/>
+    <w:bookmarkStart w:id="61" w:name="X1f011eabe51f576a15f1ecc7a0f298e33f4ba2e"/>
+    <w:p>
+      <w:pPr>
+        <w:pStyle w:val="Heading2"/>
+      </w:pPr>
+      <w:r>
+        <w:t xml:space="preserve">🧠 Why It Works</w:t>
       </w:r>
     </w:p>
     <w:p>
@@ -2169,7 +2192,23 @@
         <w:pStyle w:val="Compact"/>
       </w:pPr>
       <w:r>
-        <w:t xml:space="preserve">💥 a sound word (BOOM! SPLAT!)</w:t>
+        <w:t xml:space="preserve">🎨 Colors show</w:t>
+      </w:r>
+      <w:r>
+        <w:t xml:space="preserve"> </w:t>
+      </w:r>
+      <w:r>
+        <w:rPr>
+          <w:bCs/>
+          <w:b/>
+        </w:rPr>
+        <w:t xml:space="preserve">who said what</w:t>
+      </w:r>
+      <w:r>
+        <w:t xml:space="preserve"> </w:t>
+      </w:r>
+      <w:r>
+        <w:t xml:space="preserve">— like speech bubbles in comics.</w:t>
       </w:r>
     </w:p>
     <w:p>
@@ -2181,7 +2220,20 @@
         <w:pStyle w:val="Compact"/>
       </w:pPr>
       <w:r>
-        <w:t xml:space="preserve">😢 a feeling</w:t>
+        <w:t xml:space="preserve">🧱 Stories have a shape:</w:t>
+      </w:r>
+      <w:r>
+        <w:t xml:space="preserve"> </w:t>
+      </w:r>
+      <w:r>
+        <w:rPr>
+          <w:bCs/>
+          <w:b/>
+        </w:rPr>
+        <w:t xml:space="preserve">beginning → problem → fix</w:t>
+      </w:r>
+      <w:r>
+        <w:t xml:space="preserve">.</w:t>
       </w:r>
     </w:p>
     <w:p>
@@ -2193,18 +2245,17 @@
         <w:pStyle w:val="Compact"/>
       </w:pPr>
       <w:r>
-        <w:t xml:space="preserve">🔄 a twist nobody expected</w:t>
-      </w:r>
-    </w:p>
-    <w:bookmarkEnd w:id="53"/>
-    <w:bookmarkEnd w:id="54"/>
-    <w:bookmarkStart w:id="55" w:name="X1f011eabe51f576a15f1ecc7a0f298e33f4ba2e"/>
+        <w:t xml:space="preserve">🤝 Building on someone else's idea = teamwork!</w:t>
+      </w:r>
+    </w:p>
+    <w:bookmarkEnd w:id="61"/>
+    <w:bookmarkStart w:id="62" w:name="X0e31ef7223fd8f96f11bbee60ef1a526727d95d"/>
     <w:p>
       <w:pPr>
         <w:pStyle w:val="Heading2"/>
       </w:pPr>
       <w:r>
-        <w:t xml:space="preserve">🧠 Why It Works</w:t>
+        <w:t xml:space="preserve">🛟 Grown-Up Notes</w:t>
       </w:r>
     </w:p>
     <w:p>
@@ -2216,23 +2267,7 @@
         <w:pStyle w:val="Compact"/>
       </w:pPr>
       <w:r>
-        <w:t xml:space="preserve">🎨 Colors show</w:t>
-      </w:r>
-      <w:r>
-        <w:t xml:space="preserve"> </w:t>
-      </w:r>
-      <w:r>
-        <w:rPr>
-          <w:bCs/>
-          <w:b/>
-        </w:rPr>
-        <w:t xml:space="preserve">who said what</w:t>
-      </w:r>
-      <w:r>
-        <w:t xml:space="preserve"> </w:t>
-      </w:r>
-      <w:r>
-        <w:t xml:space="preserve">— like speech bubbles in comics.</w:t>
+        <w:t xml:space="preserve">😄 Silly is good. Let it get weird.</w:t>
       </w:r>
     </w:p>
     <w:p>
@@ -2244,20 +2279,7 @@
         <w:pStyle w:val="Compact"/>
       </w:pPr>
       <w:r>
-        <w:t xml:space="preserve">🧱 Stories have a shape:</w:t>
-      </w:r>
-      <w:r>
-        <w:t xml:space="preserve"> </w:t>
-      </w:r>
-      <w:r>
-        <w:rPr>
-          <w:bCs/>
-          <w:b/>
-        </w:rPr>
-        <w:t xml:space="preserve">beginning → problem → fix</w:t>
-      </w:r>
-      <w:r>
-        <w:t xml:space="preserve">.</w:t>
+        <w:t xml:space="preserve">⏱️ Little kids: stop at 6 sentences.</w:t>
       </w:r>
     </w:p>
     <w:p>
@@ -2269,62 +2291,16 @@
         <w:pStyle w:val="Compact"/>
       </w:pPr>
       <w:r>
-        <w:t xml:space="preserve">🤝 Building on someone else's idea = teamwork!</w:t>
-      </w:r>
-    </w:p>
-    <w:bookmarkEnd w:id="55"/>
-    <w:bookmarkStart w:id="56" w:name="X0e31ef7223fd8f96f11bbee60ef1a526727d95d"/>
+        <w:t xml:space="preserve">📸 Snap a photo of good ones — they're fun to reread later.</w:t>
+      </w:r>
+    </w:p>
+    <w:bookmarkEnd w:id="62"/>
+    <w:bookmarkStart w:id="63" w:name="Xdb25d31d9a391fc3c7858decc08953653226613"/>
     <w:p>
       <w:pPr>
         <w:pStyle w:val="Heading2"/>
       </w:pPr>
       <w:r>
-        <w:t xml:space="preserve">🛟 Grown-Up Notes</w:t>
-      </w:r>
-    </w:p>
-    <w:p>
-      <w:pPr>
-        <w:numPr>
-          <w:ilvl w:val="0"/>
-          <w:numId w:val="1009"/>
-        </w:numPr>
-        <w:pStyle w:val="Compact"/>
-      </w:pPr>
-      <w:r>
-        <w:t xml:space="preserve">😄 Silly is good. Let it get weird.</w:t>
-      </w:r>
-    </w:p>
-    <w:p>
-      <w:pPr>
-        <w:numPr>
-          <w:ilvl w:val="0"/>
-          <w:numId w:val="1009"/>
-        </w:numPr>
-        <w:pStyle w:val="Compact"/>
-      </w:pPr>
-      <w:r>
-        <w:t xml:space="preserve">⏱️ Little kids: stop at 6 sentences.</w:t>
-      </w:r>
-    </w:p>
-    <w:p>
-      <w:pPr>
-        <w:numPr>
-          <w:ilvl w:val="0"/>
-          <w:numId w:val="1009"/>
-        </w:numPr>
-        <w:pStyle w:val="Compact"/>
-      </w:pPr>
-      <w:r>
-        <w:t xml:space="preserve">📸 Snap a photo of good ones — they're fun to reread later.</w:t>
-      </w:r>
-    </w:p>
-    <w:bookmarkEnd w:id="56"/>
-    <w:bookmarkStart w:id="57" w:name="Xdb25d31d9a391fc3c7858decc08953653226613"/>
-    <w:p>
-      <w:pPr>
-        <w:pStyle w:val="Heading2"/>
-      </w:pPr>
-      <w:r>
         <w:t xml:space="preserve">🧽 Cleanup</w:t>
       </w:r>
     </w:p>
@@ -2333,21 +2309,11 @@
         <w:pStyle w:val="FirstParagraph"/>
       </w:pPr>
       <w:r>
-        <w:rPr>
-          <w:bCs/>
-          <w:b/>
-        </w:rPr>
-        <w:t xml:space="preserve">$</w:t>
-      </w:r>
-      <w:r>
-        <w:t xml:space="preserve"> </w:t>
-      </w:r>
-      <w:r>
-        <w:t xml:space="preserve">— click the pen closed! 🖊️</w:t>
-      </w:r>
-    </w:p>
-    <w:bookmarkEnd w:id="57"/>
-    <w:bookmarkStart w:id="60" w:name="Xcf9c07a0eb5fe3777b22c9491e30226320e8c2e"/>
+        <w:t xml:space="preserve">click the pen closed! 🖊️</w:t>
+      </w:r>
+    </w:p>
+    <w:bookmarkEnd w:id="63"/>
+    <w:bookmarkStart w:id="66" w:name="Xcf9c07a0eb5fe3777b22c9491e30226320e8c2e"/>
     <w:p>
       <w:pPr>
         <w:pStyle w:val="Heading2"/>
@@ -2357,7 +2323,7 @@
         <w:t xml:space="preserve">🖨️ Printable</w:t>
       </w:r>
     </w:p>
-    <w:bookmarkStart w:id="58" w:name="X057be7e3f42ec1dcd3017384d8c6cd1f6c7e987"/>
+    <w:bookmarkStart w:id="64" w:name="X057be7e3f42ec1dcd3017384d8c6cd1f6c7e987"/>
     <w:p>
       <w:pPr>
         <w:pStyle w:val="Heading3"/>
@@ -2554,8 +2520,8 @@
         </w:tc>
       </w:tr>
     </w:tbl>
-    <w:bookmarkEnd w:id="58"/>
-    <w:bookmarkStart w:id="59" w:name="Xdc64672c95fd0bb91f5a0a097d075abf976128b"/>
+    <w:bookmarkEnd w:id="64"/>
+    <w:bookmarkStart w:id="65" w:name="Xdc64672c95fd0bb91f5a0a097d075abf976128b"/>
     <w:p>
       <w:pPr>
         <w:pStyle w:val="Heading3"/>
@@ -2652,10 +2618,10 @@
         <w:t xml:space="preserve">🏁</w:t>
       </w:r>
     </w:p>
-    <w:bookmarkEnd w:id="59"/>
-    <w:bookmarkEnd w:id="60"/>
-    <w:bookmarkEnd w:id="61"/>
-    <w:bookmarkStart w:id="80" w:name="Xd9907a1d38525d2e0c62f0e5d88a9a155950a14"/>
+    <w:bookmarkEnd w:id="65"/>
+    <w:bookmarkEnd w:id="66"/>
+    <w:bookmarkEnd w:id="67"/>
+    <w:bookmarkStart w:id="89" w:name="Xd9907a1d38525d2e0c62f0e5d88a9a155950a14"/>
     <w:p>
       <w:pPr>
         <w:pStyle w:val="Heading1"/>
@@ -2670,55 +2636,17 @@
         <w:pStyle w:val="FirstParagraph"/>
       </w:pPr>
       <w:r>
-        <w:t xml:space="preserve">⏱️</w:t>
-      </w:r>
-      <w:r>
-        <w:t xml:space="preserve"> </w:t>
-      </w:r>
-      <w:r>
-        <w:rPr>
-          <w:bCs/>
-          <w:b/>
-        </w:rPr>
-        <w:t xml:space="preserve">15 min</w:t>
-      </w:r>
-      <w:r>
-        <w:t xml:space="preserve"> </w:t>
-      </w:r>
-      <w:r>
-        <w:t xml:space="preserve">· 🧽 Cleanup</w:t>
-      </w:r>
-      <w:r>
-        <w:t xml:space="preserve"> </w:t>
-      </w:r>
-      <w:r>
-        <w:rPr>
-          <w:bCs/>
-          <w:b/>
-        </w:rPr>
-        <w:t xml:space="preserve">$</w:t>
-      </w:r>
-      <w:r>
-        <w:t xml:space="preserve"> </w:t>
-      </w:r>
-      <w:r>
-        <w:t xml:space="preserve">(Quick wipe (2 min) 🧻) · 👧 Ages</w:t>
-      </w:r>
-      <w:r>
-        <w:t xml:space="preserve"> </w:t>
-      </w:r>
-      <w:r>
-        <w:rPr>
-          <w:bCs/>
-          <w:b/>
-        </w:rPr>
-        <w:t xml:space="preserve">5+</w:t>
-      </w:r>
-      <w:r>
-        <w:t xml:space="preserve"> </w:t>
-      </w:r>
-      <w:r>
-        <w:t xml:space="preserve">· ✏️ Table</w:t>
+        <w:rPr>
+          <w:bCs/>
+          <w:b/>
+        </w:rPr>
+        <w:t xml:space="preserve">⚡ Short · 15 min</w:t>
+      </w:r>
+      <w:r>
+        <w:t xml:space="preserve"> </w:t>
+      </w:r>
+      <w:r>
+        <w:t xml:space="preserve">· ✨ No cleanup · 🔉 Quiet · 🏠🌳 In or out · 👥 Group · 🎂 Ages 6–11+</w:t>
       </w:r>
     </w:p>
     <w:p>
@@ -2751,13 +2679,464 @@
         <w:t xml:space="preserve">Up to 4 players — one color each. 🖊️</w:t>
       </w:r>
     </w:p>
-    <w:bookmarkStart w:id="62" w:name="Xdc5fac8e28300c19b37cd54549f69b1b7b55744"/>
+    <w:bookmarkStart w:id="68" w:name="Xdc5fac8e28300c19b37cd54549f69b1b7b55744"/>
     <w:p>
       <w:pPr>
         <w:pStyle w:val="Heading2"/>
       </w:pPr>
       <w:r>
         <w:t xml:space="preserve">🧰 Gather</w:t>
+      </w:r>
+    </w:p>
+    <w:p>
+      <w:pPr>
+        <w:numPr>
+          <w:ilvl w:val="0"/>
+          <w:numId w:val="1009"/>
+        </w:numPr>
+        <w:pStyle w:val="Compact"/>
+      </w:pPr>
+      <w:r>
+        <w:t xml:space="preserve">☐ 🖊️ 4-color pen</w:t>
+      </w:r>
+    </w:p>
+    <w:p>
+      <w:pPr>
+        <w:numPr>
+          <w:ilvl w:val="0"/>
+          <w:numId w:val="1009"/>
+        </w:numPr>
+        <w:pStyle w:val="Compact"/>
+      </w:pPr>
+      <w:r>
+        <w:t xml:space="preserve">☐ 📄 Dot grid (printable)</w:t>
+      </w:r>
+    </w:p>
+    <w:p>
+      <w:pPr>
+        <w:numPr>
+          <w:ilvl w:val="0"/>
+          <w:numId w:val="1009"/>
+        </w:numPr>
+        <w:pStyle w:val="Compact"/>
+      </w:pPr>
+      <w:r>
+        <w:t xml:space="preserve">☐ 👫 2–4 players</w:t>
+      </w:r>
+    </w:p>
+    <w:bookmarkEnd w:id="68"/>
+    <w:bookmarkStart w:id="74" w:name="X739e677c2ca299cb9ac6b8035e5fb843660efa9"/>
+    <w:p>
+      <w:pPr>
+        <w:pStyle w:val="Heading2"/>
+      </w:pPr>
+      <w:r>
+        <w:t xml:space="preserve">👣 Steps</w:t>
+      </w:r>
+    </w:p>
+    <w:bookmarkStart w:id="69" w:name="Xf73c3980ea5ab819b77a5c70275f439d6456e90"/>
+    <w:p>
+      <w:pPr>
+        <w:pStyle w:val="Heading3"/>
+      </w:pPr>
+      <w:r>
+        <w:t xml:space="preserve">1️⃣ Pick colors 🎨</w:t>
+      </w:r>
+    </w:p>
+    <w:p>
+      <w:pPr>
+        <w:pStyle w:val="FirstParagraph"/>
+      </w:pPr>
+      <w:r>
+        <w:t xml:space="preserve">⚫ 🔵 🔴 🟢 — one each.</w:t>
+      </w:r>
+    </w:p>
+    <w:bookmarkEnd w:id="69"/>
+    <w:bookmarkStart w:id="70" w:name="X60262c6278606da3499bb1f3a8dd1ffb9fe5e2b"/>
+    <w:p>
+      <w:pPr>
+        <w:pStyle w:val="Heading3"/>
+      </w:pPr>
+      <w:r>
+        <w:t xml:space="preserve">2️⃣ Draw ONE line 📏</w:t>
+      </w:r>
+    </w:p>
+    <w:p>
+      <w:pPr>
+        <w:pStyle w:val="FirstParagraph"/>
+      </w:pPr>
+      <w:r>
+        <w:t xml:space="preserve">Connect two dots that are next to each other.</w:t>
+      </w:r>
+      <w:r>
+        <w:br/>
+      </w:r>
+      <w:r>
+        <w:t xml:space="preserve">⬆️⬇️ or ⬅️➡️ only.</w:t>
+      </w:r>
+      <w:r>
+        <w:t xml:space="preserve"> </w:t>
+      </w:r>
+      <w:r>
+        <w:rPr>
+          <w:bCs/>
+          <w:b/>
+        </w:rPr>
+        <w:t xml:space="preserve">No diagonals!</w:t>
+      </w:r>
+      <w:r>
+        <w:t xml:space="preserve"> </w:t>
+      </w:r>
+      <w:r>
+        <w:t xml:space="preserve">🚫↗️</w:t>
+      </w:r>
+    </w:p>
+    <w:bookmarkEnd w:id="70"/>
+    <w:bookmarkStart w:id="71" w:name="Xbb3de66b2fdabb0565856ce076414e741273c7f"/>
+    <w:p>
+      <w:pPr>
+        <w:pStyle w:val="Heading3"/>
+      </w:pPr>
+      <w:r>
+        <w:t xml:space="preserve">3️⃣ Pass the pen 🔁</w:t>
+      </w:r>
+    </w:p>
+    <w:p>
+      <w:pPr>
+        <w:pStyle w:val="FirstParagraph"/>
+      </w:pPr>
+      <w:r>
+        <w:t xml:space="preserve">Next player clicks their color.</w:t>
+      </w:r>
+    </w:p>
+    <w:bookmarkEnd w:id="71"/>
+    <w:bookmarkStart w:id="72" w:name="Xaf0dad13bbca0192d6889437fe165d81a90199e"/>
+    <w:p>
+      <w:pPr>
+        <w:pStyle w:val="Heading3"/>
+      </w:pPr>
+      <w:r>
+        <w:t xml:space="preserve">4️⃣ Close a box? 🎉</w:t>
+      </w:r>
+    </w:p>
+    <w:p>
+      <w:pPr>
+        <w:pStyle w:val="FirstParagraph"/>
+      </w:pPr>
+      <w:r>
+        <w:t xml:space="preserve">Write your</w:t>
+      </w:r>
+      <w:r>
+        <w:t xml:space="preserve"> </w:t>
+      </w:r>
+      <w:r>
+        <w:rPr>
+          <w:bCs/>
+          <w:b/>
+        </w:rPr>
+        <w:t xml:space="preserve">first letter</w:t>
+      </w:r>
+      <w:r>
+        <w:t xml:space="preserve"> </w:t>
+      </w:r>
+      <w:r>
+        <w:t xml:space="preserve">in it.</w:t>
+      </w:r>
+      <w:r>
+        <w:br/>
+      </w:r>
+      <w:r>
+        <w:t xml:space="preserve">Then you get</w:t>
+      </w:r>
+      <w:r>
+        <w:t xml:space="preserve"> </w:t>
+      </w:r>
+      <w:r>
+        <w:rPr>
+          <w:bCs/>
+          <w:b/>
+        </w:rPr>
+        <w:t xml:space="preserve">another turn</w:t>
+      </w:r>
+      <w:r>
+        <w:t xml:space="preserve">!</w:t>
+      </w:r>
+    </w:p>
+    <w:bookmarkEnd w:id="72"/>
+    <w:bookmarkStart w:id="73" w:name="Xc92c61570d464b996adb59da609fa7274ce9405"/>
+    <w:p>
+      <w:pPr>
+        <w:pStyle w:val="Heading3"/>
+      </w:pPr>
+      <w:r>
+        <w:t xml:space="preserve">5️⃣ All boxes filled? 🔢</w:t>
+      </w:r>
+    </w:p>
+    <w:p>
+      <w:pPr>
+        <w:pStyle w:val="FirstParagraph"/>
+      </w:pPr>
+      <w:r>
+        <w:t xml:space="preserve">Count your boxes.</w:t>
+      </w:r>
+      <w:r>
+        <w:t xml:space="preserve"> </w:t>
+      </w:r>
+      <w:r>
+        <w:rPr>
+          <w:bCs/>
+          <w:b/>
+        </w:rPr>
+        <w:t xml:space="preserve">Most boxes wins!</w:t>
+      </w:r>
+      <w:r>
+        <w:t xml:space="preserve"> </w:t>
+      </w:r>
+      <w:r>
+        <w:t xml:space="preserve">🏆</w:t>
+      </w:r>
+    </w:p>
+    <w:bookmarkEnd w:id="73"/>
+    <w:bookmarkEnd w:id="74"/>
+    <w:bookmarkStart w:id="81" w:name="X7ce1b70e85af0e2bffcf8634009b7135f8d6a47"/>
+    <w:p>
+      <w:pPr>
+        <w:pStyle w:val="Heading2"/>
+      </w:pPr>
+      <w:r>
+        <w:t xml:space="preserve">🎚️ By Age</w:t>
+      </w:r>
+    </w:p>
+    <w:p>
+      <w:pPr>
+        <w:pStyle w:val="FirstParagraph"/>
+      </w:pPr>
+      <w:r>
+        <w:t xml:space="preserve">🎂 Pick the age. Every age can do the main steps — this is the</w:t>
+      </w:r>
+      <w:r>
+        <w:t xml:space="preserve"> </w:t>
+      </w:r>
+      <w:r>
+        <w:rPr>
+          <w:bCs/>
+          <w:b/>
+        </w:rPr>
+        <w:t xml:space="preserve">extra challenge</w:t>
+      </w:r>
+      <w:r>
+        <w:t xml:space="preserve">.</w:t>
+      </w:r>
+    </w:p>
+    <w:bookmarkStart w:id="75" w:name="X4406ca276ffef1c40f64ee44d8428cf9d1ed1d6"/>
+    <w:p>
+      <w:pPr>
+        <w:pStyle w:val="Heading3"/>
+      </w:pPr>
+      <w:r>
+        <w:t xml:space="preserve">6️⃣ Age 6</w:t>
+      </w:r>
+    </w:p>
+    <w:p>
+      <w:pPr>
+        <w:pStyle w:val="FirstParagraph"/>
+      </w:pPr>
+      <w:r>
+        <w:t xml:space="preserve">Small grid, 2 players, a grown-up as your partner.</w:t>
+      </w:r>
+    </w:p>
+    <w:bookmarkEnd w:id="75"/>
+    <w:bookmarkStart w:id="76" w:name="X5cb3e0963f0e6d9d2fdddcf273c882bc276e058"/>
+    <w:p>
+      <w:pPr>
+        <w:pStyle w:val="Heading3"/>
+      </w:pPr>
+      <w:r>
+        <w:t xml:space="preserve">7️⃣ Age 7</w:t>
+      </w:r>
+    </w:p>
+    <w:p>
+      <w:pPr>
+        <w:pStyle w:val="FirstParagraph"/>
+      </w:pPr>
+      <w:r>
+        <w:t xml:space="preserve">Small grid, 2 players. Count your boxes at the end.</w:t>
+      </w:r>
+    </w:p>
+    <w:bookmarkEnd w:id="76"/>
+    <w:bookmarkStart w:id="77" w:name="Xcc0313409071a39e8807950dba67caff1a98ff7"/>
+    <w:p>
+      <w:pPr>
+        <w:pStyle w:val="Heading3"/>
+      </w:pPr>
+      <w:r>
+        <w:t xml:space="preserve">8️⃣ Age 8</w:t>
+      </w:r>
+    </w:p>
+    <w:p>
+      <w:pPr>
+        <w:pStyle w:val="FirstParagraph"/>
+      </w:pPr>
+      <w:r>
+        <w:rPr>
+          <w:bCs/>
+          <w:b/>
+        </w:rPr>
+        <w:t xml:space="preserve">Big grid</w:t>
+      </w:r>
+      <w:r>
+        <w:t xml:space="preserve">, 3–4 players 🎨</w:t>
+      </w:r>
+    </w:p>
+    <w:bookmarkEnd w:id="77"/>
+    <w:bookmarkStart w:id="78" w:name="X4856b0c84187548a02cb13cf1634d2d6cba6d80"/>
+    <w:p>
+      <w:pPr>
+        <w:pStyle w:val="Heading3"/>
+      </w:pPr>
+      <w:r>
+        <w:t xml:space="preserve">9️⃣ Age 9</w:t>
+      </w:r>
+    </w:p>
+    <w:p>
+      <w:pPr>
+        <w:pStyle w:val="FirstParagraph"/>
+      </w:pPr>
+      <w:r>
+        <w:rPr>
+          <w:bCs/>
+          <w:b/>
+        </w:rPr>
+        <w:t xml:space="preserve">Secret strategy</w:t>
+      </w:r>
+      <w:r>
+        <w:t xml:space="preserve"> </w:t>
+      </w:r>
+      <w:r>
+        <w:t xml:space="preserve">🤫</w:t>
+      </w:r>
+      <w:r>
+        <w:br/>
+      </w:r>
+      <w:r>
+        <w:t xml:space="preserve">Never draw the</w:t>
+      </w:r>
+      <w:r>
+        <w:t xml:space="preserve"> </w:t>
+      </w:r>
+      <w:r>
+        <w:rPr>
+          <w:bCs/>
+          <w:b/>
+        </w:rPr>
+        <w:t xml:space="preserve">3rd side</w:t>
+      </w:r>
+      <w:r>
+        <w:t xml:space="preserve"> </w:t>
+      </w:r>
+      <w:r>
+        <w:t xml:space="preserve">of a box — the next player will grab it!</w:t>
+      </w:r>
+    </w:p>
+    <w:bookmarkEnd w:id="78"/>
+    <w:bookmarkStart w:id="79" w:name="X0497c899a8ecb67c422b5fd97111a8c1577f1dc"/>
+    <w:p>
+      <w:pPr>
+        <w:pStyle w:val="Heading3"/>
+      </w:pPr>
+      <w:r>
+        <w:t xml:space="preserve">🔟 Age 10</w:t>
+      </w:r>
+    </w:p>
+    <w:p>
+      <w:pPr>
+        <w:pStyle w:val="FirstParagraph"/>
+      </w:pPr>
+      <w:r>
+        <w:rPr>
+          <w:bCs/>
+          <w:b/>
+        </w:rPr>
+        <w:t xml:space="preserve">Chains</w:t>
+      </w:r>
+      <w:r>
+        <w:t xml:space="preserve"> </w:t>
+      </w:r>
+      <w:r>
+        <w:t xml:space="preserve">⛓️</w:t>
+      </w:r>
+      <w:r>
+        <w:br/>
+      </w:r>
+      <w:r>
+        <w:t xml:space="preserve">At the end, boxes come in long chains. Sometimes it's smart to</w:t>
+      </w:r>
+      <w:r>
+        <w:t xml:space="preserve"> </w:t>
+      </w:r>
+      <w:r>
+        <w:rPr>
+          <w:bCs/>
+          <w:b/>
+        </w:rPr>
+        <w:t xml:space="preserve">give away 2 boxes</w:t>
+      </w:r>
+      <w:r>
+        <w:t xml:space="preserve"> </w:t>
+      </w:r>
+      <w:r>
+        <w:t xml:space="preserve">so you win the long chain. Try it!</w:t>
+      </w:r>
+    </w:p>
+    <w:bookmarkEnd w:id="79"/>
+    <w:bookmarkStart w:id="80" w:name="X8e1921f468ed3819bef7bf9e4b2c10564f0a796"/>
+    <w:p>
+      <w:pPr>
+        <w:pStyle w:val="Heading3"/>
+      </w:pPr>
+      <w:r>
+        <w:t xml:space="preserve">🚀 Age 11+</w:t>
+      </w:r>
+    </w:p>
+    <w:p>
+      <w:pPr>
+        <w:pStyle w:val="FirstParagraph"/>
+      </w:pPr>
+      <w:r>
+        <w:rPr>
+          <w:bCs/>
+          <w:b/>
+        </w:rPr>
+        <w:t xml:space="preserve">Invent a variant</w:t>
+      </w:r>
+      <w:r>
+        <w:t xml:space="preserve"> </w:t>
+      </w:r>
+      <w:r>
+        <w:t xml:space="preserve">🛠️</w:t>
+      </w:r>
+      <w:r>
+        <w:br/>
+      </w:r>
+      <w:r>
+        <w:t xml:space="preserve">Triangles? 8 × 8? Boxes worth different points? Write the rules. Test with family.</w:t>
+      </w:r>
+      <w:r>
+        <w:br/>
+      </w:r>
+      <w:r>
+        <w:t xml:space="preserve">🧮 Bonus: how many lines fit in the small grid? (Answer below the score table.)</w:t>
+      </w:r>
+    </w:p>
+    <w:bookmarkEnd w:id="80"/>
+    <w:bookmarkEnd w:id="81"/>
+    <w:bookmarkStart w:id="82" w:name="X5f451449077adbdd717fd7df05a55082739adfd"/>
+    <w:p>
+      <w:pPr>
+        <w:pStyle w:val="Heading2"/>
+      </w:pPr>
+      <w:r>
+        <w:t xml:space="preserve">🧠 Why It Works</w:t>
       </w:r>
     </w:p>
     <w:p>
@@ -2769,7 +3148,23 @@
         <w:pStyle w:val="Compact"/>
       </w:pPr>
       <w:r>
-        <w:t xml:space="preserve">☐ 🖊️ 4-color pen</w:t>
+        <w:t xml:space="preserve">🔮 Thinking</w:t>
+      </w:r>
+      <w:r>
+        <w:t xml:space="preserve"> </w:t>
+      </w:r>
+      <w:r>
+        <w:rPr>
+          <w:bCs/>
+          <w:b/>
+        </w:rPr>
+        <w:t xml:space="preserve">one move ahead</w:t>
+      </w:r>
+      <w:r>
+        <w:t xml:space="preserve"> </w:t>
+      </w:r>
+      <w:r>
+        <w:t xml:space="preserve">is a strategy skill.</w:t>
       </w:r>
     </w:p>
     <w:p>
@@ -2781,7 +3176,7 @@
         <w:pStyle w:val="Compact"/>
       </w:pPr>
       <w:r>
-        <w:t xml:space="preserve">☐ 📄 Dot grid (printable)</w:t>
+        <w:t xml:space="preserve">🔢 Counting boxes = adding.</w:t>
       </w:r>
     </w:p>
     <w:p>
@@ -2793,292 +3188,17 @@
         <w:pStyle w:val="Compact"/>
       </w:pPr>
       <w:r>
-        <w:t xml:space="preserve">☐ 👫 2–4 players</w:t>
-      </w:r>
-    </w:p>
-    <w:bookmarkEnd w:id="62"/>
-    <w:bookmarkStart w:id="68" w:name="X739e677c2ca299cb9ac6b8035e5fb843660efa9"/>
+        <w:t xml:space="preserve">🤝 Taking turns and losing nicely = big kid skills.</w:t>
+      </w:r>
+    </w:p>
+    <w:bookmarkEnd w:id="82"/>
+    <w:bookmarkStart w:id="83" w:name="Xf01d9b924e486fe2d699527dcf24fc3ea13ff09"/>
     <w:p>
       <w:pPr>
         <w:pStyle w:val="Heading2"/>
       </w:pPr>
       <w:r>
-        <w:t xml:space="preserve">👣 Steps</w:t>
-      </w:r>
-    </w:p>
-    <w:bookmarkStart w:id="63" w:name="Xf73c3980ea5ab819b77a5c70275f439d6456e90"/>
-    <w:p>
-      <w:pPr>
-        <w:pStyle w:val="Heading3"/>
-      </w:pPr>
-      <w:r>
-        <w:t xml:space="preserve">1️⃣ Pick colors 🎨</w:t>
-      </w:r>
-    </w:p>
-    <w:p>
-      <w:pPr>
-        <w:pStyle w:val="FirstParagraph"/>
-      </w:pPr>
-      <w:r>
-        <w:t xml:space="preserve">⚫ 🔵 🔴 🟢 — one each.</w:t>
-      </w:r>
-    </w:p>
-    <w:bookmarkEnd w:id="63"/>
-    <w:bookmarkStart w:id="64" w:name="X60262c6278606da3499bb1f3a8dd1ffb9fe5e2b"/>
-    <w:p>
-      <w:pPr>
-        <w:pStyle w:val="Heading3"/>
-      </w:pPr>
-      <w:r>
-        <w:t xml:space="preserve">2️⃣ Draw ONE line 📏</w:t>
-      </w:r>
-    </w:p>
-    <w:p>
-      <w:pPr>
-        <w:pStyle w:val="FirstParagraph"/>
-      </w:pPr>
-      <w:r>
-        <w:t xml:space="preserve">Connect two dots that are next to each other.</w:t>
-      </w:r>
-      <w:r>
-        <w:br/>
-      </w:r>
-      <w:r>
-        <w:t xml:space="preserve">⬆️⬇️ or ⬅️➡️ only.</w:t>
-      </w:r>
-      <w:r>
-        <w:t xml:space="preserve"> </w:t>
-      </w:r>
-      <w:r>
-        <w:rPr>
-          <w:bCs/>
-          <w:b/>
-        </w:rPr>
-        <w:t xml:space="preserve">No diagonals!</w:t>
-      </w:r>
-      <w:r>
-        <w:t xml:space="preserve"> </w:t>
-      </w:r>
-      <w:r>
-        <w:t xml:space="preserve">🚫↗️</w:t>
-      </w:r>
-    </w:p>
-    <w:bookmarkEnd w:id="64"/>
-    <w:bookmarkStart w:id="65" w:name="Xbb3de66b2fdabb0565856ce076414e741273c7f"/>
-    <w:p>
-      <w:pPr>
-        <w:pStyle w:val="Heading3"/>
-      </w:pPr>
-      <w:r>
-        <w:t xml:space="preserve">3️⃣ Pass the pen 🔁</w:t>
-      </w:r>
-    </w:p>
-    <w:p>
-      <w:pPr>
-        <w:pStyle w:val="FirstParagraph"/>
-      </w:pPr>
-      <w:r>
-        <w:t xml:space="preserve">Next player clicks their color.</w:t>
-      </w:r>
-    </w:p>
-    <w:bookmarkEnd w:id="65"/>
-    <w:bookmarkStart w:id="66" w:name="Xaf0dad13bbca0192d6889437fe165d81a90199e"/>
-    <w:p>
-      <w:pPr>
-        <w:pStyle w:val="Heading3"/>
-      </w:pPr>
-      <w:r>
-        <w:t xml:space="preserve">4️⃣ Close a box? 🎉</w:t>
-      </w:r>
-    </w:p>
-    <w:p>
-      <w:pPr>
-        <w:pStyle w:val="FirstParagraph"/>
-      </w:pPr>
-      <w:r>
-        <w:t xml:space="preserve">Write your</w:t>
-      </w:r>
-      <w:r>
-        <w:t xml:space="preserve"> </w:t>
-      </w:r>
-      <w:r>
-        <w:rPr>
-          <w:bCs/>
-          <w:b/>
-        </w:rPr>
-        <w:t xml:space="preserve">first letter</w:t>
-      </w:r>
-      <w:r>
-        <w:t xml:space="preserve"> </w:t>
-      </w:r>
-      <w:r>
-        <w:t xml:space="preserve">in it.</w:t>
-      </w:r>
-      <w:r>
-        <w:br/>
-      </w:r>
-      <w:r>
-        <w:t xml:space="preserve">Then you get</w:t>
-      </w:r>
-      <w:r>
-        <w:t xml:space="preserve"> </w:t>
-      </w:r>
-      <w:r>
-        <w:rPr>
-          <w:bCs/>
-          <w:b/>
-        </w:rPr>
-        <w:t xml:space="preserve">another turn</w:t>
-      </w:r>
-      <w:r>
-        <w:t xml:space="preserve">!</w:t>
-      </w:r>
-    </w:p>
-    <w:bookmarkEnd w:id="66"/>
-    <w:bookmarkStart w:id="67" w:name="Xc92c61570d464b996adb59da609fa7274ce9405"/>
-    <w:p>
-      <w:pPr>
-        <w:pStyle w:val="Heading3"/>
-      </w:pPr>
-      <w:r>
-        <w:t xml:space="preserve">5️⃣ All boxes filled? 🔢</w:t>
-      </w:r>
-    </w:p>
-    <w:p>
-      <w:pPr>
-        <w:pStyle w:val="FirstParagraph"/>
-      </w:pPr>
-      <w:r>
-        <w:t xml:space="preserve">Count your boxes.</w:t>
-      </w:r>
-      <w:r>
-        <w:t xml:space="preserve"> </w:t>
-      </w:r>
-      <w:r>
-        <w:rPr>
-          <w:bCs/>
-          <w:b/>
-        </w:rPr>
-        <w:t xml:space="preserve">Most boxes wins!</w:t>
-      </w:r>
-      <w:r>
-        <w:t xml:space="preserve"> </w:t>
-      </w:r>
-      <w:r>
-        <w:t xml:space="preserve">🏆</w:t>
-      </w:r>
-    </w:p>
-    <w:bookmarkEnd w:id="67"/>
-    <w:bookmarkEnd w:id="68"/>
-    <w:bookmarkStart w:id="72" w:name="Xf72f0c7ce0604bcddb49cc87300f1f39d468bd8"/>
-    <w:p>
-      <w:pPr>
-        <w:pStyle w:val="Heading2"/>
-      </w:pPr>
-      <w:r>
-        <w:t xml:space="preserve">🌟 Level Up</w:t>
-      </w:r>
-    </w:p>
-    <w:bookmarkStart w:id="69" w:name="Xa53ce10cd942f4bd3b011f718945b746b0a9f8c"/>
-    <w:p>
-      <w:pPr>
-        <w:pStyle w:val="Heading3"/>
-      </w:pPr>
-      <w:r>
-        <w:t xml:space="preserve">🥉 Easy</w:t>
-      </w:r>
-    </w:p>
-    <w:p>
-      <w:pPr>
-        <w:pStyle w:val="FirstParagraph"/>
-      </w:pPr>
-      <w:r>
-        <w:t xml:space="preserve">Small grid (4 × 4 dots). 2 players.</w:t>
-      </w:r>
-    </w:p>
-    <w:bookmarkEnd w:id="69"/>
-    <w:bookmarkStart w:id="70" w:name="X27174649e80c5c30993720ce67161ad5243d0b8"/>
-    <w:p>
-      <w:pPr>
-        <w:pStyle w:val="Heading3"/>
-      </w:pPr>
-      <w:r>
-        <w:t xml:space="preserve">🥈 Medium</w:t>
-      </w:r>
-    </w:p>
-    <w:p>
-      <w:pPr>
-        <w:pStyle w:val="FirstParagraph"/>
-      </w:pPr>
-      <w:r>
-        <w:t xml:space="preserve">Big grid (6 × 6 dots). 3–4 players.</w:t>
-      </w:r>
-    </w:p>
-    <w:bookmarkEnd w:id="70"/>
-    <w:bookmarkStart w:id="71" w:name="X9af7ce28449afdb8d755fe00813744a81199416"/>
-    <w:p>
-      <w:pPr>
-        <w:pStyle w:val="Heading3"/>
-      </w:pPr>
-      <w:r>
-        <w:t xml:space="preserve">🥇 Hard</w:t>
-      </w:r>
-    </w:p>
-    <w:p>
-      <w:pPr>
-        <w:pStyle w:val="FirstParagraph"/>
-      </w:pPr>
-      <w:r>
-        <w:rPr>
-          <w:bCs/>
-          <w:b/>
-        </w:rPr>
-        <w:t xml:space="preserve">Secret strategy</w:t>
-      </w:r>
-      <w:r>
-        <w:t xml:space="preserve"> </w:t>
-      </w:r>
-      <w:r>
-        <w:t xml:space="preserve">🤫</w:t>
-      </w:r>
-      <w:r>
-        <w:br/>
-      </w:r>
-      <w:r>
-        <w:t xml:space="preserve">Never draw the</w:t>
-      </w:r>
-      <w:r>
-        <w:t xml:space="preserve"> </w:t>
-      </w:r>
-      <w:r>
-        <w:rPr>
-          <w:bCs/>
-          <w:b/>
-        </w:rPr>
-        <w:t xml:space="preserve">3rd side</w:t>
-      </w:r>
-      <w:r>
-        <w:t xml:space="preserve"> </w:t>
-      </w:r>
-      <w:r>
-        <w:t xml:space="preserve">of a box — the next player will close it!</w:t>
-      </w:r>
-      <w:r>
-        <w:br/>
-      </w:r>
-      <w:r>
-        <w:t xml:space="preserve">Can you make the other players do it instead? 😏</w:t>
-      </w:r>
-    </w:p>
-    <w:bookmarkEnd w:id="71"/>
-    <w:bookmarkEnd w:id="72"/>
-    <w:bookmarkStart w:id="73" w:name="X5f451449077adbdd717fd7df05a55082739adfd"/>
-    <w:p>
-      <w:pPr>
-        <w:pStyle w:val="Heading2"/>
-      </w:pPr>
-      <w:r>
-        <w:t xml:space="preserve">🧠 Why It Works</w:t>
+        <w:t xml:space="preserve">🛟 Grown-Up Notes</w:t>
       </w:r>
     </w:p>
     <w:p>
@@ -3090,23 +3210,7 @@
         <w:pStyle w:val="Compact"/>
       </w:pPr>
       <w:r>
-        <w:t xml:space="preserve">🔮 Thinking</w:t>
-      </w:r>
-      <w:r>
-        <w:t xml:space="preserve"> </w:t>
-      </w:r>
-      <w:r>
-        <w:rPr>
-          <w:bCs/>
-          <w:b/>
-        </w:rPr>
-        <w:t xml:space="preserve">one move ahead</w:t>
-      </w:r>
-      <w:r>
-        <w:t xml:space="preserve"> </w:t>
-      </w:r>
-      <w:r>
-        <w:t xml:space="preserve">is a strategy skill.</w:t>
+        <w:t xml:space="preserve">⏱️ A 4 × 4 grid (9 boxes) takes ~5 minutes. Perfect for restaurants.</w:t>
       </w:r>
     </w:p>
     <w:p>
@@ -3118,7 +3222,7 @@
         <w:pStyle w:val="Compact"/>
       </w:pPr>
       <w:r>
-        <w:t xml:space="preserve">🔢 Counting boxes = adding.</w:t>
+        <w:t xml:space="preserve">🎨 One pen for 4 players = natural turn-taking. Hand it over!</w:t>
       </w:r>
     </w:p>
     <w:p>
@@ -3130,62 +3234,16 @@
         <w:pStyle w:val="Compact"/>
       </w:pPr>
       <w:r>
-        <w:t xml:space="preserve">🤝 Taking turns and losing nicely = big kid skills.</w:t>
-      </w:r>
-    </w:p>
-    <w:bookmarkEnd w:id="73"/>
-    <w:bookmarkStart w:id="74" w:name="Xf01d9b924e486fe2d699527dcf24fc3ea13ff09"/>
+        <w:t xml:space="preserve">🤏 Little kids may need help spotting "almost boxes."</w:t>
+      </w:r>
+    </w:p>
+    <w:bookmarkEnd w:id="83"/>
+    <w:bookmarkStart w:id="84" w:name="Xff6a9a92c393091701fdfaf46345c297df45f67"/>
     <w:p>
       <w:pPr>
         <w:pStyle w:val="Heading2"/>
       </w:pPr>
       <w:r>
-        <w:t xml:space="preserve">🛟 Grown-Up Notes</w:t>
-      </w:r>
-    </w:p>
-    <w:p>
-      <w:pPr>
-        <w:numPr>
-          <w:ilvl w:val="0"/>
-          <w:numId w:val="1012"/>
-        </w:numPr>
-        <w:pStyle w:val="Compact"/>
-      </w:pPr>
-      <w:r>
-        <w:t xml:space="preserve">⏱️ A 4 × 4 grid (9 boxes) takes ~5 minutes. Perfect for restaurants.</w:t>
-      </w:r>
-    </w:p>
-    <w:p>
-      <w:pPr>
-        <w:numPr>
-          <w:ilvl w:val="0"/>
-          <w:numId w:val="1012"/>
-        </w:numPr>
-        <w:pStyle w:val="Compact"/>
-      </w:pPr>
-      <w:r>
-        <w:t xml:space="preserve">🎨 One pen for 4 players = natural turn-taking. Hand it over!</w:t>
-      </w:r>
-    </w:p>
-    <w:p>
-      <w:pPr>
-        <w:numPr>
-          <w:ilvl w:val="0"/>
-          <w:numId w:val="1012"/>
-        </w:numPr>
-        <w:pStyle w:val="Compact"/>
-      </w:pPr>
-      <w:r>
-        <w:t xml:space="preserve">🤏 Little kids may need help spotting "almost boxes."</w:t>
-      </w:r>
-    </w:p>
-    <w:bookmarkEnd w:id="74"/>
-    <w:bookmarkStart w:id="75" w:name="Xff6a9a92c393091701fdfaf46345c297df45f67"/>
-    <w:p>
-      <w:pPr>
-        <w:pStyle w:val="Heading2"/>
-      </w:pPr>
-      <w:r>
         <w:t xml:space="preserve">🧽 Cleanup</w:t>
       </w:r>
     </w:p>
@@ -3194,21 +3252,11 @@
         <w:pStyle w:val="FirstParagraph"/>
       </w:pPr>
       <w:r>
-        <w:rPr>
-          <w:bCs/>
-          <w:b/>
-        </w:rPr>
-        <w:t xml:space="preserve">$</w:t>
-      </w:r>
-      <w:r>
-        <w:t xml:space="preserve"> </w:t>
-      </w:r>
-      <w:r>
-        <w:t xml:space="preserve">— click the pen closed! 🖊️</w:t>
-      </w:r>
-    </w:p>
-    <w:bookmarkEnd w:id="75"/>
-    <w:bookmarkStart w:id="79" w:name="Xbc2977b161fc9ef49f9e39366c7cf077eb1840d"/>
+        <w:t xml:space="preserve">click the pen closed! 🖊️</w:t>
+      </w:r>
+    </w:p>
+    <w:bookmarkEnd w:id="84"/>
+    <w:bookmarkStart w:id="88" w:name="Xbc2977b161fc9ef49f9e39366c7cf077eb1840d"/>
     <w:p>
       <w:pPr>
         <w:pStyle w:val="Heading2"/>
@@ -3218,7 +3266,7 @@
         <w:t xml:space="preserve">🖨️ Printable</w:t>
       </w:r>
     </w:p>
-    <w:bookmarkStart w:id="76" w:name="X7e7eaf3db00e22a0a86fe8df8035ead22a48e25"/>
+    <w:bookmarkStart w:id="85" w:name="X7e7eaf3db00e22a0a86fe8df8035ead22a48e25"/>
     <w:p>
       <w:pPr>
         <w:pStyle w:val="Heading3"/>
@@ -3274,8 +3322,8 @@
         <w:t xml:space="preserve">•    •    •    •</w:t>
       </w:r>
     </w:p>
-    <w:bookmarkEnd w:id="76"/>
-    <w:bookmarkStart w:id="77" w:name="X981bd675448d8506d37168592bb938a0d089766"/>
+    <w:bookmarkEnd w:id="85"/>
+    <w:bookmarkStart w:id="86" w:name="X981bd675448d8506d37168592bb938a0d089766"/>
     <w:p>
       <w:pPr>
         <w:pStyle w:val="Heading3"/>
@@ -3355,8 +3403,8 @@
         <w:t xml:space="preserve">•    •    •    •    •    •</w:t>
       </w:r>
     </w:p>
-    <w:bookmarkEnd w:id="77"/>
-    <w:bookmarkStart w:id="78" w:name="X82b002018d26ba3ff6014da9a0aec21c828a747"/>
+    <w:bookmarkEnd w:id="86"/>
+    <w:bookmarkStart w:id="87" w:name="X82b002018d26ba3ff6014da9a0aec21c828a747"/>
     <w:p>
       <w:pPr>
         <w:pStyle w:val="Heading3"/>
@@ -3553,10 +3601,34 @@
         </w:tc>
       </w:tr>
     </w:tbl>
-    <w:bookmarkEnd w:id="78"/>
-    <w:bookmarkEnd w:id="79"/>
-    <w:bookmarkEnd w:id="80"/>
-    <w:bookmarkStart w:id="100" w:name="X5968c3d5fb2417a9a1cbe7c898f47a43747fc1e"/>
+    <w:p>
+      <w:pPr>
+        <w:pStyle w:val="BodyText"/>
+      </w:pPr>
+      <w:r>
+        <w:t xml:space="preserve">🙃 Age 11+ bonus answer: the small grid has</w:t>
+      </w:r>
+      <w:r>
+        <w:t xml:space="preserve"> </w:t>
+      </w:r>
+      <w:r>
+        <w:rPr>
+          <w:bCs/>
+          <w:b/>
+        </w:rPr>
+        <w:t xml:space="preserve">24 lines</w:t>
+      </w:r>
+      <w:r>
+        <w:t xml:space="preserve"> </w:t>
+      </w:r>
+      <w:r>
+        <w:t xml:space="preserve">(12 across + 12 down).</w:t>
+      </w:r>
+    </w:p>
+    <w:bookmarkEnd w:id="87"/>
+    <w:bookmarkEnd w:id="88"/>
+    <w:bookmarkEnd w:id="89"/>
+    <w:bookmarkStart w:id="112" w:name="X5968c3d5fb2417a9a1cbe7c898f47a43747fc1e"/>
     <w:p>
       <w:pPr>
         <w:pStyle w:val="Heading1"/>
@@ -3571,55 +3643,17 @@
         <w:pStyle w:val="FirstParagraph"/>
       </w:pPr>
       <w:r>
-        <w:t xml:space="preserve">⏱️</w:t>
-      </w:r>
-      <w:r>
-        <w:t xml:space="preserve"> </w:t>
-      </w:r>
-      <w:r>
-        <w:rPr>
-          <w:bCs/>
-          <w:b/>
-        </w:rPr>
-        <w:t xml:space="preserve">15 min</w:t>
-      </w:r>
-      <w:r>
-        <w:t xml:space="preserve"> </w:t>
-      </w:r>
-      <w:r>
-        <w:t xml:space="preserve">· 🧽 Cleanup</w:t>
-      </w:r>
-      <w:r>
-        <w:t xml:space="preserve"> </w:t>
-      </w:r>
-      <w:r>
-        <w:rPr>
-          <w:bCs/>
-          <w:b/>
-        </w:rPr>
-        <w:t xml:space="preserve">$</w:t>
-      </w:r>
-      <w:r>
-        <w:t xml:space="preserve"> </w:t>
-      </w:r>
-      <w:r>
-        <w:t xml:space="preserve">(Quick wipe (2 min) 🧻) · 👧 Ages</w:t>
-      </w:r>
-      <w:r>
-        <w:t xml:space="preserve"> </w:t>
-      </w:r>
-      <w:r>
-        <w:rPr>
-          <w:bCs/>
-          <w:b/>
-        </w:rPr>
-        <w:t xml:space="preserve">4+</w:t>
-      </w:r>
-      <w:r>
-        <w:t xml:space="preserve"> </w:t>
-      </w:r>
-      <w:r>
-        <w:t xml:space="preserve">· ✏️ Anywhere</w:t>
+        <w:rPr>
+          <w:bCs/>
+          <w:b/>
+        </w:rPr>
+        <w:t xml:space="preserve">⚡ Short · 15 min</w:t>
+      </w:r>
+      <w:r>
+        <w:t xml:space="preserve"> </w:t>
+      </w:r>
+      <w:r>
+        <w:t xml:space="preserve">· ✨ No cleanup · 🤫 Silent · 🏠🌳 In or out · 👤 Solo · 🎂 Ages 6–11+</w:t>
       </w:r>
     </w:p>
     <w:p>
@@ -3652,13 +3686,148 @@
         <w:t xml:space="preserve">like a pebble in a pond! 🌊</w:t>
       </w:r>
     </w:p>
-    <w:bookmarkStart w:id="81" w:name="Xef633fd9a4c1d24e04338a35a37a09843214fe6"/>
+    <w:bookmarkStart w:id="90" w:name="Xef633fd9a4c1d24e04338a35a37a09843214fe6"/>
     <w:p>
       <w:pPr>
         <w:pStyle w:val="Heading2"/>
       </w:pPr>
       <w:r>
         <w:t xml:space="preserve">🧰 Gather</w:t>
+      </w:r>
+    </w:p>
+    <w:p>
+      <w:pPr>
+        <w:numPr>
+          <w:ilvl w:val="0"/>
+          <w:numId w:val="1012"/>
+        </w:numPr>
+        <w:pStyle w:val="Compact"/>
+      </w:pPr>
+      <w:r>
+        <w:t xml:space="preserve">☐ 🖊️ 4-color pen</w:t>
+      </w:r>
+    </w:p>
+    <w:p>
+      <w:pPr>
+        <w:numPr>
+          <w:ilvl w:val="0"/>
+          <w:numId w:val="1012"/>
+        </w:numPr>
+        <w:pStyle w:val="Compact"/>
+      </w:pPr>
+      <w:r>
+        <w:t xml:space="preserve">☐ 📄 Paper or the printable</w:t>
+      </w:r>
+    </w:p>
+    <w:bookmarkEnd w:id="90"/>
+    <w:bookmarkStart w:id="98" w:name="X259516738610d80e82cc443cb81288e80e95c07"/>
+    <w:p>
+      <w:pPr>
+        <w:pStyle w:val="Heading2"/>
+      </w:pPr>
+      <w:r>
+        <w:t xml:space="preserve">👣 Steps</w:t>
+      </w:r>
+    </w:p>
+    <w:bookmarkStart w:id="91" w:name="X8374145d7654474c697f9765ee8dd67787c24f5"/>
+    <w:p>
+      <w:pPr>
+        <w:pStyle w:val="Heading3"/>
+      </w:pPr>
+      <w:r>
+        <w:t xml:space="preserve">1️⃣ Draw a small shape ⚫</w:t>
+      </w:r>
+    </w:p>
+    <w:p>
+      <w:pPr>
+        <w:pStyle w:val="FirstParagraph"/>
+      </w:pPr>
+      <w:r>
+        <w:t xml:space="preserve">A circle, a heart ❤️, a star ⭐, or your name!</w:t>
+      </w:r>
+    </w:p>
+    <w:bookmarkEnd w:id="91"/>
+    <w:bookmarkStart w:id="92" w:name="X10c95b2bd2c9f0ca17f9c86dd864c1dd68b5f99"/>
+    <w:p>
+      <w:pPr>
+        <w:pStyle w:val="Heading3"/>
+      </w:pPr>
+      <w:r>
+        <w:t xml:space="preserve">2️⃣ Click BLUE 🔵 — trace around it</w:t>
+      </w:r>
+    </w:p>
+    <w:p>
+      <w:pPr>
+        <w:pStyle w:val="FirstParagraph"/>
+      </w:pPr>
+      <w:r>
+        <w:t xml:space="preserve">Stay close, like a hug. 🤗</w:t>
+      </w:r>
+    </w:p>
+    <w:bookmarkEnd w:id="92"/>
+    <w:bookmarkStart w:id="93" w:name="Xf25f663246d21402dfc27909bce029b77234d20"/>
+    <w:p>
+      <w:pPr>
+        <w:pStyle w:val="Heading3"/>
+      </w:pPr>
+      <w:r>
+        <w:t xml:space="preserve">3️⃣ Click RED 🔴 — trace around the blue</w:t>
+      </w:r>
+    </w:p>
+    <w:bookmarkEnd w:id="93"/>
+    <w:bookmarkStart w:id="94" w:name="Xedc1820955c2187ad3f3895d94ff2271d2a7ce7"/>
+    <w:p>
+      <w:pPr>
+        <w:pStyle w:val="Heading3"/>
+      </w:pPr>
+      <w:r>
+        <w:t xml:space="preserve">4️⃣ Click GREEN 🟢 — trace around the red</w:t>
+      </w:r>
+    </w:p>
+    <w:bookmarkEnd w:id="94"/>
+    <w:bookmarkStart w:id="95" w:name="X390db3090ce8d757aa9dad6fcd73739d2abc715"/>
+    <w:p>
+      <w:pPr>
+        <w:pStyle w:val="Heading3"/>
+      </w:pPr>
+      <w:r>
+        <w:t xml:space="preserve">5️⃣ Click BLACK ⚫ — trace around the green</w:t>
+      </w:r>
+    </w:p>
+    <w:bookmarkEnd w:id="95"/>
+    <w:bookmarkStart w:id="96" w:name="X3f36c6f06e1199ca1545df09aaff72676d2b5ce"/>
+    <w:p>
+      <w:pPr>
+        <w:pStyle w:val="Heading3"/>
+      </w:pPr>
+      <w:r>
+        <w:t xml:space="preserve">6️⃣ Repeat! 🔁</w:t>
+      </w:r>
+    </w:p>
+    <w:p>
+      <w:pPr>
+        <w:pStyle w:val="FirstParagraph"/>
+      </w:pPr>
+      <w:r>
+        <w:t xml:space="preserve">🔵 🔴 🟢 ⚫ 🔵 🔴 🟢 ⚫ … until the page is full!</w:t>
+      </w:r>
+    </w:p>
+    <w:bookmarkEnd w:id="96"/>
+    <w:bookmarkStart w:id="97" w:name="X1356c1e29db6a56eb2d2f8a271acccae46973d7"/>
+    <w:p>
+      <w:pPr>
+        <w:pStyle w:val="Heading3"/>
+      </w:pPr>
+      <w:r>
+        <w:t xml:space="preserve">💡 Fill-in patterns</w:t>
+      </w:r>
+    </w:p>
+    <w:p>
+      <w:pPr>
+        <w:pStyle w:val="FirstParagraph"/>
+      </w:pPr>
+      <w:r>
+        <w:t xml:space="preserve">Fill some ripples with:</w:t>
       </w:r>
     </w:p>
     <w:p>
@@ -3670,7 +3839,7 @@
         <w:pStyle w:val="Compact"/>
       </w:pPr>
       <w:r>
-        <w:t xml:space="preserve">☐ 🖊️ 4-color pen</w:t>
+        <w:t xml:space="preserve">••••• dots</w:t>
       </w:r>
     </w:p>
     <w:p>
@@ -3682,118 +3851,238 @@
         <w:pStyle w:val="Compact"/>
       </w:pPr>
       <w:r>
-        <w:t xml:space="preserve">☐ 📄 Paper or the printable</w:t>
-      </w:r>
-    </w:p>
-    <w:bookmarkEnd w:id="81"/>
-    <w:bookmarkStart w:id="89" w:name="X259516738610d80e82cc443cb81288e80e95c07"/>
+        <w:t xml:space="preserve">||||| stripes</w:t>
+      </w:r>
+    </w:p>
+    <w:p>
+      <w:pPr>
+        <w:numPr>
+          <w:ilvl w:val="0"/>
+          <w:numId w:val="1013"/>
+        </w:numPr>
+        <w:pStyle w:val="Compact"/>
+      </w:pPr>
+      <w:r>
+        <w:t xml:space="preserve">///\ zigzags</w:t>
+      </w:r>
+    </w:p>
+    <w:p>
+      <w:pPr>
+        <w:numPr>
+          <w:ilvl w:val="0"/>
+          <w:numId w:val="1013"/>
+        </w:numPr>
+        <w:pStyle w:val="SourceCode"/>
+      </w:pPr>
+    </w:p>
+    <w:p>
+      <w:pPr>
+        <w:numPr>
+          <w:ilvl w:val="0"/>
+          <w:numId w:val="1013"/>
+        </w:numPr>
+        <w:pStyle w:val="Compact"/>
+      </w:pPr>
+      <w:r>
+        <w:t xml:space="preserve">○○○○ bubbles</w:t>
+      </w:r>
+    </w:p>
+    <w:bookmarkEnd w:id="97"/>
+    <w:bookmarkEnd w:id="98"/>
+    <w:bookmarkStart w:id="105" w:name="Xc29f3aebec113952dffc3c0924893fe71616adf"/>
     <w:p>
       <w:pPr>
         <w:pStyle w:val="Heading2"/>
       </w:pPr>
       <w:r>
-        <w:t xml:space="preserve">👣 Steps</w:t>
-      </w:r>
-    </w:p>
-    <w:bookmarkStart w:id="82" w:name="X8374145d7654474c697f9765ee8dd67787c24f5"/>
+        <w:t xml:space="preserve">🎚️ By Age</w:t>
+      </w:r>
+    </w:p>
+    <w:p>
+      <w:pPr>
+        <w:pStyle w:val="FirstParagraph"/>
+      </w:pPr>
+      <w:r>
+        <w:t xml:space="preserve">🎂 Pick the age. Every age can do the main steps — this is the</w:t>
+      </w:r>
+      <w:r>
+        <w:t xml:space="preserve"> </w:t>
+      </w:r>
+      <w:r>
+        <w:rPr>
+          <w:bCs/>
+          <w:b/>
+        </w:rPr>
+        <w:t xml:space="preserve">extra challenge</w:t>
+      </w:r>
+      <w:r>
+        <w:t xml:space="preserve">.</w:t>
+      </w:r>
+    </w:p>
+    <w:bookmarkStart w:id="99" w:name="Xfa0bd7f47ea9fdd215ab296f981d41622118075"/>
     <w:p>
       <w:pPr>
         <w:pStyle w:val="Heading3"/>
       </w:pPr>
       <w:r>
-        <w:t xml:space="preserve">1️⃣ Draw a small shape ⚫</w:t>
-      </w:r>
-    </w:p>
-    <w:p>
-      <w:pPr>
-        <w:pStyle w:val="FirstParagraph"/>
-      </w:pPr>
-      <w:r>
-        <w:t xml:space="preserve">A circle, a heart ❤️, a star ⭐, or your name!</w:t>
-      </w:r>
-    </w:p>
-    <w:bookmarkEnd w:id="82"/>
-    <w:bookmarkStart w:id="83" w:name="X10c95b2bd2c9f0ca17f9c86dd864c1dd68b5f99"/>
+        <w:t xml:space="preserve">6️⃣ Age 6</w:t>
+      </w:r>
+    </w:p>
+    <w:p>
+      <w:pPr>
+        <w:pStyle w:val="FirstParagraph"/>
+      </w:pPr>
+      <w:r>
+        <w:t xml:space="preserve">Ripples around a</w:t>
+      </w:r>
+      <w:r>
+        <w:t xml:space="preserve"> </w:t>
+      </w:r>
+      <w:r>
+        <w:rPr>
+          <w:bCs/>
+          <w:b/>
+        </w:rPr>
+        <w:t xml:space="preserve">circle</w:t>
+      </w:r>
+      <w:r>
+        <w:t xml:space="preserve"> </w:t>
+      </w:r>
+      <w:r>
+        <w:t xml:space="preserve">⭕</w:t>
+      </w:r>
+    </w:p>
+    <w:bookmarkEnd w:id="99"/>
+    <w:bookmarkStart w:id="100" w:name="Xc2456373f9916067a9ff89cf8a0ff26d5c6ca50"/>
     <w:p>
       <w:pPr>
         <w:pStyle w:val="Heading3"/>
       </w:pPr>
       <w:r>
-        <w:t xml:space="preserve">2️⃣ Click BLUE 🔵 — trace around it</w:t>
-      </w:r>
-    </w:p>
-    <w:p>
-      <w:pPr>
-        <w:pStyle w:val="FirstParagraph"/>
-      </w:pPr>
-      <w:r>
-        <w:t xml:space="preserve">Stay close, like a hug. 🤗</w:t>
-      </w:r>
-    </w:p>
-    <w:bookmarkEnd w:id="83"/>
-    <w:bookmarkStart w:id="84" w:name="Xf25f663246d21402dfc27909bce029b77234d20"/>
+        <w:t xml:space="preserve">7️⃣ Age 7</w:t>
+      </w:r>
+    </w:p>
+    <w:p>
+      <w:pPr>
+        <w:pStyle w:val="FirstParagraph"/>
+      </w:pPr>
+      <w:r>
+        <w:t xml:space="preserve">Ripples around</w:t>
+      </w:r>
+      <w:r>
+        <w:t xml:space="preserve"> </w:t>
+      </w:r>
+      <w:r>
+        <w:rPr>
+          <w:bCs/>
+          <w:b/>
+        </w:rPr>
+        <w:t xml:space="preserve">your name</w:t>
+      </w:r>
+      <w:r>
+        <w:t xml:space="preserve"> </w:t>
+      </w:r>
+      <w:r>
+        <w:t xml:space="preserve">✍️</w:t>
+      </w:r>
+    </w:p>
+    <w:bookmarkEnd w:id="100"/>
+    <w:bookmarkStart w:id="101" w:name="Xe445f8fb331ae4223fb41961efbab2357fe404a"/>
     <w:p>
       <w:pPr>
         <w:pStyle w:val="Heading3"/>
       </w:pPr>
       <w:r>
-        <w:t xml:space="preserve">3️⃣ Click RED 🔴 — trace around the blue</w:t>
-      </w:r>
-    </w:p>
-    <w:bookmarkEnd w:id="84"/>
-    <w:bookmarkStart w:id="85" w:name="Xedc1820955c2187ad3f3895d94ff2271d2a7ce7"/>
+        <w:t xml:space="preserve">8️⃣ Age 8</w:t>
+      </w:r>
+    </w:p>
+    <w:p>
+      <w:pPr>
+        <w:pStyle w:val="FirstParagraph"/>
+      </w:pPr>
+      <w:r>
+        <w:t xml:space="preserve">Fill each ripple with a</w:t>
+      </w:r>
+      <w:r>
+        <w:t xml:space="preserve"> </w:t>
+      </w:r>
+      <w:r>
+        <w:rPr>
+          <w:bCs/>
+          <w:b/>
+        </w:rPr>
+        <w:t xml:space="preserve">pattern</w:t>
+      </w:r>
+      <w:r>
+        <w:t xml:space="preserve">: dots, stripes, zigzags, waves.</w:t>
+      </w:r>
+    </w:p>
+    <w:bookmarkEnd w:id="101"/>
+    <w:bookmarkStart w:id="102" w:name="X777c7c18631948cfd7a11fa444838b7d600795a"/>
     <w:p>
       <w:pPr>
         <w:pStyle w:val="Heading3"/>
       </w:pPr>
       <w:r>
-        <w:t xml:space="preserve">4️⃣ Click GREEN 🟢 — trace around the red</w:t>
-      </w:r>
-    </w:p>
-    <w:bookmarkEnd w:id="85"/>
-    <w:bookmarkStart w:id="86" w:name="X390db3090ce8d757aa9dad6fcd73739d2abc715"/>
+        <w:t xml:space="preserve">9️⃣ Age 9</w:t>
+      </w:r>
+    </w:p>
+    <w:p>
+      <w:pPr>
+        <w:pStyle w:val="FirstParagraph"/>
+      </w:pPr>
+      <w:r>
+        <w:rPr>
+          <w:bCs/>
+          <w:b/>
+        </w:rPr>
+        <w:t xml:space="preserve">Four-way mandala</w:t>
+      </w:r>
+      <w:r>
+        <w:t xml:space="preserve"> </w:t>
+      </w:r>
+      <w:r>
+        <w:t xml:space="preserve">🏵️</w:t>
+      </w:r>
+      <w:r>
+        <w:br/>
+      </w:r>
+      <w:r>
+        <w:t xml:space="preserve">Fold paper into 4. Draw the same pattern in each quarter.</w:t>
+      </w:r>
+    </w:p>
+    <w:bookmarkEnd w:id="102"/>
+    <w:bookmarkStart w:id="103" w:name="Xadd72a5d93fbf55c2693fdc34106661a93be0ca"/>
     <w:p>
       <w:pPr>
         <w:pStyle w:val="Heading3"/>
       </w:pPr>
       <w:r>
-        <w:t xml:space="preserve">5️⃣ Click BLACK ⚫ — trace around the green</w:t>
-      </w:r>
-    </w:p>
-    <w:bookmarkEnd w:id="86"/>
-    <w:bookmarkStart w:id="87" w:name="X3f36c6f06e1199ca1545df09aaff72676d2b5ce"/>
-    <w:p>
-      <w:pPr>
-        <w:pStyle w:val="Heading3"/>
-      </w:pPr>
-      <w:r>
-        <w:t xml:space="preserve">6️⃣ Repeat! 🔁</w:t>
-      </w:r>
-    </w:p>
-    <w:p>
-      <w:pPr>
-        <w:pStyle w:val="FirstParagraph"/>
-      </w:pPr>
-      <w:r>
-        <w:t xml:space="preserve">🔵 🔴 🟢 ⚫ 🔵 🔴 🟢 ⚫ … until the page is full!</w:t>
-      </w:r>
-    </w:p>
-    <w:bookmarkEnd w:id="87"/>
-    <w:bookmarkStart w:id="88" w:name="X1356c1e29db6a56eb2d2f8a271acccae46973d7"/>
-    <w:p>
-      <w:pPr>
-        <w:pStyle w:val="Heading3"/>
-      </w:pPr>
-      <w:r>
-        <w:t xml:space="preserve">💡 Fill-in patterns</w:t>
-      </w:r>
-    </w:p>
-    <w:p>
-      <w:pPr>
-        <w:pStyle w:val="FirstParagraph"/>
-      </w:pPr>
-      <w:r>
-        <w:t xml:space="preserve">Fill some ripples with:</w:t>
+        <w:t xml:space="preserve">🔟 Age 10</w:t>
+      </w:r>
+    </w:p>
+    <w:p>
+      <w:pPr>
+        <w:pStyle w:val="FirstParagraph"/>
+      </w:pPr>
+      <w:r>
+        <w:rPr>
+          <w:bCs/>
+          <w:b/>
+        </w:rPr>
+        <w:t xml:space="preserve">Pattern codes</w:t>
+      </w:r>
+      <w:r>
+        <w:t xml:space="preserve"> </w:t>
+      </w:r>
+      <w:r>
+        <w:t xml:space="preserve">🔢</w:t>
+      </w:r>
+      <w:r>
+        <w:br/>
+      </w:r>
+      <w:r>
+        <w:t xml:space="preserve">Make a color rule (AB, AAB, ABCD). Can someone guess it and keep going?</w:t>
       </w:r>
     </w:p>
     <w:p>
@@ -3805,7 +4094,7 @@
         <w:pStyle w:val="Compact"/>
       </w:pPr>
       <w:r>
-        <w:t xml:space="preserve">••••• dots</w:t>
+        <w:t xml:space="preserve">AB: 🔵🔴🔵🔴🔵🔴</w:t>
       </w:r>
     </w:p>
     <w:p>
@@ -3817,7 +4106,7 @@
         <w:pStyle w:val="Compact"/>
       </w:pPr>
       <w:r>
-        <w:t xml:space="preserve">||||| stripes</w:t>
+        <w:t xml:space="preserve">AAB: 🟢🟢⚫🟢🟢⚫</w:t>
       </w:r>
     </w:p>
     <w:p>
@@ -3829,137 +4118,71 @@
         <w:pStyle w:val="Compact"/>
       </w:pPr>
       <w:r>
-        <w:t xml:space="preserve">///\ zigzags</w:t>
-      </w:r>
-    </w:p>
-    <w:p>
-      <w:pPr>
-        <w:numPr>
-          <w:ilvl w:val="0"/>
-          <w:numId w:val="1014"/>
-        </w:numPr>
-        <w:pStyle w:val="SourceCode"/>
-      </w:pPr>
-    </w:p>
-    <w:p>
-      <w:pPr>
-        <w:numPr>
-          <w:ilvl w:val="0"/>
-          <w:numId w:val="1014"/>
-        </w:numPr>
-        <w:pStyle w:val="Compact"/>
-      </w:pPr>
-      <w:r>
-        <w:t xml:space="preserve">○○○○ bubbles</w:t>
-      </w:r>
-    </w:p>
-    <w:bookmarkEnd w:id="88"/>
-    <w:bookmarkEnd w:id="89"/>
-    <w:bookmarkStart w:id="93" w:name="Xa1335faf86b85fbe8062b9fc1cdc28fddd963b8"/>
+        <w:t xml:space="preserve">ABCD: ⚫🔵🔴🟢⚫🔵🔴🟢</w:t>
+      </w:r>
+    </w:p>
+    <w:bookmarkEnd w:id="103"/>
+    <w:bookmarkStart w:id="104" w:name="X82c86a42057184bc05d52b9387f9f84c6d14b83"/>
+    <w:p>
+      <w:pPr>
+        <w:pStyle w:val="Heading3"/>
+      </w:pPr>
+      <w:r>
+        <w:t xml:space="preserve">🚀 Age 11+</w:t>
+      </w:r>
+    </w:p>
+    <w:p>
+      <w:pPr>
+        <w:pStyle w:val="FirstParagraph"/>
+      </w:pPr>
+      <w:r>
+        <w:rPr>
+          <w:bCs/>
+          <w:b/>
+        </w:rPr>
+        <w:t xml:space="preserve">Tessellation</w:t>
+      </w:r>
+      <w:r>
+        <w:t xml:space="preserve"> </w:t>
+      </w:r>
+      <w:r>
+        <w:t xml:space="preserve">🧩</w:t>
+      </w:r>
+      <w:r>
+        <w:br/>
+      </w:r>
+      <w:r>
+        <w:t xml:space="preserve">Make a shape that covers the page with</w:t>
+      </w:r>
+      <w:r>
+        <w:t xml:space="preserve"> </w:t>
+      </w:r>
+      <w:r>
+        <w:rPr>
+          <w:bCs/>
+          <w:b/>
+        </w:rPr>
+        <w:t xml:space="preserve">no gaps</w:t>
+      </w:r>
+      <w:r>
+        <w:t xml:space="preserve">, like M.C. Escher.</w:t>
+      </w:r>
+      <w:r>
+        <w:br/>
+      </w:r>
+      <w:r>
+        <w:t xml:space="preserve">Start with a square, cut a bump from one side, tape it to the opposite side. Trace it over and over!</w:t>
+      </w:r>
+    </w:p>
+    <w:bookmarkEnd w:id="104"/>
+    <w:bookmarkEnd w:id="105"/>
+    <w:bookmarkStart w:id="106" w:name="Xfc5549461ab97a932b8fd4914a723f9255f6960"/>
     <w:p>
       <w:pPr>
         <w:pStyle w:val="Heading2"/>
       </w:pPr>
       <w:r>
-        <w:t xml:space="preserve">🌟 Level Up</w:t>
-      </w:r>
-    </w:p>
-    <w:bookmarkStart w:id="90" w:name="Xf0f3d63b5c5ecc9e5240f13af8cb7b790e0edc3"/>
-    <w:p>
-      <w:pPr>
-        <w:pStyle w:val="Heading3"/>
-      </w:pPr>
-      <w:r>
-        <w:t xml:space="preserve">🥉 Easy</w:t>
-      </w:r>
-    </w:p>
-    <w:p>
-      <w:pPr>
-        <w:pStyle w:val="FirstParagraph"/>
-      </w:pPr>
-      <w:r>
-        <w:t xml:space="preserve">Ripples around</w:t>
-      </w:r>
-      <w:r>
-        <w:t xml:space="preserve"> </w:t>
-      </w:r>
-      <w:r>
-        <w:rPr>
-          <w:bCs/>
-          <w:b/>
-        </w:rPr>
-        <w:t xml:space="preserve">your name</w:t>
-      </w:r>
-      <w:r>
-        <w:t xml:space="preserve">. ✍️</w:t>
-      </w:r>
-    </w:p>
-    <w:bookmarkEnd w:id="90"/>
-    <w:bookmarkStart w:id="91" w:name="Xc34322fc5b717ef35c407d4a1bbf269a98bca37"/>
-    <w:p>
-      <w:pPr>
-        <w:pStyle w:val="Heading3"/>
-      </w:pPr>
-      <w:r>
-        <w:t xml:space="preserve">🥈 Medium</w:t>
-      </w:r>
-    </w:p>
-    <w:p>
-      <w:pPr>
-        <w:pStyle w:val="FirstParagraph"/>
-      </w:pPr>
-      <w:r>
-        <w:rPr>
-          <w:bCs/>
-          <w:b/>
-        </w:rPr>
-        <w:t xml:space="preserve">Four-way mandala</w:t>
-      </w:r>
-      <w:r>
-        <w:t xml:space="preserve"> </w:t>
-      </w:r>
-      <w:r>
-        <w:t xml:space="preserve">🏵️</w:t>
-      </w:r>
-      <w:r>
-        <w:br/>
-      </w:r>
-      <w:r>
-        <w:t xml:space="preserve">Fold paper into 4. Draw the same pattern in every quarter.</w:t>
-      </w:r>
-    </w:p>
-    <w:bookmarkEnd w:id="91"/>
-    <w:bookmarkStart w:id="92" w:name="X2f1436cf8df0818c540e86fed46227f5731497d"/>
-    <w:p>
-      <w:pPr>
-        <w:pStyle w:val="Heading3"/>
-      </w:pPr>
-      <w:r>
-        <w:t xml:space="preserve">🥇 Hard</w:t>
-      </w:r>
-    </w:p>
-    <w:p>
-      <w:pPr>
-        <w:pStyle w:val="FirstParagraph"/>
-      </w:pPr>
-      <w:r>
-        <w:rPr>
-          <w:bCs/>
-          <w:b/>
-        </w:rPr>
-        <w:t xml:space="preserve">Pattern Codes</w:t>
-      </w:r>
-      <w:r>
-        <w:t xml:space="preserve"> </w:t>
-      </w:r>
-      <w:r>
-        <w:t xml:space="preserve">🔢</w:t>
-      </w:r>
-      <w:r>
-        <w:br/>
-      </w:r>
-      <w:r>
-        <w:t xml:space="preserve">Make a color rule. Can someone guess it and keep going?</w:t>
+        <w:t xml:space="preserve">🧠 Why It Works</w:t>
       </w:r>
     </w:p>
     <w:p>
@@ -3971,7 +4194,36 @@
         <w:pStyle w:val="Compact"/>
       </w:pPr>
       <w:r>
-        <w:t xml:space="preserve">AB: 🔵🔴🔵🔴🔵🔴</w:t>
+        <w:t xml:space="preserve">🔢 Patterns are</w:t>
+      </w:r>
+      <w:r>
+        <w:t xml:space="preserve"> </w:t>
+      </w:r>
+      <w:r>
+        <w:rPr>
+          <w:bCs/>
+          <w:b/>
+        </w:rPr>
+        <w:t xml:space="preserve">math!</w:t>
+      </w:r>
+      <w:r>
+        <w:t xml:space="preserve"> </w:t>
+      </w:r>
+      <w:r>
+        <w:t xml:space="preserve">The part that repeats is called the</w:t>
+      </w:r>
+      <w:r>
+        <w:t xml:space="preserve"> </w:t>
+      </w:r>
+      <w:r>
+        <w:rPr>
+          <w:bCs/>
+          <w:b/>
+        </w:rPr>
+        <w:t xml:space="preserve">core</w:t>
+      </w:r>
+      <w:r>
+        <w:t xml:space="preserve">.</w:t>
       </w:r>
     </w:p>
     <w:p>
@@ -3983,7 +4235,7 @@
         <w:pStyle w:val="Compact"/>
       </w:pPr>
       <w:r>
-        <w:t xml:space="preserve">AAB: 🟢🟢⚫🟢🟢⚫</w:t>
+        <w:t xml:space="preserve">🧘 Slow tracing calms your brain down. Ahhh. 😌</w:t>
       </w:r>
     </w:p>
     <w:p>
@@ -3995,18 +4247,17 @@
         <w:pStyle w:val="Compact"/>
       </w:pPr>
       <w:r>
-        <w:t xml:space="preserve">ABCD: ⚫🔵🔴🟢⚫🔵🔴🟢</w:t>
-      </w:r>
-    </w:p>
-    <w:bookmarkEnd w:id="92"/>
-    <w:bookmarkEnd w:id="93"/>
-    <w:bookmarkStart w:id="94" w:name="Xfc5549461ab97a932b8fd4914a723f9255f6960"/>
+        <w:t xml:space="preserve">✋ Staying close to a line builds pencil control for writing.</w:t>
+      </w:r>
+    </w:p>
+    <w:bookmarkEnd w:id="106"/>
+    <w:bookmarkStart w:id="107" w:name="X326abb5fc45b6652044dc990b852c608bd47c54"/>
     <w:p>
       <w:pPr>
         <w:pStyle w:val="Heading2"/>
       </w:pPr>
       <w:r>
-        <w:t xml:space="preserve">🧠 Why It Works</w:t>
+        <w:t xml:space="preserve">🛟 Grown-Up Notes</w:t>
       </w:r>
     </w:p>
     <w:p>
@@ -4018,36 +4269,7 @@
         <w:pStyle w:val="Compact"/>
       </w:pPr>
       <w:r>
-        <w:t xml:space="preserve">🔢 Patterns are</w:t>
-      </w:r>
-      <w:r>
-        <w:t xml:space="preserve"> </w:t>
-      </w:r>
-      <w:r>
-        <w:rPr>
-          <w:bCs/>
-          <w:b/>
-        </w:rPr>
-        <w:t xml:space="preserve">math!</w:t>
-      </w:r>
-      <w:r>
-        <w:t xml:space="preserve"> </w:t>
-      </w:r>
-      <w:r>
-        <w:t xml:space="preserve">The part that repeats is called the</w:t>
-      </w:r>
-      <w:r>
-        <w:t xml:space="preserve"> </w:t>
-      </w:r>
-      <w:r>
-        <w:rPr>
-          <w:bCs/>
-          <w:b/>
-        </w:rPr>
-        <w:t xml:space="preserve">core</w:t>
-      </w:r>
-      <w:r>
-        <w:t xml:space="preserve">.</w:t>
+        <w:t xml:space="preserve">😌 Great "quiet time" or waiting-room activity.</w:t>
       </w:r>
     </w:p>
     <w:p>
@@ -4059,7 +4281,7 @@
         <w:pStyle w:val="Compact"/>
       </w:pPr>
       <w:r>
-        <w:t xml:space="preserve">🧘 Slow tracing calms your brain down. Ahhh. 😌</w:t>
+        <w:t xml:space="preserve">🎵 Calm music + doodles = instant chill zone.</w:t>
       </w:r>
     </w:p>
     <w:p>
@@ -4071,62 +4293,16 @@
         <w:pStyle w:val="Compact"/>
       </w:pPr>
       <w:r>
-        <w:t xml:space="preserve">✋ Staying close to a line builds pencil control for writing.</w:t>
-      </w:r>
-    </w:p>
-    <w:bookmarkEnd w:id="94"/>
-    <w:bookmarkStart w:id="95" w:name="X326abb5fc45b6652044dc990b852c608bd47c54"/>
+        <w:t xml:space="preserve">🚫 No "wrong" — wobbly ripples look cool too.</w:t>
+      </w:r>
+    </w:p>
+    <w:bookmarkEnd w:id="107"/>
+    <w:bookmarkStart w:id="108" w:name="X552c0f3abe8d7656060a56da2c85a7067c26d3f"/>
     <w:p>
       <w:pPr>
         <w:pStyle w:val="Heading2"/>
       </w:pPr>
       <w:r>
-        <w:t xml:space="preserve">🛟 Grown-Up Notes</w:t>
-      </w:r>
-    </w:p>
-    <w:p>
-      <w:pPr>
-        <w:numPr>
-          <w:ilvl w:val="0"/>
-          <w:numId w:val="1017"/>
-        </w:numPr>
-        <w:pStyle w:val="Compact"/>
-      </w:pPr>
-      <w:r>
-        <w:t xml:space="preserve">😌 Great "quiet time" or waiting-room activity.</w:t>
-      </w:r>
-    </w:p>
-    <w:p>
-      <w:pPr>
-        <w:numPr>
-          <w:ilvl w:val="0"/>
-          <w:numId w:val="1017"/>
-        </w:numPr>
-        <w:pStyle w:val="Compact"/>
-      </w:pPr>
-      <w:r>
-        <w:t xml:space="preserve">🎵 Calm music + doodles = instant chill zone.</w:t>
-      </w:r>
-    </w:p>
-    <w:p>
-      <w:pPr>
-        <w:numPr>
-          <w:ilvl w:val="0"/>
-          <w:numId w:val="1017"/>
-        </w:numPr>
-        <w:pStyle w:val="Compact"/>
-      </w:pPr>
-      <w:r>
-        <w:t xml:space="preserve">🚫 No "wrong" — wobbly ripples look cool too.</w:t>
-      </w:r>
-    </w:p>
-    <w:bookmarkEnd w:id="95"/>
-    <w:bookmarkStart w:id="96" w:name="X552c0f3abe8d7656060a56da2c85a7067c26d3f"/>
-    <w:p>
-      <w:pPr>
-        <w:pStyle w:val="Heading2"/>
-      </w:pPr>
-      <w:r>
         <w:t xml:space="preserve">🧽 Cleanup</w:t>
       </w:r>
     </w:p>
@@ -4135,21 +4311,11 @@
         <w:pStyle w:val="FirstParagraph"/>
       </w:pPr>
       <w:r>
-        <w:rPr>
-          <w:bCs/>
-          <w:b/>
-        </w:rPr>
-        <w:t xml:space="preserve">$</w:t>
-      </w:r>
-      <w:r>
-        <w:t xml:space="preserve"> </w:t>
-      </w:r>
-      <w:r>
-        <w:t xml:space="preserve">— click the pen closed! 🖊️</w:t>
-      </w:r>
-    </w:p>
-    <w:bookmarkEnd w:id="96"/>
-    <w:bookmarkStart w:id="99" w:name="Xefcaaca5381ab377523440eea6d9cf5948c377f"/>
+        <w:t xml:space="preserve">click the pen closed! 🖊️</w:t>
+      </w:r>
+    </w:p>
+    <w:bookmarkEnd w:id="108"/>
+    <w:bookmarkStart w:id="111" w:name="Xefcaaca5381ab377523440eea6d9cf5948c377f"/>
     <w:p>
       <w:pPr>
         <w:pStyle w:val="Heading2"/>
@@ -4159,7 +4325,7 @@
         <w:t xml:space="preserve">🖨️ Printable</w:t>
       </w:r>
     </w:p>
-    <w:bookmarkStart w:id="97" w:name="X33704cee9d9b86cfe9184d92e21ffef57e8a7f1"/>
+    <w:bookmarkStart w:id="109" w:name="X33704cee9d9b86cfe9184d92e21ffef57e8a7f1"/>
     <w:p>
       <w:pPr>
         <w:pStyle w:val="Heading3"/>
@@ -4205,14 +4371,146 @@
         </w:tc>
       </w:tr>
     </w:tbl>
-    <w:bookmarkEnd w:id="97"/>
-    <w:bookmarkStart w:id="98" w:name="Xb5799de394f3e415e9d836be2479f9e29cf9ef7"/>
+    <w:bookmarkEnd w:id="109"/>
+    <w:bookmarkStart w:id="110" w:name="Xb5799de394f3e415e9d836be2479f9e29cf9ef7"/>
     <w:p>
       <w:pPr>
         <w:pStyle w:val="Heading3"/>
       </w:pPr>
       <w:r>
         <w:t xml:space="preserve">🔢 Finish the Pattern!</w:t>
+      </w:r>
+    </w:p>
+    <w:p>
+      <w:pPr>
+        <w:numPr>
+          <w:ilvl w:val="0"/>
+          <w:numId w:val="1017"/>
+        </w:numPr>
+        <w:pStyle w:val="Compact"/>
+      </w:pPr>
+      <w:r>
+        <w:t xml:space="preserve">🔵🔴🔵🔴🔵 ⬜ ⬜</w:t>
+      </w:r>
+    </w:p>
+    <w:p>
+      <w:pPr>
+        <w:numPr>
+          <w:ilvl w:val="0"/>
+          <w:numId w:val="1017"/>
+        </w:numPr>
+        <w:pStyle w:val="Compact"/>
+      </w:pPr>
+      <w:r>
+        <w:t xml:space="preserve">🟢🟢⚫🟢🟢⚫🟢 ⬜ ⬜</w:t>
+      </w:r>
+    </w:p>
+    <w:p>
+      <w:pPr>
+        <w:numPr>
+          <w:ilvl w:val="0"/>
+          <w:numId w:val="1017"/>
+        </w:numPr>
+        <w:pStyle w:val="Compact"/>
+      </w:pPr>
+      <w:r>
+        <w:t xml:space="preserve">⚫🔵🔴🟢⚫🔵 ⬜ ⬜</w:t>
+      </w:r>
+    </w:p>
+    <w:p>
+      <w:pPr>
+        <w:numPr>
+          <w:ilvl w:val="0"/>
+          <w:numId w:val="1017"/>
+        </w:numPr>
+        <w:pStyle w:val="Compact"/>
+      </w:pPr>
+      <w:r>
+        <w:t xml:space="preserve">🔴🔴🔵🔵🔴🔴🔵 ⬜ ⬜</w:t>
+      </w:r>
+    </w:p>
+    <w:p>
+      <w:pPr>
+        <w:numPr>
+          <w:ilvl w:val="0"/>
+          <w:numId w:val="1017"/>
+        </w:numPr>
+        <w:pStyle w:val="Compact"/>
+      </w:pPr>
+      <w:r>
+        <w:t xml:space="preserve">✏️ My own: ⬜ ⬜ ⬜ ⬜ ⬜ ⬜ ⬜ ⬜</w:t>
+      </w:r>
+    </w:p>
+    <w:p>
+      <w:pPr>
+        <w:pStyle w:val="FirstParagraph"/>
+      </w:pPr>
+      <w:r>
+        <w:t xml:space="preserve">🙃 Answers: 1 🔴🔵 · 2 🟢⚫ · 3 🔴🟢 · 4 🔵🔴</w:t>
+      </w:r>
+    </w:p>
+    <w:bookmarkEnd w:id="110"/>
+    <w:bookmarkEnd w:id="111"/>
+    <w:bookmarkEnd w:id="112"/>
+    <w:bookmarkStart w:id="135" w:name="X28c7ef65986e4132d7b0b179d53e394ec14dac3"/>
+    <w:p>
+      <w:pPr>
+        <w:pStyle w:val="Heading1"/>
+        <w:pageBreakBefore/>
+      </w:pPr>
+      <w:r>
+        <w:t xml:space="preserve">🟥 Pixel Art Grid</w:t>
+      </w:r>
+    </w:p>
+    <w:p>
+      <w:pPr>
+        <w:pStyle w:val="FirstParagraph"/>
+      </w:pPr>
+      <w:r>
+        <w:rPr>
+          <w:bCs/>
+          <w:b/>
+        </w:rPr>
+        <w:t xml:space="preserve">⏳ Medium · 25 min</w:t>
+      </w:r>
+      <w:r>
+        <w:t xml:space="preserve"> </w:t>
+      </w:r>
+      <w:r>
+        <w:t xml:space="preserve">· ✨ No cleanup · 🤫 Silent · 🏠 Indoor · 👤 Solo · 🎂 Ages 6–11+</w:t>
+      </w:r>
+    </w:p>
+    <w:p>
+      <w:pPr>
+        <w:pStyle w:val="BodyText"/>
+      </w:pPr>
+      <w:r>
+        <w:t xml:space="preserve">Fill in squares to make a picture — like a</w:t>
+      </w:r>
+      <w:r>
+        <w:t xml:space="preserve"> </w:t>
+      </w:r>
+      <w:r>
+        <w:rPr>
+          <w:bCs/>
+          <w:b/>
+        </w:rPr>
+        <w:t xml:space="preserve">video game!</w:t>
+      </w:r>
+      <w:r>
+        <w:t xml:space="preserve"> </w:t>
+      </w:r>
+      <w:r>
+        <w:t xml:space="preserve">🎮</w:t>
+      </w:r>
+    </w:p>
+    <w:bookmarkStart w:id="113" w:name="Xa425490a0cde3974353e8fc70e21255e8037262"/>
+    <w:p>
+      <w:pPr>
+        <w:pStyle w:val="Heading2"/>
+      </w:pPr>
+      <w:r>
+        <w:t xml:space="preserve">🧰 Gather</w:t>
       </w:r>
     </w:p>
     <w:p>
@@ -4224,7 +4522,7 @@
         <w:pStyle w:val="Compact"/>
       </w:pPr>
       <w:r>
-        <w:t xml:space="preserve">🔵🔴🔵🔴🔵 ⬜ ⬜</w:t>
+        <w:t xml:space="preserve">☐ 🖊️ 4-color pen</w:t>
       </w:r>
     </w:p>
     <w:p>
@@ -4236,153 +4534,487 @@
         <w:pStyle w:val="Compact"/>
       </w:pPr>
       <w:r>
-        <w:t xml:space="preserve">🟢🟢⚫🟢🟢⚫🟢 ⬜ ⬜</w:t>
-      </w:r>
-    </w:p>
-    <w:p>
-      <w:pPr>
-        <w:numPr>
-          <w:ilvl w:val="0"/>
-          <w:numId w:val="1018"/>
-        </w:numPr>
-        <w:pStyle w:val="Compact"/>
-      </w:pPr>
-      <w:r>
-        <w:t xml:space="preserve">⚫🔵🔴🟢⚫🔵 ⬜ ⬜</w:t>
-      </w:r>
-    </w:p>
-    <w:p>
-      <w:pPr>
-        <w:numPr>
-          <w:ilvl w:val="0"/>
-          <w:numId w:val="1018"/>
-        </w:numPr>
-        <w:pStyle w:val="Compact"/>
-      </w:pPr>
-      <w:r>
-        <w:t xml:space="preserve">🔴🔴🔵🔵🔴🔴🔵 ⬜ ⬜</w:t>
-      </w:r>
-    </w:p>
-    <w:p>
-      <w:pPr>
-        <w:numPr>
-          <w:ilvl w:val="0"/>
-          <w:numId w:val="1018"/>
-        </w:numPr>
-        <w:pStyle w:val="Compact"/>
-      </w:pPr>
-      <w:r>
-        <w:t xml:space="preserve">✏️ My own: ⬜ ⬜ ⬜ ⬜ ⬜ ⬜ ⬜ ⬜</w:t>
-      </w:r>
-    </w:p>
-    <w:p>
-      <w:pPr>
-        <w:pStyle w:val="FirstParagraph"/>
-      </w:pPr>
-      <w:r>
-        <w:t xml:space="preserve">🙃 Answers: 1 🔴🔵 · 2 🟢⚫ · 3 🔴🟢 · 4 🔵🔴</w:t>
-      </w:r>
-    </w:p>
-    <w:bookmarkEnd w:id="98"/>
-    <w:bookmarkEnd w:id="99"/>
-    <w:bookmarkEnd w:id="100"/>
-    <w:bookmarkStart w:id="120" w:name="X28c7ef65986e4132d7b0b179d53e394ec14dac3"/>
-    <w:p>
-      <w:pPr>
-        <w:pStyle w:val="Heading1"/>
-        <w:pageBreakBefore/>
-      </w:pPr>
-      <w:r>
-        <w:t xml:space="preserve">🟥 Pixel Art Grid</w:t>
-      </w:r>
-    </w:p>
-    <w:p>
-      <w:pPr>
-        <w:pStyle w:val="FirstParagraph"/>
-      </w:pPr>
-      <w:r>
-        <w:t xml:space="preserve">⏱️</w:t>
-      </w:r>
-      <w:r>
-        <w:t xml:space="preserve"> </w:t>
-      </w:r>
-      <w:r>
-        <w:rPr>
-          <w:bCs/>
-          <w:b/>
-        </w:rPr>
-        <w:t xml:space="preserve">20 min</w:t>
-      </w:r>
-      <w:r>
-        <w:t xml:space="preserve"> </w:t>
-      </w:r>
-      <w:r>
-        <w:t xml:space="preserve">· 🧽 Cleanup</w:t>
-      </w:r>
-      <w:r>
-        <w:t xml:space="preserve"> </w:t>
-      </w:r>
-      <w:r>
-        <w:rPr>
-          <w:bCs/>
-          <w:b/>
-        </w:rPr>
-        <w:t xml:space="preserve">$</w:t>
-      </w:r>
-      <w:r>
-        <w:t xml:space="preserve"> </w:t>
-      </w:r>
-      <w:r>
-        <w:t xml:space="preserve">(Quick wipe (2 min) 🧻) · 👧 Ages</w:t>
-      </w:r>
-      <w:r>
-        <w:t xml:space="preserve"> </w:t>
-      </w:r>
-      <w:r>
-        <w:rPr>
-          <w:bCs/>
-          <w:b/>
-        </w:rPr>
-        <w:t xml:space="preserve">4+</w:t>
-      </w:r>
-      <w:r>
-        <w:t xml:space="preserve"> </w:t>
-      </w:r>
-      <w:r>
-        <w:t xml:space="preserve">· ✏️ Table</w:t>
-      </w:r>
-    </w:p>
-    <w:p>
-      <w:pPr>
-        <w:pStyle w:val="BodyText"/>
-      </w:pPr>
-      <w:r>
-        <w:t xml:space="preserve">Fill in squares to make a picture — like a</w:t>
-      </w:r>
-      <w:r>
-        <w:t xml:space="preserve"> </w:t>
-      </w:r>
-      <w:r>
-        <w:rPr>
-          <w:bCs/>
-          <w:b/>
-        </w:rPr>
-        <w:t xml:space="preserve">video game!</w:t>
-      </w:r>
-      <w:r>
-        <w:t xml:space="preserve"> </w:t>
-      </w:r>
-      <w:r>
-        <w:t xml:space="preserve">🎮</w:t>
-      </w:r>
-    </w:p>
-    <w:bookmarkStart w:id="101" w:name="Xa425490a0cde3974353e8fc70e21255e8037262"/>
+        <w:t xml:space="preserve">☐ 📄 The pixel grid (printable) or graph paper</w:t>
+      </w:r>
+    </w:p>
+    <w:bookmarkEnd w:id="113"/>
+    <w:bookmarkStart w:id="122" w:name="X8260a272e8c39ccaae5b237af287f8862e3b442"/>
     <w:p>
       <w:pPr>
         <w:pStyle w:val="Heading2"/>
       </w:pPr>
       <w:r>
-        <w:t xml:space="preserve">🧰 Gather</w:t>
+        <w:t xml:space="preserve">👣 Steps</w:t>
+      </w:r>
+    </w:p>
+    <w:bookmarkStart w:id="114" w:name="Xdf640f2cb5e7656f8c94c7712096f9c54bac24b"/>
+    <w:p>
+      <w:pPr>
+        <w:pStyle w:val="Heading3"/>
+      </w:pPr>
+      <w:r>
+        <w:t xml:space="preserve">1️⃣ Pick a picture 👀</w:t>
+      </w:r>
+    </w:p>
+    <w:p>
+      <w:pPr>
+        <w:pStyle w:val="FirstParagraph"/>
+      </w:pPr>
+      <w:r>
+        <w:t xml:space="preserve">Start with the ❤️ heart below. It's the easiest!</w:t>
+      </w:r>
+    </w:p>
+    <w:bookmarkEnd w:id="114"/>
+    <w:bookmarkStart w:id="115" w:name="X338d15ff05f0a736ac508b30958aa7180587cc7"/>
+    <w:p>
+      <w:pPr>
+        <w:pStyle w:val="Heading3"/>
+      </w:pPr>
+      <w:r>
+        <w:t xml:space="preserve">2️⃣ Find the top row ⬆️</w:t>
+      </w:r>
+    </w:p>
+    <w:p>
+      <w:pPr>
+        <w:pStyle w:val="FirstParagraph"/>
+      </w:pPr>
+      <w:r>
+        <w:t xml:space="preserve">Look at the first row of the pattern.</w:t>
+      </w:r>
+    </w:p>
+    <w:bookmarkEnd w:id="115"/>
+    <w:bookmarkStart w:id="116" w:name="X07d49e8a7d8f7e0c51b6b3b6a1df8661bb2f4c1"/>
+    <w:p>
+      <w:pPr>
+        <w:pStyle w:val="Heading3"/>
+      </w:pPr>
+      <w:r>
+        <w:t xml:space="preserve">3️⃣ Color the matching squares 🖊️</w:t>
+      </w:r>
+    </w:p>
+    <w:p>
+      <w:pPr>
+        <w:pStyle w:val="FirstParagraph"/>
+      </w:pPr>
+      <w:r>
+        <w:t xml:space="preserve">Click the right color. Fill the square.</w:t>
+      </w:r>
+      <w:r>
+        <w:t xml:space="preserve"> </w:t>
+      </w:r>
+      <w:r>
+        <w:rPr>
+          <w:bCs/>
+          <w:b/>
+        </w:rPr>
+        <w:t xml:space="preserve">Scribble it full!</w:t>
+      </w:r>
+    </w:p>
+    <w:bookmarkEnd w:id="116"/>
+    <w:bookmarkStart w:id="117" w:name="X243cf9a260b8860fb75c2bf88285fba8d82714a"/>
+    <w:p>
+      <w:pPr>
+        <w:pStyle w:val="Heading3"/>
+      </w:pPr>
+      <w:r>
+        <w:t xml:space="preserve">4️⃣ Next row ⬇️</w:t>
+      </w:r>
+    </w:p>
+    <w:p>
+      <w:pPr>
+        <w:pStyle w:val="FirstParagraph"/>
+      </w:pPr>
+      <w:r>
+        <w:t xml:space="preserve">Go row by row. Use a finger to keep your place 👆</w:t>
+      </w:r>
+    </w:p>
+    <w:bookmarkEnd w:id="117"/>
+    <w:bookmarkStart w:id="118" w:name="X330c4097ecccd7a0e44361a77efbfe7348e9cf3"/>
+    <w:p>
+      <w:pPr>
+        <w:pStyle w:val="Heading3"/>
+      </w:pPr>
+      <w:r>
+        <w:t xml:space="preserve">5️⃣ Step back… 🤩</w:t>
+      </w:r>
+    </w:p>
+    <w:p>
+      <w:pPr>
+        <w:pStyle w:val="FirstParagraph"/>
+      </w:pPr>
+      <w:r>
+        <w:t xml:space="preserve">It's a picture!</w:t>
+      </w:r>
+    </w:p>
+    <w:bookmarkEnd w:id="118"/>
+    <w:bookmarkStart w:id="119" w:name="X9d2c3b52d724d6661a137793da74b750879a98e"/>
+    <w:p>
+      <w:pPr>
+        <w:pStyle w:val="Heading3"/>
+      </w:pPr>
+      <w:r>
+        <w:t xml:space="preserve">❤️ Heart (red)</w:t>
+      </w:r>
+    </w:p>
+    <w:p>
+      <w:pPr>
+        <w:pStyle w:val="FirstParagraph"/>
+      </w:pPr>
+      <w:r>
+        <w:t xml:space="preserve">⬜🟥🟥⬜🟥🟥⬜</w:t>
+      </w:r>
+      <w:r>
+        <w:br/>
+      </w:r>
+      <w:r>
+        <w:t xml:space="preserve">🟥🟥🟥🟥🟥🟥🟥</w:t>
+      </w:r>
+      <w:r>
+        <w:br/>
+      </w:r>
+      <w:r>
+        <w:t xml:space="preserve">🟥🟥🟥🟥🟥🟥🟥</w:t>
+      </w:r>
+      <w:r>
+        <w:br/>
+      </w:r>
+      <w:r>
+        <w:t xml:space="preserve">⬜🟥🟥🟥🟥🟥⬜</w:t>
+      </w:r>
+      <w:r>
+        <w:br/>
+      </w:r>
+      <w:r>
+        <w:t xml:space="preserve">⬜⬜🟥🟥🟥⬜⬜</w:t>
+      </w:r>
+      <w:r>
+        <w:br/>
+      </w:r>
+      <w:r>
+        <w:t xml:space="preserve">⬜⬜⬜🟥⬜⬜⬜</w:t>
+      </w:r>
+    </w:p>
+    <w:bookmarkEnd w:id="119"/>
+    <w:bookmarkStart w:id="120" w:name="X817992feb1fa3b7a7dda43a4943ebd3d1f48461"/>
+    <w:p>
+      <w:pPr>
+        <w:pStyle w:val="Heading3"/>
+      </w:pPr>
+      <w:r>
+        <w:t xml:space="preserve">🌲 Tree (green + black)</w:t>
+      </w:r>
+    </w:p>
+    <w:p>
+      <w:pPr>
+        <w:pStyle w:val="FirstParagraph"/>
+      </w:pPr>
+      <w:r>
+        <w:t xml:space="preserve">⬜⬜⬜🟩⬜⬜⬜</w:t>
+      </w:r>
+      <w:r>
+        <w:br/>
+      </w:r>
+      <w:r>
+        <w:t xml:space="preserve">⬜⬜🟩🟩🟩⬜⬜</w:t>
+      </w:r>
+      <w:r>
+        <w:br/>
+      </w:r>
+      <w:r>
+        <w:t xml:space="preserve">⬜🟩🟩🟥🟩🟩⬜</w:t>
+      </w:r>
+      <w:r>
+        <w:br/>
+      </w:r>
+      <w:r>
+        <w:t xml:space="preserve">🟩🟩🟩🟩🟩🟩🟩</w:t>
+      </w:r>
+      <w:r>
+        <w:br/>
+      </w:r>
+      <w:r>
+        <w:t xml:space="preserve">⬜⬜⬜⬛⬜⬜⬜</w:t>
+      </w:r>
+      <w:r>
+        <w:br/>
+      </w:r>
+      <w:r>
+        <w:t xml:space="preserve">⬜⬜⬜⬛⬜⬜⬜</w:t>
+      </w:r>
+    </w:p>
+    <w:bookmarkEnd w:id="120"/>
+    <w:bookmarkStart w:id="121" w:name="X3b2ab001499492736794d7df87f111e925397f0"/>
+    <w:p>
+      <w:pPr>
+        <w:pStyle w:val="Heading3"/>
+      </w:pPr>
+      <w:r>
+        <w:t xml:space="preserve">🐟 Fish (blue + black)</w:t>
+      </w:r>
+    </w:p>
+    <w:p>
+      <w:pPr>
+        <w:pStyle w:val="FirstParagraph"/>
+      </w:pPr>
+      <w:r>
+        <w:t xml:space="preserve">⬜⬜🟦🟦🟦⬜⬜⬜🟦</w:t>
+      </w:r>
+      <w:r>
+        <w:br/>
+      </w:r>
+      <w:r>
+        <w:t xml:space="preserve">⬜🟦🟦🟦🟦🟦⬜🟦🟦</w:t>
+      </w:r>
+      <w:r>
+        <w:br/>
+      </w:r>
+      <w:r>
+        <w:t xml:space="preserve">🟦⬛🟦🟦🟦🟦🟦🟦⬜</w:t>
+      </w:r>
+      <w:r>
+        <w:br/>
+      </w:r>
+      <w:r>
+        <w:t xml:space="preserve">⬜🟦🟦🟦🟦🟦⬜🟦🟦</w:t>
+      </w:r>
+      <w:r>
+        <w:br/>
+      </w:r>
+      <w:r>
+        <w:t xml:space="preserve">⬜⬜🟦🟦🟦⬜⬜⬜🟦</w:t>
+      </w:r>
+    </w:p>
+    <w:bookmarkEnd w:id="121"/>
+    <w:bookmarkEnd w:id="122"/>
+    <w:bookmarkStart w:id="129" w:name="X37d2a769ebf7489b951eae94bc4246530e8a731"/>
+    <w:p>
+      <w:pPr>
+        <w:pStyle w:val="Heading2"/>
+      </w:pPr>
+      <w:r>
+        <w:t xml:space="preserve">🎚️ By Age</w:t>
+      </w:r>
+    </w:p>
+    <w:p>
+      <w:pPr>
+        <w:pStyle w:val="FirstParagraph"/>
+      </w:pPr>
+      <w:r>
+        <w:t xml:space="preserve">🎂 Pick the age. Every age can do the main steps — this is the</w:t>
+      </w:r>
+      <w:r>
+        <w:t xml:space="preserve"> </w:t>
+      </w:r>
+      <w:r>
+        <w:rPr>
+          <w:bCs/>
+          <w:b/>
+        </w:rPr>
+        <w:t xml:space="preserve">extra challenge</w:t>
+      </w:r>
+      <w:r>
+        <w:t xml:space="preserve">.</w:t>
+      </w:r>
+    </w:p>
+    <w:bookmarkStart w:id="123" w:name="X1a1a9228b6ae1682831b3134e649ef1afa17949"/>
+    <w:p>
+      <w:pPr>
+        <w:pStyle w:val="Heading3"/>
+      </w:pPr>
+      <w:r>
+        <w:t xml:space="preserve">6️⃣ Age 6</w:t>
+      </w:r>
+    </w:p>
+    <w:p>
+      <w:pPr>
+        <w:pStyle w:val="FirstParagraph"/>
+      </w:pPr>
+      <w:r>
+        <w:t xml:space="preserve">Copy the ❤️ heart.</w:t>
+      </w:r>
+    </w:p>
+    <w:bookmarkEnd w:id="123"/>
+    <w:bookmarkStart w:id="124" w:name="X16ce2bf63cc9d23eb83c1c3518af31d59eb84cc"/>
+    <w:p>
+      <w:pPr>
+        <w:pStyle w:val="Heading3"/>
+      </w:pPr>
+      <w:r>
+        <w:t xml:space="preserve">7️⃣ Age 7</w:t>
+      </w:r>
+    </w:p>
+    <w:p>
+      <w:pPr>
+        <w:pStyle w:val="FirstParagraph"/>
+      </w:pPr>
+      <w:r>
+        <w:t xml:space="preserve">Copy the 🌲 tree. Two colors!</w:t>
+      </w:r>
+    </w:p>
+    <w:bookmarkEnd w:id="124"/>
+    <w:bookmarkStart w:id="125" w:name="X825cf74079e6b01843c8495e6e3f3ee12fd7a17"/>
+    <w:p>
+      <w:pPr>
+        <w:pStyle w:val="Heading3"/>
+      </w:pPr>
+      <w:r>
+        <w:t xml:space="preserve">8️⃣ Age 8</w:t>
+      </w:r>
+    </w:p>
+    <w:p>
+      <w:pPr>
+        <w:pStyle w:val="FirstParagraph"/>
+      </w:pPr>
+      <w:r>
+        <w:t xml:space="preserve">Copy the 🐟 fish. Then recolor it your way.</w:t>
+      </w:r>
+    </w:p>
+    <w:bookmarkEnd w:id="125"/>
+    <w:bookmarkStart w:id="126" w:name="Xcf28c2b904248202e8581edd45eeb68fa46f494"/>
+    <w:p>
+      <w:pPr>
+        <w:pStyle w:val="Heading3"/>
+      </w:pPr>
+      <w:r>
+        <w:t xml:space="preserve">9️⃣ Age 9</w:t>
+      </w:r>
+    </w:p>
+    <w:p>
+      <w:pPr>
+        <w:pStyle w:val="FirstParagraph"/>
+      </w:pPr>
+      <w:r>
+        <w:rPr>
+          <w:bCs/>
+          <w:b/>
+        </w:rPr>
+        <w:t xml:space="preserve">Design your own</w:t>
+      </w:r>
+      <w:r>
+        <w:t xml:space="preserve"> </w:t>
+      </w:r>
+      <w:r>
+        <w:t xml:space="preserve">🎨 on the 10 × 10 grid.</w:t>
+      </w:r>
+    </w:p>
+    <w:bookmarkEnd w:id="126"/>
+    <w:bookmarkStart w:id="127" w:name="X0420696ff50b5042e630b7ee55caad0aa009b58"/>
+    <w:p>
+      <w:pPr>
+        <w:pStyle w:val="Heading3"/>
+      </w:pPr>
+      <w:r>
+        <w:t xml:space="preserve">🔟 Age 10</w:t>
+      </w:r>
+    </w:p>
+    <w:p>
+      <w:pPr>
+        <w:pStyle w:val="FirstParagraph"/>
+      </w:pPr>
+      <w:r>
+        <w:rPr>
+          <w:bCs/>
+          <w:b/>
+        </w:rPr>
+        <w:t xml:space="preserve">Pixel code</w:t>
+      </w:r>
+      <w:r>
+        <w:t xml:space="preserve"> </w:t>
+      </w:r>
+      <w:r>
+        <w:t xml:space="preserve">📝</w:t>
+      </w:r>
+      <w:r>
+        <w:br/>
+      </w:r>
+      <w:r>
+        <w:t xml:space="preserve">Write your picture as row codes, like: "Row A: 3 white, 1 green, 3 white".</w:t>
+      </w:r>
+      <w:r>
+        <w:br/>
+      </w:r>
+      <w:r>
+        <w:t xml:space="preserve">Give it to someone. Can they build it from the code alone?</w:t>
+      </w:r>
+    </w:p>
+    <w:bookmarkEnd w:id="127"/>
+    <w:bookmarkStart w:id="128" w:name="X2d3fc62481aadedfbf4bdcaaaa9c9bad3312772"/>
+    <w:p>
+      <w:pPr>
+        <w:pStyle w:val="Heading3"/>
+      </w:pPr>
+      <w:r>
+        <w:t xml:space="preserve">🚀 Age 11+</w:t>
+      </w:r>
+    </w:p>
+    <w:p>
+      <w:pPr>
+        <w:pStyle w:val="FirstParagraph"/>
+      </w:pPr>
+      <w:r>
+        <w:rPr>
+          <w:bCs/>
+          <w:b/>
+        </w:rPr>
+        <w:t xml:space="preserve">Compression</w:t>
+      </w:r>
+      <w:r>
+        <w:t xml:space="preserve"> </w:t>
+      </w:r>
+      <w:r>
+        <w:t xml:space="preserve">💾</w:t>
+      </w:r>
+      <w:r>
+        <w:br/>
+      </w:r>
+      <w:r>
+        <w:t xml:space="preserve">Write rows short:</w:t>
+      </w:r>
+      <w:r>
+        <w:t xml:space="preserve"> </w:t>
+      </w:r>
+      <w:r>
+        <w:rPr>
+          <w:bCs/>
+          <w:b/>
+        </w:rPr>
+        <w:t xml:space="preserve">3W 1G 3W</w:t>
+      </w:r>
+      <w:r>
+        <w:t xml:space="preserve"> </w:t>
+      </w:r>
+      <w:r>
+        <w:t xml:space="preserve">instead of W W W G W W W.</w:t>
+      </w:r>
+      <w:r>
+        <w:br/>
+      </w:r>
+      <w:r>
+        <w:t xml:space="preserve">Count how many characters you saved. Computers shrink images with this trick (it's called</w:t>
+      </w:r>
+      <w:r>
+        <w:t xml:space="preserve"> </w:t>
+      </w:r>
+      <w:r>
+        <w:rPr>
+          <w:iCs/>
+          <w:i/>
+        </w:rPr>
+        <w:t xml:space="preserve">run-length encoding</w:t>
+      </w:r>
+      <w:r>
+        <w:t xml:space="preserve">).</w:t>
+      </w:r>
+    </w:p>
+    <w:bookmarkEnd w:id="128"/>
+    <w:bookmarkEnd w:id="129"/>
+    <w:bookmarkStart w:id="130" w:name="Xffb851b8216ceb4e4130b7b9a9d8a52898a7583"/>
+    <w:p>
+      <w:pPr>
+        <w:pStyle w:val="Heading2"/>
+      </w:pPr>
+      <w:r>
+        <w:t xml:space="preserve">🧠 Why It Works</w:t>
       </w:r>
     </w:p>
     <w:p>
@@ -4394,7 +5026,20 @@
         <w:pStyle w:val="Compact"/>
       </w:pPr>
       <w:r>
-        <w:t xml:space="preserve">☐ 🖊️ 4-color pen</w:t>
+        <w:t xml:space="preserve">📺 Every screen is made of tiny squares called</w:t>
+      </w:r>
+      <w:r>
+        <w:t xml:space="preserve"> </w:t>
+      </w:r>
+      <w:r>
+        <w:rPr>
+          <w:bCs/>
+          <w:b/>
+        </w:rPr>
+        <w:t xml:space="preserve">pixels</w:t>
+      </w:r>
+      <w:r>
+        <w:t xml:space="preserve">.</w:t>
       </w:r>
     </w:p>
     <w:p>
@@ -4406,373 +5051,29 @@
         <w:pStyle w:val="Compact"/>
       </w:pPr>
       <w:r>
-        <w:t xml:space="preserve">☐ 📄 The pixel grid (printable) or graph paper</w:t>
-      </w:r>
-    </w:p>
-    <w:bookmarkEnd w:id="101"/>
-    <w:bookmarkStart w:id="110" w:name="X8260a272e8c39ccaae5b237af287f8862e3b442"/>
+        <w:t xml:space="preserve">🎮 Old video games had so few pixels you could count them!</w:t>
+      </w:r>
+    </w:p>
+    <w:p>
+      <w:pPr>
+        <w:numPr>
+          <w:ilvl w:val="0"/>
+          <w:numId w:val="1019"/>
+        </w:numPr>
+        <w:pStyle w:val="Compact"/>
+      </w:pPr>
+      <w:r>
+        <w:t xml:space="preserve">📐 Rows and columns = how graphs and spreadsheets work too.</w:t>
+      </w:r>
+    </w:p>
+    <w:bookmarkEnd w:id="130"/>
+    <w:bookmarkStart w:id="131" w:name="X1e2e35f23dcd83b316a3eeb37a642a2f2c1440e"/>
     <w:p>
       <w:pPr>
         <w:pStyle w:val="Heading2"/>
       </w:pPr>
       <w:r>
-        <w:t xml:space="preserve">👣 Steps</w:t>
-      </w:r>
-    </w:p>
-    <w:bookmarkStart w:id="102" w:name="Xdf640f2cb5e7656f8c94c7712096f9c54bac24b"/>
-    <w:p>
-      <w:pPr>
-        <w:pStyle w:val="Heading3"/>
-      </w:pPr>
-      <w:r>
-        <w:t xml:space="preserve">1️⃣ Pick a picture 👀</w:t>
-      </w:r>
-    </w:p>
-    <w:p>
-      <w:pPr>
-        <w:pStyle w:val="FirstParagraph"/>
-      </w:pPr>
-      <w:r>
-        <w:t xml:space="preserve">Start with the ❤️ heart below. It's the easiest!</w:t>
-      </w:r>
-    </w:p>
-    <w:bookmarkEnd w:id="102"/>
-    <w:bookmarkStart w:id="103" w:name="X338d15ff05f0a736ac508b30958aa7180587cc7"/>
-    <w:p>
-      <w:pPr>
-        <w:pStyle w:val="Heading3"/>
-      </w:pPr>
-      <w:r>
-        <w:t xml:space="preserve">2️⃣ Find the top row ⬆️</w:t>
-      </w:r>
-    </w:p>
-    <w:p>
-      <w:pPr>
-        <w:pStyle w:val="FirstParagraph"/>
-      </w:pPr>
-      <w:r>
-        <w:t xml:space="preserve">Look at the first row of the pattern.</w:t>
-      </w:r>
-    </w:p>
-    <w:bookmarkEnd w:id="103"/>
-    <w:bookmarkStart w:id="104" w:name="X07d49e8a7d8f7e0c51b6b3b6a1df8661bb2f4c1"/>
-    <w:p>
-      <w:pPr>
-        <w:pStyle w:val="Heading3"/>
-      </w:pPr>
-      <w:r>
-        <w:t xml:space="preserve">3️⃣ Color the matching squares 🖊️</w:t>
-      </w:r>
-    </w:p>
-    <w:p>
-      <w:pPr>
-        <w:pStyle w:val="FirstParagraph"/>
-      </w:pPr>
-      <w:r>
-        <w:t xml:space="preserve">Click the right color. Fill the square.</w:t>
-      </w:r>
-      <w:r>
-        <w:t xml:space="preserve"> </w:t>
-      </w:r>
-      <w:r>
-        <w:rPr>
-          <w:bCs/>
-          <w:b/>
-        </w:rPr>
-        <w:t xml:space="preserve">Scribble it full!</w:t>
-      </w:r>
-    </w:p>
-    <w:bookmarkEnd w:id="104"/>
-    <w:bookmarkStart w:id="105" w:name="X243cf9a260b8860fb75c2bf88285fba8d82714a"/>
-    <w:p>
-      <w:pPr>
-        <w:pStyle w:val="Heading3"/>
-      </w:pPr>
-      <w:r>
-        <w:t xml:space="preserve">4️⃣ Next row ⬇️</w:t>
-      </w:r>
-    </w:p>
-    <w:p>
-      <w:pPr>
-        <w:pStyle w:val="FirstParagraph"/>
-      </w:pPr>
-      <w:r>
-        <w:t xml:space="preserve">Go row by row. Use a finger to keep your place 👆</w:t>
-      </w:r>
-    </w:p>
-    <w:bookmarkEnd w:id="105"/>
-    <w:bookmarkStart w:id="106" w:name="X330c4097ecccd7a0e44361a77efbfe7348e9cf3"/>
-    <w:p>
-      <w:pPr>
-        <w:pStyle w:val="Heading3"/>
-      </w:pPr>
-      <w:r>
-        <w:t xml:space="preserve">5️⃣ Step back… 🤩</w:t>
-      </w:r>
-    </w:p>
-    <w:p>
-      <w:pPr>
-        <w:pStyle w:val="FirstParagraph"/>
-      </w:pPr>
-      <w:r>
-        <w:t xml:space="preserve">It's a picture!</w:t>
-      </w:r>
-    </w:p>
-    <w:bookmarkEnd w:id="106"/>
-    <w:bookmarkStart w:id="107" w:name="X9d2c3b52d724d6661a137793da74b750879a98e"/>
-    <w:p>
-      <w:pPr>
-        <w:pStyle w:val="Heading3"/>
-      </w:pPr>
-      <w:r>
-        <w:t xml:space="preserve">❤️ Heart (red)</w:t>
-      </w:r>
-    </w:p>
-    <w:p>
-      <w:pPr>
-        <w:pStyle w:val="FirstParagraph"/>
-      </w:pPr>
-      <w:r>
-        <w:t xml:space="preserve">⬜🟥🟥⬜🟥🟥⬜</w:t>
-      </w:r>
-      <w:r>
-        <w:br/>
-      </w:r>
-      <w:r>
-        <w:t xml:space="preserve">🟥🟥🟥🟥🟥🟥🟥</w:t>
-      </w:r>
-      <w:r>
-        <w:br/>
-      </w:r>
-      <w:r>
-        <w:t xml:space="preserve">🟥🟥🟥🟥🟥🟥🟥</w:t>
-      </w:r>
-      <w:r>
-        <w:br/>
-      </w:r>
-      <w:r>
-        <w:t xml:space="preserve">⬜🟥🟥🟥🟥🟥⬜</w:t>
-      </w:r>
-      <w:r>
-        <w:br/>
-      </w:r>
-      <w:r>
-        <w:t xml:space="preserve">⬜⬜🟥🟥🟥⬜⬜</w:t>
-      </w:r>
-      <w:r>
-        <w:br/>
-      </w:r>
-      <w:r>
-        <w:t xml:space="preserve">⬜⬜⬜🟥⬜⬜⬜</w:t>
-      </w:r>
-    </w:p>
-    <w:bookmarkEnd w:id="107"/>
-    <w:bookmarkStart w:id="108" w:name="X817992feb1fa3b7a7dda43a4943ebd3d1f48461"/>
-    <w:p>
-      <w:pPr>
-        <w:pStyle w:val="Heading3"/>
-      </w:pPr>
-      <w:r>
-        <w:t xml:space="preserve">🌲 Tree (green + black)</w:t>
-      </w:r>
-    </w:p>
-    <w:p>
-      <w:pPr>
-        <w:pStyle w:val="FirstParagraph"/>
-      </w:pPr>
-      <w:r>
-        <w:t xml:space="preserve">⬜⬜⬜🟩⬜⬜⬜</w:t>
-      </w:r>
-      <w:r>
-        <w:br/>
-      </w:r>
-      <w:r>
-        <w:t xml:space="preserve">⬜⬜🟩🟩🟩⬜⬜</w:t>
-      </w:r>
-      <w:r>
-        <w:br/>
-      </w:r>
-      <w:r>
-        <w:t xml:space="preserve">⬜🟩🟩🟥🟩🟩⬜</w:t>
-      </w:r>
-      <w:r>
-        <w:br/>
-      </w:r>
-      <w:r>
-        <w:t xml:space="preserve">🟩🟩🟩🟩🟩🟩🟩</w:t>
-      </w:r>
-      <w:r>
-        <w:br/>
-      </w:r>
-      <w:r>
-        <w:t xml:space="preserve">⬜⬜⬜⬛⬜⬜⬜</w:t>
-      </w:r>
-      <w:r>
-        <w:br/>
-      </w:r>
-      <w:r>
-        <w:t xml:space="preserve">⬜⬜⬜⬛⬜⬜⬜</w:t>
-      </w:r>
-    </w:p>
-    <w:bookmarkEnd w:id="108"/>
-    <w:bookmarkStart w:id="109" w:name="X3b2ab001499492736794d7df87f111e925397f0"/>
-    <w:p>
-      <w:pPr>
-        <w:pStyle w:val="Heading3"/>
-      </w:pPr>
-      <w:r>
-        <w:t xml:space="preserve">🐟 Fish (blue + black)</w:t>
-      </w:r>
-    </w:p>
-    <w:p>
-      <w:pPr>
-        <w:pStyle w:val="FirstParagraph"/>
-      </w:pPr>
-      <w:r>
-        <w:t xml:space="preserve">⬜⬜🟦🟦🟦⬜⬜⬜🟦</w:t>
-      </w:r>
-      <w:r>
-        <w:br/>
-      </w:r>
-      <w:r>
-        <w:t xml:space="preserve">⬜🟦🟦🟦🟦🟦⬜🟦🟦</w:t>
-      </w:r>
-      <w:r>
-        <w:br/>
-      </w:r>
-      <w:r>
-        <w:t xml:space="preserve">🟦⬛🟦🟦🟦🟦🟦🟦⬜</w:t>
-      </w:r>
-      <w:r>
-        <w:br/>
-      </w:r>
-      <w:r>
-        <w:t xml:space="preserve">⬜🟦🟦🟦🟦🟦⬜🟦🟦</w:t>
-      </w:r>
-      <w:r>
-        <w:br/>
-      </w:r>
-      <w:r>
-        <w:t xml:space="preserve">⬜⬜🟦🟦🟦⬜⬜⬜🟦</w:t>
-      </w:r>
-    </w:p>
-    <w:bookmarkEnd w:id="109"/>
-    <w:bookmarkEnd w:id="110"/>
-    <w:bookmarkStart w:id="114" w:name="X51e8bd3efc4d8c189dda8fa053304e38e73bc87"/>
-    <w:p>
-      <w:pPr>
-        <w:pStyle w:val="Heading2"/>
-      </w:pPr>
-      <w:r>
-        <w:t xml:space="preserve">🌟 Level Up</w:t>
-      </w:r>
-    </w:p>
-    <w:bookmarkStart w:id="111" w:name="Xc9f83bb0264e1e7ae5551bc24091917a969ed35"/>
-    <w:p>
-      <w:pPr>
-        <w:pStyle w:val="Heading3"/>
-      </w:pPr>
-      <w:r>
-        <w:t xml:space="preserve">🥉 Easy</w:t>
-      </w:r>
-    </w:p>
-    <w:p>
-      <w:pPr>
-        <w:pStyle w:val="FirstParagraph"/>
-      </w:pPr>
-      <w:r>
-        <w:t xml:space="preserve">Copy the ❤️ heart.</w:t>
-      </w:r>
-    </w:p>
-    <w:bookmarkEnd w:id="111"/>
-    <w:bookmarkStart w:id="112" w:name="X1db03e8da8b71dfb139c8d0c487aeceed56ef88"/>
-    <w:p>
-      <w:pPr>
-        <w:pStyle w:val="Heading3"/>
-      </w:pPr>
-      <w:r>
-        <w:t xml:space="preserve">🥈 Medium</w:t>
-      </w:r>
-    </w:p>
-    <w:p>
-      <w:pPr>
-        <w:pStyle w:val="FirstParagraph"/>
-      </w:pPr>
-      <w:r>
-        <w:t xml:space="preserve">Copy the 🐟 fish. Then make it</w:t>
-      </w:r>
-      <w:r>
-        <w:t xml:space="preserve"> </w:t>
-      </w:r>
-      <w:r>
-        <w:rPr>
-          <w:bCs/>
-          <w:b/>
-        </w:rPr>
-        <w:t xml:space="preserve">2 colors</w:t>
-      </w:r>
-      <w:r>
-        <w:t xml:space="preserve"> </w:t>
-      </w:r>
-      <w:r>
-        <w:t xml:space="preserve">your way!</w:t>
-      </w:r>
-    </w:p>
-    <w:bookmarkEnd w:id="112"/>
-    <w:bookmarkStart w:id="113" w:name="X0affefd99efa74b675021c47e6106f3b023049a"/>
-    <w:p>
-      <w:pPr>
-        <w:pStyle w:val="Heading3"/>
-      </w:pPr>
-      <w:r>
-        <w:t xml:space="preserve">🥇 Hard</w:t>
-      </w:r>
-    </w:p>
-    <w:p>
-      <w:pPr>
-        <w:pStyle w:val="FirstParagraph"/>
-      </w:pPr>
-      <w:r>
-        <w:rPr>
-          <w:bCs/>
-          <w:b/>
-        </w:rPr>
-        <w:t xml:space="preserve">Invent your own</w:t>
-      </w:r>
-      <w:r>
-        <w:t xml:space="preserve"> </w:t>
-      </w:r>
-      <w:r>
-        <w:t xml:space="preserve">🎨</w:t>
-      </w:r>
-      <w:r>
-        <w:br/>
-      </w:r>
-      <w:r>
-        <w:t xml:space="preserve">Design a pixel picture. Write the code for each row:</w:t>
-      </w:r>
-      <w:r>
-        <w:br/>
-      </w:r>
-      <w:r>
-        <w:t xml:space="preserve">"Row 1: 3 white, 1 green, 3 white"</w:t>
-      </w:r>
-      <w:r>
-        <w:br/>
-      </w:r>
-      <w:r>
-        <w:t xml:space="preserve">Give it to a friend. Can they build it from your code?</w:t>
-      </w:r>
-    </w:p>
-    <w:bookmarkEnd w:id="113"/>
-    <w:bookmarkEnd w:id="114"/>
-    <w:bookmarkStart w:id="115" w:name="Xffb851b8216ceb4e4130b7b9a9d8a52898a7583"/>
-    <w:p>
-      <w:pPr>
-        <w:pStyle w:val="Heading2"/>
-      </w:pPr>
-      <w:r>
-        <w:t xml:space="preserve">🧠 Why It Works</w:t>
+        <w:t xml:space="preserve">🛟 Grown-Up Notes</w:t>
       </w:r>
     </w:p>
     <w:p>
@@ -4784,20 +5085,7 @@
         <w:pStyle w:val="Compact"/>
       </w:pPr>
       <w:r>
-        <w:t xml:space="preserve">📺 Every screen is made of tiny squares called</w:t>
-      </w:r>
-      <w:r>
-        <w:t xml:space="preserve"> </w:t>
-      </w:r>
-      <w:r>
-        <w:rPr>
-          <w:bCs/>
-          <w:b/>
-        </w:rPr>
-        <w:t xml:space="preserve">pixels</w:t>
-      </w:r>
-      <w:r>
-        <w:t xml:space="preserve">.</w:t>
+        <w:t xml:space="preserve">👆 A ruler or sticky note under the current row helps a lot.</w:t>
       </w:r>
     </w:p>
     <w:p>
@@ -4809,7 +5097,7 @@
         <w:pStyle w:val="Compact"/>
       </w:pPr>
       <w:r>
-        <w:t xml:space="preserve">🎮 Old video games had so few pixels you could count them!</w:t>
+        <w:t xml:space="preserve">⬜ "White" means leave it empty.</w:t>
       </w:r>
     </w:p>
     <w:p>
@@ -4821,62 +5109,16 @@
         <w:pStyle w:val="Compact"/>
       </w:pPr>
       <w:r>
-        <w:t xml:space="preserve">📐 Rows and columns = how graphs and spreadsheets work too.</w:t>
-      </w:r>
-    </w:p>
-    <w:bookmarkEnd w:id="115"/>
-    <w:bookmarkStart w:id="116" w:name="X1e2e35f23dcd83b316a3eeb37a642a2f2c1440e"/>
+        <w:t xml:space="preserve">🟩 Ballpoint fills slowly — little kids can do an X or a dot instead of full coloring.</w:t>
+      </w:r>
+    </w:p>
+    <w:bookmarkEnd w:id="131"/>
+    <w:bookmarkStart w:id="132" w:name="X6e58acda5cc383e5357c5c1ce734528216ab007"/>
     <w:p>
       <w:pPr>
         <w:pStyle w:val="Heading2"/>
       </w:pPr>
       <w:r>
-        <w:t xml:space="preserve">🛟 Grown-Up Notes</w:t>
-      </w:r>
-    </w:p>
-    <w:p>
-      <w:pPr>
-        <w:numPr>
-          <w:ilvl w:val="0"/>
-          <w:numId w:val="1021"/>
-        </w:numPr>
-        <w:pStyle w:val="Compact"/>
-      </w:pPr>
-      <w:r>
-        <w:t xml:space="preserve">👆 A ruler or sticky note under the current row helps a lot.</w:t>
-      </w:r>
-    </w:p>
-    <w:p>
-      <w:pPr>
-        <w:numPr>
-          <w:ilvl w:val="0"/>
-          <w:numId w:val="1021"/>
-        </w:numPr>
-        <w:pStyle w:val="Compact"/>
-      </w:pPr>
-      <w:r>
-        <w:t xml:space="preserve">⬜ "White" means leave it empty.</w:t>
-      </w:r>
-    </w:p>
-    <w:p>
-      <w:pPr>
-        <w:numPr>
-          <w:ilvl w:val="0"/>
-          <w:numId w:val="1021"/>
-        </w:numPr>
-        <w:pStyle w:val="Compact"/>
-      </w:pPr>
-      <w:r>
-        <w:t xml:space="preserve">🟩 Ballpoint fills slowly — little kids can do an X or a dot instead of full coloring.</w:t>
-      </w:r>
-    </w:p>
-    <w:bookmarkEnd w:id="116"/>
-    <w:bookmarkStart w:id="117" w:name="X6e58acda5cc383e5357c5c1ce734528216ab007"/>
-    <w:p>
-      <w:pPr>
-        <w:pStyle w:val="Heading2"/>
-      </w:pPr>
-      <w:r>
         <w:t xml:space="preserve">🧽 Cleanup</w:t>
       </w:r>
     </w:p>
@@ -4885,21 +5127,11 @@
         <w:pStyle w:val="FirstParagraph"/>
       </w:pPr>
       <w:r>
-        <w:rPr>
-          <w:bCs/>
-          <w:b/>
-        </w:rPr>
-        <w:t xml:space="preserve">$</w:t>
-      </w:r>
-      <w:r>
-        <w:t xml:space="preserve"> </w:t>
-      </w:r>
-      <w:r>
-        <w:t xml:space="preserve">— click the pen closed! 🖊️</w:t>
-      </w:r>
-    </w:p>
-    <w:bookmarkEnd w:id="117"/>
-    <w:bookmarkStart w:id="119" w:name="X1c53de3fce3d578696fb79bbefdadd589cc763d"/>
+        <w:t xml:space="preserve">click the pen closed! 🖊️</w:t>
+      </w:r>
+    </w:p>
+    <w:bookmarkEnd w:id="132"/>
+    <w:bookmarkStart w:id="134" w:name="X1c53de3fce3d578696fb79bbefdadd589cc763d"/>
     <w:p>
       <w:pPr>
         <w:pStyle w:val="Heading2"/>
@@ -4909,7 +5141,7 @@
         <w:t xml:space="preserve">🖨️ Printable</w:t>
       </w:r>
     </w:p>
-    <w:bookmarkStart w:id="118" w:name="X6471e5cf0b9912a4ea90404d56fcf5e7c14f0f0"/>
+    <w:bookmarkStart w:id="133" w:name="X6471e5cf0b9912a4ea90404d56fcf5e7c14f0f0"/>
     <w:p>
       <w:pPr>
         <w:pStyle w:val="Heading3"/>
@@ -6106,10 +6338,10 @@
         <w:t xml:space="preserve">______________________</w:t>
       </w:r>
     </w:p>
-    <w:bookmarkEnd w:id="118"/>
-    <w:bookmarkEnd w:id="119"/>
-    <w:bookmarkEnd w:id="120"/>
-    <w:bookmarkStart w:id="138" w:name="X117d0f7eac537bdf37e87ec12233537a0238dc5"/>
+    <w:bookmarkEnd w:id="133"/>
+    <w:bookmarkEnd w:id="134"/>
+    <w:bookmarkEnd w:id="135"/>
+    <w:bookmarkStart w:id="156" w:name="X117d0f7eac537bdf37e87ec12233537a0238dc5"/>
     <w:p>
       <w:pPr>
         <w:pStyle w:val="Heading1"/>
@@ -6124,55 +6356,17 @@
         <w:pStyle w:val="FirstParagraph"/>
       </w:pPr>
       <w:r>
-        <w:t xml:space="preserve">⏱️</w:t>
-      </w:r>
-      <w:r>
-        <w:t xml:space="preserve"> </w:t>
-      </w:r>
-      <w:r>
-        <w:rPr>
-          <w:bCs/>
-          <w:b/>
-        </w:rPr>
-        <w:t xml:space="preserve">30 min</w:t>
-      </w:r>
-      <w:r>
-        <w:t xml:space="preserve"> </w:t>
-      </w:r>
-      <w:r>
-        <w:t xml:space="preserve">· 🧽 Cleanup</w:t>
-      </w:r>
-      <w:r>
-        <w:t xml:space="preserve"> </w:t>
-      </w:r>
-      <w:r>
-        <w:rPr>
-          <w:bCs/>
-          <w:b/>
-        </w:rPr>
-        <w:t xml:space="preserve">$</w:t>
-      </w:r>
-      <w:r>
-        <w:t xml:space="preserve"> </w:t>
-      </w:r>
-      <w:r>
-        <w:t xml:space="preserve">(Quick wipe (2 min) 🧻) · 👧 Ages</w:t>
-      </w:r>
-      <w:r>
-        <w:t xml:space="preserve"> </w:t>
-      </w:r>
-      <w:r>
-        <w:rPr>
-          <w:bCs/>
-          <w:b/>
-        </w:rPr>
-        <w:t xml:space="preserve">6+</w:t>
-      </w:r>
-      <w:r>
-        <w:t xml:space="preserve"> </w:t>
-      </w:r>
-      <w:r>
-        <w:t xml:space="preserve">· ✏️ Table</w:t>
+        <w:rPr>
+          <w:bCs/>
+          <w:b/>
+        </w:rPr>
+        <w:t xml:space="preserve">🕰️ Long · 40 min</w:t>
+      </w:r>
+      <w:r>
+        <w:t xml:space="preserve"> </w:t>
+      </w:r>
+      <w:r>
+        <w:t xml:space="preserve">· ✨ No cleanup · 🤫 Silent · 🏠 Indoor · 👤 Solo · 🎂 Ages 6–11+</w:t>
       </w:r>
     </w:p>
     <w:p>
@@ -6205,7 +6399,7 @@
         <w:t xml:space="preserve">Box 1 → Box 2 → Box 3 → Box 4 = 😂</w:t>
       </w:r>
     </w:p>
-    <w:bookmarkStart w:id="121" w:name="X74f563c3e98f63f0dc18a24daf9f7a6a3dc4bda"/>
+    <w:bookmarkStart w:id="136" w:name="X74f563c3e98f63f0dc18a24daf9f7a6a3dc4bda"/>
     <w:p>
       <w:pPr>
         <w:pStyle w:val="Heading2"/>
@@ -6218,7 +6412,7 @@
       <w:pPr>
         <w:numPr>
           <w:ilvl w:val="0"/>
-          <w:numId w:val="1022"/>
+          <w:numId w:val="1021"/>
         </w:numPr>
         <w:pStyle w:val="Compact"/>
       </w:pPr>
@@ -6230,7 +6424,7 @@
       <w:pPr>
         <w:numPr>
           <w:ilvl w:val="0"/>
-          <w:numId w:val="1022"/>
+          <w:numId w:val="1021"/>
         </w:numPr>
         <w:pStyle w:val="Compact"/>
       </w:pPr>
@@ -6242,7 +6436,7 @@
       <w:pPr>
         <w:numPr>
           <w:ilvl w:val="0"/>
-          <w:numId w:val="1022"/>
+          <w:numId w:val="1021"/>
         </w:numPr>
         <w:pStyle w:val="Compact"/>
       </w:pPr>
@@ -6250,8 +6444,8 @@
         <w:t xml:space="preserve">☐ 💡 One silly idea</w:t>
       </w:r>
     </w:p>
-    <w:bookmarkEnd w:id="121"/>
-    <w:bookmarkStart w:id="128" w:name="X62be31c28cf9e1db2357e697b0297211347c099"/>
+    <w:bookmarkEnd w:id="136"/>
+    <w:bookmarkStart w:id="143" w:name="X62be31c28cf9e1db2357e697b0297211347c099"/>
     <w:p>
       <w:pPr>
         <w:pStyle w:val="Heading2"/>
@@ -6260,7 +6454,7 @@
         <w:t xml:space="preserve">👣 Steps</w:t>
       </w:r>
     </w:p>
-    <w:bookmarkStart w:id="122" w:name="Xf7dfe67565cb80a63bf444af4f4033d678c3ac4"/>
+    <w:bookmarkStart w:id="137" w:name="Xf7dfe67565cb80a63bf444af4f4033d678c3ac4"/>
     <w:p>
       <w:pPr>
         <w:pStyle w:val="Heading3"/>
@@ -6517,8 +6711,8 @@
         </w:tc>
       </w:tr>
     </w:tbl>
-    <w:bookmarkEnd w:id="122"/>
-    <w:bookmarkStart w:id="123" w:name="X711172ebad95a457424f21830ddcd8f476ca87e"/>
+    <w:bookmarkEnd w:id="137"/>
+    <w:bookmarkStart w:id="138" w:name="X711172ebad95a457424f21830ddcd8f476ca87e"/>
     <w:p>
       <w:pPr>
         <w:pStyle w:val="Heading3"/>
@@ -6535,8 +6729,8 @@
         <w:t xml:space="preserve">Draw the people, places, and outlines.</w:t>
       </w:r>
     </w:p>
-    <w:bookmarkEnd w:id="123"/>
-    <w:bookmarkStart w:id="124" w:name="X2ec64b45ae43d6250a18d5e71c4d8c09e422edf"/>
+    <w:bookmarkEnd w:id="138"/>
+    <w:bookmarkStart w:id="139" w:name="X2ec64b45ae43d6250a18d5e71c4d8c09e422edf"/>
     <w:p>
       <w:pPr>
         <w:pStyle w:val="Heading3"/>
@@ -6553,8 +6747,8 @@
         <w:t xml:space="preserve">What do they say? Keep it short!</w:t>
       </w:r>
     </w:p>
-    <w:bookmarkEnd w:id="124"/>
-    <w:bookmarkStart w:id="125" w:name="X7de254d18bae9e9a3a1a1db3477d2a369e3cd9e"/>
+    <w:bookmarkEnd w:id="139"/>
+    <w:bookmarkStart w:id="140" w:name="X7de254d18bae9e9a3a1a1db3477d2a369e3cd9e"/>
     <w:p>
       <w:pPr>
         <w:pStyle w:val="Heading3"/>
@@ -6587,8 +6781,8 @@
         <w:t xml:space="preserve">Motion lines to show fast moving ≋</w:t>
       </w:r>
     </w:p>
-    <w:bookmarkEnd w:id="125"/>
-    <w:bookmarkStart w:id="126" w:name="X6757d8b4536fbb786c1d92b926521344e678e34"/>
+    <w:bookmarkEnd w:id="140"/>
+    <w:bookmarkStart w:id="141" w:name="X6757d8b4536fbb786c1d92b926521344e678e34"/>
     <w:p>
       <w:pPr>
         <w:pStyle w:val="Heading3"/>
@@ -6605,8 +6799,8 @@
         <w:t xml:space="preserve">Grass, trees, walls — fill in the world.</w:t>
       </w:r>
     </w:p>
-    <w:bookmarkEnd w:id="126"/>
-    <w:bookmarkStart w:id="127" w:name="X3fc546ef3728be29e7cd9aa5467aef50043a871"/>
+    <w:bookmarkEnd w:id="141"/>
+    <w:bookmarkStart w:id="142" w:name="X3fc546ef3728be29e7cd9aa5467aef50043a871"/>
     <w:p>
       <w:pPr>
         <w:pStyle w:val="Heading3"/>
@@ -6623,76 +6817,147 @@
         <w:t xml:space="preserve">Every comic artist signs their work!</w:t>
       </w:r>
     </w:p>
-    <w:bookmarkEnd w:id="127"/>
-    <w:bookmarkEnd w:id="128"/>
-    <w:bookmarkStart w:id="132" w:name="X703b3eb6e3e8fc5c46ee9b02498046199f8f633"/>
+    <w:bookmarkEnd w:id="142"/>
+    <w:bookmarkEnd w:id="143"/>
+    <w:bookmarkStart w:id="150" w:name="X9caec4e7d23e979895681ff03337a8a826c1c47"/>
     <w:p>
       <w:pPr>
         <w:pStyle w:val="Heading2"/>
       </w:pPr>
       <w:r>
-        <w:t xml:space="preserve">🌟 Level Up</w:t>
-      </w:r>
-    </w:p>
-    <w:bookmarkStart w:id="129" w:name="Xf9d413414ffe8721e77a2a42c49eb6632173ef2"/>
+        <w:t xml:space="preserve">🎚️ By Age</w:t>
+      </w:r>
+    </w:p>
+    <w:p>
+      <w:pPr>
+        <w:pStyle w:val="FirstParagraph"/>
+      </w:pPr>
+      <w:r>
+        <w:t xml:space="preserve">🎂 Pick the age. Every age can do the main steps — this is the</w:t>
+      </w:r>
+      <w:r>
+        <w:t xml:space="preserve"> </w:t>
+      </w:r>
+      <w:r>
+        <w:rPr>
+          <w:bCs/>
+          <w:b/>
+        </w:rPr>
+        <w:t xml:space="preserve">extra challenge</w:t>
+      </w:r>
+      <w:r>
+        <w:t xml:space="preserve">.</w:t>
+      </w:r>
+    </w:p>
+    <w:bookmarkStart w:id="144" w:name="X65411e33bfbefbf0e8308785960b92c4ccd0562"/>
     <w:p>
       <w:pPr>
         <w:pStyle w:val="Heading3"/>
       </w:pPr>
       <w:r>
-        <w:t xml:space="preserve">🥉 Easy</w:t>
-      </w:r>
-    </w:p>
-    <w:p>
-      <w:pPr>
-        <w:pStyle w:val="FirstParagraph"/>
-      </w:pPr>
-      <w:r>
-        <w:t xml:space="preserve">Just</w:t>
-      </w:r>
-      <w:r>
-        <w:t xml:space="preserve"> </w:t>
-      </w:r>
-      <w:r>
-        <w:rPr>
-          <w:bCs/>
-          <w:b/>
-        </w:rPr>
-        <w:t xml:space="preserve">draw</w:t>
-      </w:r>
-      <w:r>
-        <w:t xml:space="preserve"> </w:t>
-      </w:r>
-      <w:r>
-        <w:t xml:space="preserve">the 4 boxes. Tell the words out loud. 🗣️</w:t>
-      </w:r>
-    </w:p>
-    <w:bookmarkEnd w:id="129"/>
-    <w:bookmarkStart w:id="130" w:name="X0cd8bb3fd1fde5c1385815b6a09952d5c73e835"/>
+        <w:t xml:space="preserve">6️⃣ Age 6</w:t>
+      </w:r>
+    </w:p>
+    <w:p>
+      <w:pPr>
+        <w:pStyle w:val="FirstParagraph"/>
+      </w:pPr>
+      <w:r>
+        <w:t xml:space="preserve">Draw the 4 boxes. Tell the words out loud 🗣️</w:t>
+      </w:r>
+    </w:p>
+    <w:bookmarkEnd w:id="144"/>
+    <w:bookmarkStart w:id="145" w:name="Xe673faac0bf895b0dfff286eb3651d8fa4051ec"/>
     <w:p>
       <w:pPr>
         <w:pStyle w:val="Heading3"/>
       </w:pPr>
       <w:r>
-        <w:t xml:space="preserve">🥈 Medium</w:t>
-      </w:r>
-    </w:p>
-    <w:p>
-      <w:pPr>
-        <w:pStyle w:val="FirstParagraph"/>
-      </w:pPr>
-      <w:r>
-        <w:t xml:space="preserve">Add speech bubbles 💬 and a sound word 💥</w:t>
-      </w:r>
-    </w:p>
-    <w:bookmarkEnd w:id="130"/>
-    <w:bookmarkStart w:id="131" w:name="X056e0636accb4c697ca407f567cec4c2037ff5f"/>
+        <w:t xml:space="preserve">7️⃣ Age 7</w:t>
+      </w:r>
+    </w:p>
+    <w:p>
+      <w:pPr>
+        <w:pStyle w:val="FirstParagraph"/>
+      </w:pPr>
+      <w:r>
+        <w:t xml:space="preserve">Add</w:t>
+      </w:r>
+      <w:r>
+        <w:t xml:space="preserve"> </w:t>
+      </w:r>
+      <w:r>
+        <w:rPr>
+          <w:bCs/>
+          <w:b/>
+        </w:rPr>
+        <w:t xml:space="preserve">speech bubbles</w:t>
+      </w:r>
+      <w:r>
+        <w:t xml:space="preserve"> </w:t>
+      </w:r>
+      <w:r>
+        <w:t xml:space="preserve">💬</w:t>
+      </w:r>
+    </w:p>
+    <w:bookmarkEnd w:id="145"/>
+    <w:bookmarkStart w:id="146" w:name="X8606204eb49c827bb6bb5f290390d624a4c4d7e"/>
     <w:p>
       <w:pPr>
         <w:pStyle w:val="Heading3"/>
       </w:pPr>
       <w:r>
-        <w:t xml:space="preserve">🥇 Hard</w:t>
+        <w:t xml:space="preserve">8️⃣ Age 8</w:t>
+      </w:r>
+    </w:p>
+    <w:p>
+      <w:pPr>
+        <w:pStyle w:val="FirstParagraph"/>
+      </w:pPr>
+      <w:r>
+        <w:t xml:space="preserve">Add</w:t>
+      </w:r>
+      <w:r>
+        <w:t xml:space="preserve"> </w:t>
+      </w:r>
+      <w:r>
+        <w:rPr>
+          <w:bCs/>
+          <w:b/>
+        </w:rPr>
+        <w:t xml:space="preserve">sound words</w:t>
+      </w:r>
+      <w:r>
+        <w:t xml:space="preserve"> </w:t>
+      </w:r>
+      <w:r>
+        <w:t xml:space="preserve">💥 and</w:t>
+      </w:r>
+      <w:r>
+        <w:t xml:space="preserve"> </w:t>
+      </w:r>
+      <w:r>
+        <w:rPr>
+          <w:bCs/>
+          <w:b/>
+        </w:rPr>
+        <w:t xml:space="preserve">motion lines</w:t>
+      </w:r>
+      <w:r>
+        <w:t xml:space="preserve"> </w:t>
+      </w:r>
+      <w:r>
+        <w:t xml:space="preserve">≋</w:t>
+      </w:r>
+    </w:p>
+    <w:bookmarkEnd w:id="146"/>
+    <w:bookmarkStart w:id="147" w:name="Xb3dc79be973622ea9e325b962d98c8d9b32ac94"/>
+    <w:p>
+      <w:pPr>
+        <w:pStyle w:val="Heading3"/>
+      </w:pPr>
+      <w:r>
+        <w:t xml:space="preserve">9️⃣ Age 9</w:t>
       </w:r>
     </w:p>
     <w:p>
@@ -6710,24 +6975,139 @@
         <w:t xml:space="preserve"> </w:t>
       </w:r>
       <w:r>
-        <w:t xml:space="preserve">🤐</w:t>
+        <w:t xml:space="preserve">🤐 Can someone understand it from pictures only?</w:t>
+      </w:r>
+    </w:p>
+    <w:bookmarkEnd w:id="147"/>
+    <w:bookmarkStart w:id="148" w:name="Xda74d9c476c13d0369177960f51613a993db411"/>
+    <w:p>
+      <w:pPr>
+        <w:pStyle w:val="Heading3"/>
+      </w:pPr>
+      <w:r>
+        <w:t xml:space="preserve">🔟 Age 10</w:t>
+      </w:r>
+    </w:p>
+    <w:p>
+      <w:pPr>
+        <w:pStyle w:val="FirstParagraph"/>
+      </w:pPr>
+      <w:r>
+        <w:rPr>
+          <w:bCs/>
+          <w:b/>
+        </w:rPr>
+        <w:t xml:space="preserve">True story</w:t>
+      </w:r>
+      <w:r>
+        <w:t xml:space="preserve"> </w:t>
+      </w:r>
+      <w:r>
+        <w:t xml:space="preserve">📰 A funny thing that really happened this week.</w:t>
+      </w:r>
+    </w:p>
+    <w:bookmarkEnd w:id="148"/>
+    <w:bookmarkStart w:id="149" w:name="X375ed3a21786464f2bfc61091eca9d567482b38"/>
+    <w:p>
+      <w:pPr>
+        <w:pStyle w:val="Heading3"/>
+      </w:pPr>
+      <w:r>
+        <w:t xml:space="preserve">🚀 Age 11+</w:t>
+      </w:r>
+    </w:p>
+    <w:p>
+      <w:pPr>
+        <w:pStyle w:val="FirstParagraph"/>
+      </w:pPr>
+      <w:r>
+        <w:rPr>
+          <w:bCs/>
+          <w:b/>
+        </w:rPr>
+        <w:t xml:space="preserve">3-page comic</w:t>
+      </w:r>
+      <w:r>
+        <w:t xml:space="preserve"> </w:t>
+      </w:r>
+      <w:r>
+        <w:t xml:space="preserve">📚 12 panels and a cliffhanger.</w:t>
       </w:r>
       <w:r>
         <w:br/>
       </w:r>
       <w:r>
-        <w:t xml:space="preserve">Can someone understand your story from pictures only?</w:t>
-      </w:r>
-    </w:p>
-    <w:bookmarkEnd w:id="131"/>
-    <w:bookmarkEnd w:id="132"/>
-    <w:bookmarkStart w:id="133" w:name="X573d2c39f36fd75496413fba9c87cf76dcd4a2c"/>
+        <w:t xml:space="preserve">Mix your "camera shots": close-up 👁️, wide shot 🏞️, from above 🦅.</w:t>
+      </w:r>
+    </w:p>
+    <w:bookmarkEnd w:id="149"/>
+    <w:bookmarkEnd w:id="150"/>
+    <w:bookmarkStart w:id="151" w:name="X573d2c39f36fd75496413fba9c87cf76dcd4a2c"/>
     <w:p>
       <w:pPr>
         <w:pStyle w:val="Heading2"/>
       </w:pPr>
       <w:r>
         <w:t xml:space="preserve">🧠 Why It Works</w:t>
+      </w:r>
+    </w:p>
+    <w:p>
+      <w:pPr>
+        <w:numPr>
+          <w:ilvl w:val="0"/>
+          <w:numId w:val="1022"/>
+        </w:numPr>
+        <w:pStyle w:val="Compact"/>
+      </w:pPr>
+      <w:r>
+        <w:t xml:space="preserve">📗 Newspaper comics have used 4 boxes for 100 years. It's the perfect joke shape!</w:t>
+      </w:r>
+    </w:p>
+    <w:p>
+      <w:pPr>
+        <w:numPr>
+          <w:ilvl w:val="0"/>
+          <w:numId w:val="1022"/>
+        </w:numPr>
+        <w:pStyle w:val="Compact"/>
+      </w:pPr>
+      <w:r>
+        <w:t xml:space="preserve">🎬 Planning boxes = a</w:t>
+      </w:r>
+      <w:r>
+        <w:t xml:space="preserve"> </w:t>
+      </w:r>
+      <w:r>
+        <w:rPr>
+          <w:bCs/>
+          <w:b/>
+        </w:rPr>
+        <w:t xml:space="preserve">storyboard</w:t>
+      </w:r>
+      <w:r>
+        <w:t xml:space="preserve">. Movie makers do this too.</w:t>
+      </w:r>
+    </w:p>
+    <w:p>
+      <w:pPr>
+        <w:numPr>
+          <w:ilvl w:val="0"/>
+          <w:numId w:val="1022"/>
+        </w:numPr>
+        <w:pStyle w:val="Compact"/>
+      </w:pPr>
+      <w:r>
+        <w:t xml:space="preserve">💬 Short speech bubbles = choosing the best words.</w:t>
+      </w:r>
+    </w:p>
+    <w:bookmarkEnd w:id="151"/>
+    <w:bookmarkStart w:id="152" w:name="X758e88e5127f53232e25f9fa851d7262ed15032"/>
+    <w:p>
+      <w:pPr>
+        <w:pStyle w:val="Heading2"/>
+      </w:pPr>
+      <w:r>
+        <w:t xml:space="preserve">🛟 Grown-Up Notes</w:t>
       </w:r>
     </w:p>
     <w:p>
@@ -6739,7 +7119,7 @@
         <w:pStyle w:val="Compact"/>
       </w:pPr>
       <w:r>
-        <w:t xml:space="preserve">📗 Newspaper comics have used 4 boxes for 100 years. It's the perfect joke shape!</w:t>
+        <w:t xml:space="preserve">✏️ Pen means no erasing. Tell kids: "Mistakes become part of the art."</w:t>
       </w:r>
     </w:p>
     <w:p>
@@ -6751,20 +7131,7 @@
         <w:pStyle w:val="Compact"/>
       </w:pPr>
       <w:r>
-        <w:t xml:space="preserve">🎬 Planning boxes = a</w:t>
-      </w:r>
-      <w:r>
-        <w:t xml:space="preserve"> </w:t>
-      </w:r>
-      <w:r>
-        <w:rPr>
-          <w:bCs/>
-          <w:b/>
-        </w:rPr>
-        <w:t xml:space="preserve">storyboard</w:t>
-      </w:r>
-      <w:r>
-        <w:t xml:space="preserve">. Movie makers do this too.</w:t>
+        <w:t xml:space="preserve">💡 Stuck? Use a pet, a food, or a family member as the main character.</w:t>
       </w:r>
     </w:p>
     <w:p>
@@ -6776,62 +7143,16 @@
         <w:pStyle w:val="Compact"/>
       </w:pPr>
       <w:r>
-        <w:t xml:space="preserve">💬 Short speech bubbles = choosing the best words.</w:t>
-      </w:r>
-    </w:p>
-    <w:bookmarkEnd w:id="133"/>
-    <w:bookmarkStart w:id="134" w:name="X758e88e5127f53232e25f9fa851d7262ed15032"/>
+        <w:t xml:space="preserve">📸 Hang finished comics on the fridge — instant motivation.</w:t>
+      </w:r>
+    </w:p>
+    <w:bookmarkEnd w:id="152"/>
+    <w:bookmarkStart w:id="153" w:name="Xfb67cb3e9b7a11f32629b5414951e562ce74879"/>
     <w:p>
       <w:pPr>
         <w:pStyle w:val="Heading2"/>
       </w:pPr>
       <w:r>
-        <w:t xml:space="preserve">🛟 Grown-Up Notes</w:t>
-      </w:r>
-    </w:p>
-    <w:p>
-      <w:pPr>
-        <w:numPr>
-          <w:ilvl w:val="0"/>
-          <w:numId w:val="1024"/>
-        </w:numPr>
-        <w:pStyle w:val="Compact"/>
-      </w:pPr>
-      <w:r>
-        <w:t xml:space="preserve">✏️ Pen means no erasing. Tell kids: "Mistakes become part of the art."</w:t>
-      </w:r>
-    </w:p>
-    <w:p>
-      <w:pPr>
-        <w:numPr>
-          <w:ilvl w:val="0"/>
-          <w:numId w:val="1024"/>
-        </w:numPr>
-        <w:pStyle w:val="Compact"/>
-      </w:pPr>
-      <w:r>
-        <w:t xml:space="preserve">💡 Stuck? Use a pet, a food, or a family member as the main character.</w:t>
-      </w:r>
-    </w:p>
-    <w:p>
-      <w:pPr>
-        <w:numPr>
-          <w:ilvl w:val="0"/>
-          <w:numId w:val="1024"/>
-        </w:numPr>
-        <w:pStyle w:val="Compact"/>
-      </w:pPr>
-      <w:r>
-        <w:t xml:space="preserve">📸 Hang finished comics on the fridge — instant motivation.</w:t>
-      </w:r>
-    </w:p>
-    <w:bookmarkEnd w:id="134"/>
-    <w:bookmarkStart w:id="135" w:name="Xfb67cb3e9b7a11f32629b5414951e562ce74879"/>
-    <w:p>
-      <w:pPr>
-        <w:pStyle w:val="Heading2"/>
-      </w:pPr>
-      <w:r>
         <w:t xml:space="preserve">🧽 Cleanup</w:t>
       </w:r>
     </w:p>
@@ -6840,21 +7161,11 @@
         <w:pStyle w:val="FirstParagraph"/>
       </w:pPr>
       <w:r>
-        <w:rPr>
-          <w:bCs/>
-          <w:b/>
-        </w:rPr>
-        <w:t xml:space="preserve">$</w:t>
-      </w:r>
-      <w:r>
-        <w:t xml:space="preserve"> </w:t>
-      </w:r>
-      <w:r>
-        <w:t xml:space="preserve">— click the pen closed! 🖊️</w:t>
-      </w:r>
-    </w:p>
-    <w:bookmarkEnd w:id="135"/>
-    <w:bookmarkStart w:id="137" w:name="Xb1e874ac75b29a35f8530c768f7c6ae9a9ba7bf"/>
+        <w:t xml:space="preserve">click the pen closed! 🖊️</w:t>
+      </w:r>
+    </w:p>
+    <w:bookmarkEnd w:id="153"/>
+    <w:bookmarkStart w:id="155" w:name="Xb1e874ac75b29a35f8530c768f7c6ae9a9ba7bf"/>
     <w:p>
       <w:pPr>
         <w:pStyle w:val="Heading2"/>
@@ -6864,7 +7175,7 @@
         <w:t xml:space="preserve">🖨️ Printable</w:t>
       </w:r>
     </w:p>
-    <w:bookmarkStart w:id="136" w:name="Xf205b8e18cb04619731d44f25c672b364f9b036"/>
+    <w:bookmarkStart w:id="154" w:name="Xf205b8e18cb04619731d44f25c672b364f9b036"/>
     <w:p>
       <w:pPr>
         <w:pStyle w:val="Heading3"/>
@@ -6961,9 +7272,9 @@
         </w:tc>
       </w:tr>
     </w:tbl>
-    <w:bookmarkEnd w:id="136"/>
-    <w:bookmarkEnd w:id="137"/>
-    <w:bookmarkEnd w:id="138"/>
+    <w:bookmarkEnd w:id="154"/>
+    <w:bookmarkEnd w:id="155"/>
+    <w:bookmarkEnd w:id="156"/>
     <w:sectPr>
       <w:pgSz w:h="15840" w:w="12240"/>
       <w:pgMar w:bottom="864" w:left="864" w:right="864" w:top="864"/>
@@ -7286,9 +7597,6 @@
     <w:abstractNumId w:val="991"/>
   </w:num>
   <w:num w:numId="1017">
-    <w:abstractNumId w:val="991"/>
-  </w:num>
-  <w:num w:numId="1018">
     <w:abstractNumId w:val="99411"/>
     <w:lvlOverride w:ilvl="0">
       <w:startOverride w:val="1"/>
@@ -7318,6 +7626,9 @@
       <w:startOverride w:val="1"/>
     </w:lvlOverride>
   </w:num>
+  <w:num w:numId="1018">
+    <w:abstractNumId w:val="991"/>
+  </w:num>
   <w:num w:numId="1019">
     <w:abstractNumId w:val="991"/>
   </w:num>
@@ -7331,9 +7642,6 @@
     <w:abstractNumId w:val="991"/>
   </w:num>
   <w:num w:numId="1023">
-    <w:abstractNumId w:val="991"/>
-  </w:num>
-  <w:num w:numId="1024">
     <w:abstractNumId w:val="991"/>
   </w:num>
 </w:numbering>
